--- a/DOC/EN/NF-DOC-003_Security_and_Compliance_EN.docx
+++ b/DOC/EN/NF-DOC-003_Security_and_Compliance_EN.docx
@@ -2709,7 +2709,41 @@
           <w:color w:val="0B1F2E"/>
           <w:sz w:val="21"/>
         </w:rPr>
-        <w:t>ABA PayWay webhooks use HMAC signature verification</w:t>
+        <w:t>ABA PayWay purchase requests are signed with HMAC-SHA512 using a fixed 24-field hash order</w:t>
+      </w:r>
+    </w:p>
+    <w:p>
+      <w:pPr>
+        <w:pStyle w:val="ListBullet"/>
+        <w:spacing w:after="60"/>
+        <w:ind w:left="432"/>
+      </w:pPr>
+      <w:r>
+        <w:rPr>
+          <w:rFonts w:ascii="Segoe UI" w:hAnsi="Segoe UI" w:cs="Segoe UI"/>
+          <w:b w:val="0"/>
+          <w:i w:val="0"/>
+          <w:color w:val="0B1F2E"/>
+          <w:sz w:val="21"/>
+        </w:rPr>
+        <w:t>PayWay webhook callbacks are verified with the same HMAC signature before processing</w:t>
+      </w:r>
+    </w:p>
+    <w:p>
+      <w:pPr>
+        <w:pStyle w:val="ListBullet"/>
+        <w:spacing w:after="60"/>
+        <w:ind w:left="432"/>
+      </w:pPr>
+      <w:r>
+        <w:rPr>
+          <w:rFonts w:ascii="Segoe UI" w:hAnsi="Segoe UI" w:cs="Segoe UI"/>
+          <w:b w:val="0"/>
+          <w:i w:val="0"/>
+          <w:color w:val="0B1F2E"/>
+          <w:sz w:val="21"/>
+        </w:rPr>
+        <w:t>Hosted checkout keeps card and account data on ABA's PCI-compliant pages — never on our servers</w:t>
       </w:r>
     </w:p>
     <w:p>

--- a/DOC/EN/NF-DOC-003_Security_and_Compliance_EN.docx
+++ b/DOC/EN/NF-DOC-003_Security_and_Compliance_EN.docx
@@ -2,2844 +2,605 @@
 <file path=word/document.xml><?xml version="1.0" encoding="utf-8"?>
 <w:document xmlns:wpc="http://schemas.microsoft.com/office/word/2010/wordprocessingCanvas" xmlns:mo="http://schemas.microsoft.com/office/mac/office/2008/main" xmlns:mc="http://schemas.openxmlformats.org/markup-compatibility/2006" xmlns:mv="urn:schemas-microsoft-com:mac:vml" xmlns:o="urn:schemas-microsoft-com:office:office" xmlns:r="http://schemas.openxmlformats.org/officeDocument/2006/relationships" xmlns:m="http://schemas.openxmlformats.org/officeDocument/2006/math" xmlns:v="urn:schemas-microsoft-com:vml" xmlns:wp14="http://schemas.microsoft.com/office/word/2010/wordprocessingDrawing" xmlns:wp="http://schemas.openxmlformats.org/drawingml/2006/wordprocessingDrawing" xmlns:w10="urn:schemas-microsoft-com:office:word" xmlns:w="http://schemas.openxmlformats.org/wordprocessingml/2006/main" xmlns:w14="http://schemas.microsoft.com/office/word/2010/wordml" xmlns:wpg="http://schemas.microsoft.com/office/word/2010/wordprocessingGroup" xmlns:wpi="http://schemas.microsoft.com/office/word/2010/wordprocessingInk" xmlns:wne="http://schemas.microsoft.com/office/word/2006/wordml" xmlns:wps="http://schemas.microsoft.com/office/word/2010/wordprocessingShape" mc:Ignorable="w14 wp14">
   <w:body>
-    <w:tbl>
-      <w:tblPr>
-        <w:tblStyle w:val="TableGrid"/>
-        <w:tblW w:type="auto" w:w="0"/>
-        <w:tblLook w:firstColumn="1" w:firstRow="1" w:lastColumn="0" w:lastRow="0" w:noHBand="0" w:noVBand="1" w:val="04A0"/>
-      </w:tblPr>
-      <w:tblGrid>
-        <w:gridCol w:w="9317"/>
-      </w:tblGrid>
-      <w:tr>
-        <w:tc>
-          <w:tcPr>
-            <w:tcW w:type="dxa" w:w="9317"/>
-            <w:shd w:val="clear" w:fill="0B1F2E"/>
-            <w:tcMar>
-              <w:top w:w="180" w:type="dxa"/>
-              <w:start w:w="240" w:type="dxa"/>
-              <w:bottom w:w="180" w:type="dxa"/>
-              <w:end w:w="240" w:type="dxa"/>
-            </w:tcMar>
-          </w:tcPr>
-          <w:p>
-            <w:r/>
-            <w:r>
-              <w:rPr>
-                <w:rFonts w:ascii="Segoe UI" w:hAnsi="Segoe UI" w:cs="Segoe UI"/>
-                <w:b/>
-                <w:i w:val="0"/>
-                <w:color w:val="00BDAA"/>
-                <w:sz w:val="26"/>
-              </w:rPr>
-              <w:t>NEXUSFINANCE</w:t>
-            </w:r>
-          </w:p>
-          <w:p>
-            <w:pPr>
-              <w:spacing w:after="0"/>
-            </w:pPr>
-            <w:r>
-              <w:rPr>
-                <w:rFonts w:ascii="Segoe UI" w:hAnsi="Segoe UI" w:cs="Segoe UI"/>
-                <w:b w:val="0"/>
-                <w:i w:val="0"/>
-                <w:color w:val="9FB4C4"/>
-                <w:sz w:val="18"/>
-              </w:rPr>
-              <w:t>Secure • Modern • Cutting-edge  |  Lending Platform for Cambodia</w:t>
-            </w:r>
-          </w:p>
-        </w:tc>
-      </w:tr>
-    </w:tbl>
     <w:p>
       <w:pPr>
-        <w:spacing w:after="40"/>
-      </w:pPr>
-    </w:p>
-    <w:p>
-      <w:pPr>
-        <w:spacing w:after="600"/>
-      </w:pPr>
-    </w:p>
-    <w:p>
-      <w:pPr>
-        <w:spacing w:after="120"/>
-        <w:jc w:val="left"/>
+        <w:pStyle w:val="Title"/>
       </w:pPr>
       <w:r>
-        <w:rPr>
-          <w:rFonts w:ascii="Segoe UI" w:hAnsi="Segoe UI" w:cs="Segoe UI"/>
-          <w:b/>
-          <w:i w:val="0"/>
-          <w:color w:val="0B1F2E"/>
-          <w:sz w:val="68"/>
-        </w:rPr>
         <w:t>NexusFinance — Security &amp; Compliance</w:t>
       </w:r>
     </w:p>
     <w:p>
-      <w:pPr>
-        <w:pBdr>
-          <w:bottom w:val="single" w:sz="24" w:space="4" w:color="00BDAA"/>
-        </w:pBdr>
-        <w:spacing w:after="240"/>
-      </w:pPr>
-    </w:p>
-    <w:p>
-      <w:pPr>
-        <w:spacing w:after="80"/>
-      </w:pPr>
       <w:r>
-        <w:rPr>
-          <w:rFonts w:ascii="Segoe UI" w:hAnsi="Segoe UI" w:cs="Segoe UI"/>
-          <w:b w:val="0"/>
-          <w:i w:val="0"/>
-          <w:color w:val="475A6B"/>
-          <w:sz w:val="26"/>
-        </w:rPr>
         <w:t>Digital Lending Platform for Cambodia</w:t>
       </w:r>
     </w:p>
     <w:p>
-      <w:pPr>
-        <w:spacing w:after="0"/>
-      </w:pPr>
       <w:r>
-        <w:rPr>
-          <w:rFonts w:ascii="Segoe UI" w:hAnsi="Segoe UI" w:cs="Segoe UI"/>
-          <w:b/>
-          <w:i w:val="0"/>
-          <w:color w:val="008A7C"/>
-          <w:sz w:val="20"/>
-        </w:rPr>
         <w:t>EN</w:t>
       </w:r>
     </w:p>
     <w:p>
-      <w:pPr>
-        <w:spacing w:after="600"/>
-      </w:pPr>
-    </w:p>
-    <w:tbl>
-      <w:tblPr>
-        <w:tblStyle w:val="TableGrid"/>
-        <w:tblW w:type="auto" w:w="0"/>
-        <w:tblLook w:firstColumn="1" w:firstRow="1" w:lastColumn="0" w:lastRow="0" w:noHBand="0" w:noVBand="1" w:val="04A0"/>
-      </w:tblPr>
-      <w:tblGrid>
-        <w:gridCol w:w="4658"/>
-        <w:gridCol w:w="4658"/>
-      </w:tblGrid>
-      <w:tr>
-        <w:tc>
-          <w:tcPr>
-            <w:tcW w:type="dxa" w:w="3168"/>
-            <w:shd w:val="clear" w:fill="F4F8FA"/>
-            <w:tcMar>
-              <w:top w:w="80" w:type="dxa"/>
-              <w:start w:w="120" w:type="dxa"/>
-              <w:bottom w:w="80" w:type="dxa"/>
-              <w:end w:w="120" w:type="dxa"/>
-            </w:tcMar>
-          </w:tcPr>
-          <w:p>
-            <w:r/>
-            <w:r>
-              <w:rPr>
-                <w:rFonts w:ascii="Segoe UI" w:hAnsi="Segoe UI" w:cs="Segoe UI"/>
-                <w:b/>
-                <w:i w:val="0"/>
-                <w:color w:val="0B1F2E"/>
-                <w:sz w:val="20"/>
-              </w:rPr>
-              <w:t>Document Number</w:t>
-            </w:r>
-          </w:p>
-        </w:tc>
-        <w:tc>
-          <w:tcPr>
-            <w:tcW w:type="dxa" w:w="6048"/>
-            <w:tcMar>
-              <w:top w:w="80" w:type="dxa"/>
-              <w:start w:w="120" w:type="dxa"/>
-              <w:bottom w:w="80" w:type="dxa"/>
-              <w:end w:w="120" w:type="dxa"/>
-            </w:tcMar>
-          </w:tcPr>
-          <w:p>
-            <w:r/>
-            <w:r>
-              <w:rPr>
-                <w:rFonts w:ascii="Segoe UI" w:hAnsi="Segoe UI" w:cs="Segoe UI"/>
-                <w:b w:val="0"/>
-                <w:i w:val="0"/>
-                <w:color w:val="475A6B"/>
-                <w:sz w:val="20"/>
-              </w:rPr>
-              <w:t>NF-DOC-003</w:t>
-            </w:r>
-          </w:p>
-        </w:tc>
-      </w:tr>
-      <w:tr>
-        <w:tc>
-          <w:tcPr>
-            <w:tcW w:type="dxa" w:w="3168"/>
-            <w:shd w:val="clear" w:fill="F4F8FA"/>
-            <w:tcMar>
-              <w:top w:w="80" w:type="dxa"/>
-              <w:start w:w="120" w:type="dxa"/>
-              <w:bottom w:w="80" w:type="dxa"/>
-              <w:end w:w="120" w:type="dxa"/>
-            </w:tcMar>
-          </w:tcPr>
-          <w:p>
-            <w:r/>
-            <w:r>
-              <w:rPr>
-                <w:rFonts w:ascii="Segoe UI" w:hAnsi="Segoe UI" w:cs="Segoe UI"/>
-                <w:b/>
-                <w:i w:val="0"/>
-                <w:color w:val="0B1F2E"/>
-                <w:sz w:val="20"/>
-              </w:rPr>
-              <w:t>Version</w:t>
-            </w:r>
-          </w:p>
-        </w:tc>
-        <w:tc>
-          <w:tcPr>
-            <w:tcW w:type="dxa" w:w="6048"/>
-            <w:tcMar>
-              <w:top w:w="80" w:type="dxa"/>
-              <w:start w:w="120" w:type="dxa"/>
-              <w:bottom w:w="80" w:type="dxa"/>
-              <w:end w:w="120" w:type="dxa"/>
-            </w:tcMar>
-          </w:tcPr>
-          <w:p>
-            <w:r/>
-            <w:r>
-              <w:rPr>
-                <w:rFonts w:ascii="Segoe UI" w:hAnsi="Segoe UI" w:cs="Segoe UI"/>
-                <w:b w:val="0"/>
-                <w:i w:val="0"/>
-                <w:color w:val="475A6B"/>
-                <w:sz w:val="20"/>
-              </w:rPr>
-              <w:t>1.0</w:t>
-            </w:r>
-          </w:p>
-        </w:tc>
-      </w:tr>
-      <w:tr>
-        <w:tc>
-          <w:tcPr>
-            <w:tcW w:type="dxa" w:w="3168"/>
-            <w:shd w:val="clear" w:fill="F4F8FA"/>
-            <w:tcMar>
-              <w:top w:w="80" w:type="dxa"/>
-              <w:start w:w="120" w:type="dxa"/>
-              <w:bottom w:w="80" w:type="dxa"/>
-              <w:end w:w="120" w:type="dxa"/>
-            </w:tcMar>
-          </w:tcPr>
-          <w:p>
-            <w:r/>
-            <w:r>
-              <w:rPr>
-                <w:rFonts w:ascii="Segoe UI" w:hAnsi="Segoe UI" w:cs="Segoe UI"/>
-                <w:b/>
-                <w:i w:val="0"/>
-                <w:color w:val="0B1F2E"/>
-                <w:sz w:val="20"/>
-              </w:rPr>
-              <w:t>Date</w:t>
-            </w:r>
-          </w:p>
-        </w:tc>
-        <w:tc>
-          <w:tcPr>
-            <w:tcW w:type="dxa" w:w="6048"/>
-            <w:tcMar>
-              <w:top w:w="80" w:type="dxa"/>
-              <w:start w:w="120" w:type="dxa"/>
-              <w:bottom w:w="80" w:type="dxa"/>
-              <w:end w:w="120" w:type="dxa"/>
-            </w:tcMar>
-          </w:tcPr>
-          <w:p>
-            <w:r/>
-            <w:r>
-              <w:rPr>
-                <w:rFonts w:ascii="Segoe UI" w:hAnsi="Segoe UI" w:cs="Segoe UI"/>
-                <w:b w:val="0"/>
-                <w:i w:val="0"/>
-                <w:color w:val="475A6B"/>
-                <w:sz w:val="20"/>
-              </w:rPr>
-              <w:t>August 2026</w:t>
-            </w:r>
-          </w:p>
-        </w:tc>
-      </w:tr>
-      <w:tr>
-        <w:tc>
-          <w:tcPr>
-            <w:tcW w:type="dxa" w:w="3168"/>
-            <w:shd w:val="clear" w:fill="F4F8FA"/>
-            <w:tcMar>
-              <w:top w:w="80" w:type="dxa"/>
-              <w:start w:w="120" w:type="dxa"/>
-              <w:bottom w:w="80" w:type="dxa"/>
-              <w:end w:w="120" w:type="dxa"/>
-            </w:tcMar>
-          </w:tcPr>
-          <w:p>
-            <w:r/>
-            <w:r>
-              <w:rPr>
-                <w:rFonts w:ascii="Segoe UI" w:hAnsi="Segoe UI" w:cs="Segoe UI"/>
-                <w:b/>
-                <w:i w:val="0"/>
-                <w:color w:val="0B1F2E"/>
-                <w:sz w:val="20"/>
-              </w:rPr>
-              <w:t>Prepared By</w:t>
-            </w:r>
-          </w:p>
-        </w:tc>
-        <w:tc>
-          <w:tcPr>
-            <w:tcW w:type="dxa" w:w="6048"/>
-            <w:tcMar>
-              <w:top w:w="80" w:type="dxa"/>
-              <w:start w:w="120" w:type="dxa"/>
-              <w:bottom w:w="80" w:type="dxa"/>
-              <w:end w:w="120" w:type="dxa"/>
-            </w:tcMar>
-          </w:tcPr>
-          <w:p>
-            <w:r/>
-            <w:r>
-              <w:rPr>
-                <w:rFonts w:ascii="Segoe UI" w:hAnsi="Segoe UI" w:cs="Segoe UI"/>
-                <w:b w:val="0"/>
-                <w:i w:val="0"/>
-                <w:color w:val="475A6B"/>
-                <w:sz w:val="20"/>
-              </w:rPr>
-              <w:t>NDX Digital Support</w:t>
-            </w:r>
-          </w:p>
-        </w:tc>
-      </w:tr>
-      <w:tr>
-        <w:tc>
-          <w:tcPr>
-            <w:tcW w:type="dxa" w:w="3168"/>
-            <w:shd w:val="clear" w:fill="F4F8FA"/>
-            <w:tcMar>
-              <w:top w:w="80" w:type="dxa"/>
-              <w:start w:w="120" w:type="dxa"/>
-              <w:bottom w:w="80" w:type="dxa"/>
-              <w:end w:w="120" w:type="dxa"/>
-            </w:tcMar>
-          </w:tcPr>
-          <w:p>
-            <w:r/>
-            <w:r>
-              <w:rPr>
-                <w:rFonts w:ascii="Segoe UI" w:hAnsi="Segoe UI" w:cs="Segoe UI"/>
-                <w:b/>
-                <w:i w:val="0"/>
-                <w:color w:val="0B1F2E"/>
-                <w:sz w:val="20"/>
-              </w:rPr>
-              <w:t>Classification</w:t>
-            </w:r>
-          </w:p>
-        </w:tc>
-        <w:tc>
-          <w:tcPr>
-            <w:tcW w:type="dxa" w:w="6048"/>
-            <w:tcMar>
-              <w:top w:w="80" w:type="dxa"/>
-              <w:start w:w="120" w:type="dxa"/>
-              <w:bottom w:w="80" w:type="dxa"/>
-              <w:end w:w="120" w:type="dxa"/>
-            </w:tcMar>
-          </w:tcPr>
-          <w:p>
-            <w:r/>
-            <w:r>
-              <w:rPr>
-                <w:rFonts w:ascii="Segoe UI" w:hAnsi="Segoe UI" w:cs="Segoe UI"/>
-                <w:b w:val="0"/>
-                <w:i w:val="0"/>
-                <w:color w:val="475A6B"/>
-                <w:sz w:val="20"/>
-              </w:rPr>
-              <w:t>Internal &amp; Confidential</w:t>
-            </w:r>
-          </w:p>
-        </w:tc>
-      </w:tr>
-    </w:tbl>
-    <w:p>
-      <w:pPr>
-        <w:spacing w:after="280"/>
-      </w:pPr>
-    </w:p>
-    <w:p>
       <w:r>
-        <w:rPr>
-          <w:rFonts w:ascii="Segoe UI" w:hAnsi="Segoe UI" w:cs="Segoe UI"/>
-          <w:b w:val="0"/>
-          <w:i w:val="0"/>
-          <w:color w:val="6B7A89"/>
-          <w:sz w:val="18"/>
-        </w:rPr>
         <w:t>Security  •  Auth  •  OTP  •  Data Protection  •  Audit</w:t>
-      </w:r>
-    </w:p>
-    <w:p>
-      <w:r>
-        <w:br w:type="page"/>
-      </w:r>
-    </w:p>
-    <w:p>
-      <w:pPr>
-        <w:spacing w:after="120"/>
-        <w:pBdr>
-          <w:bottom w:val="single" w:sz="12" w:space="4" w:color="00BDAA"/>
-        </w:pBdr>
-      </w:pPr>
-      <w:r>
-        <w:rPr>
-          <w:rFonts w:ascii="Segoe UI" w:hAnsi="Segoe UI" w:cs="Segoe UI"/>
-          <w:b/>
-          <w:i w:val="0"/>
-          <w:color w:val="0B1F2E"/>
-          <w:sz w:val="32"/>
-        </w:rPr>
-        <w:t>Table of Contents</w:t>
-      </w:r>
-    </w:p>
-    <w:p>
-      <w:pPr>
-        <w:spacing w:after="160"/>
-      </w:pPr>
-    </w:p>
-    <w:p>
-      <w:pPr>
-        <w:tabs>
-          <w:tab w:pos="9360" w:val="right" w:leader="hyphen"/>
-        </w:tabs>
-        <w:spacing w:after="80"/>
-      </w:pPr>
-      <w:r>
-        <w:rPr>
-          <w:rFonts w:ascii="Segoe UI" w:hAnsi="Segoe UI" w:cs="Segoe UI"/>
-          <w:b/>
-          <w:i w:val="0"/>
-          <w:color w:val="008A7C"/>
-          <w:sz w:val="22"/>
-        </w:rPr>
-        <w:t xml:space="preserve">1.  </w:t>
-      </w:r>
-      <w:r>
-        <w:rPr>
-          <w:rFonts w:ascii="Segoe UI" w:hAnsi="Segoe UI" w:cs="Segoe UI"/>
-          <w:b w:val="0"/>
-          <w:i w:val="0"/>
-          <w:color w:val="0B1F2E"/>
-          <w:sz w:val="22"/>
-        </w:rPr>
-        <w:t>Authentication Architecture</w:t>
-      </w:r>
-    </w:p>
-    <w:p>
-      <w:pPr>
-        <w:tabs>
-          <w:tab w:pos="9360" w:val="right" w:leader="hyphen"/>
-        </w:tabs>
-        <w:spacing w:after="80"/>
-      </w:pPr>
-      <w:r>
-        <w:rPr>
-          <w:rFonts w:ascii="Segoe UI" w:hAnsi="Segoe UI" w:cs="Segoe UI"/>
-          <w:b/>
-          <w:i w:val="0"/>
-          <w:color w:val="008A7C"/>
-          <w:sz w:val="22"/>
-        </w:rPr>
-        <w:t xml:space="preserve">2.  </w:t>
-      </w:r>
-      <w:r>
-        <w:rPr>
-          <w:rFonts w:ascii="Segoe UI" w:hAnsi="Segoe UI" w:cs="Segoe UI"/>
-          <w:b w:val="0"/>
-          <w:i w:val="0"/>
-          <w:color w:val="0B1F2E"/>
-          <w:sz w:val="22"/>
-        </w:rPr>
-        <w:t>Password Security</w:t>
-      </w:r>
-    </w:p>
-    <w:p>
-      <w:pPr>
-        <w:tabs>
-          <w:tab w:pos="9360" w:val="right" w:leader="hyphen"/>
-        </w:tabs>
-        <w:spacing w:after="80"/>
-      </w:pPr>
-      <w:r>
-        <w:rPr>
-          <w:rFonts w:ascii="Segoe UI" w:hAnsi="Segoe UI" w:cs="Segoe UI"/>
-          <w:b/>
-          <w:i w:val="0"/>
-          <w:color w:val="008A7C"/>
-          <w:sz w:val="22"/>
-        </w:rPr>
-        <w:t xml:space="preserve">3.  </w:t>
-      </w:r>
-      <w:r>
-        <w:rPr>
-          <w:rFonts w:ascii="Segoe UI" w:hAnsi="Segoe UI" w:cs="Segoe UI"/>
-          <w:b w:val="0"/>
-          <w:i w:val="0"/>
-          <w:color w:val="0B1F2E"/>
-          <w:sz w:val="22"/>
-        </w:rPr>
-        <w:t>OTP Verification System</w:t>
-      </w:r>
-    </w:p>
-    <w:p>
-      <w:pPr>
-        <w:tabs>
-          <w:tab w:pos="9360" w:val="right" w:leader="hyphen"/>
-        </w:tabs>
-        <w:spacing w:after="80"/>
-      </w:pPr>
-      <w:r>
-        <w:rPr>
-          <w:rFonts w:ascii="Segoe UI" w:hAnsi="Segoe UI" w:cs="Segoe UI"/>
-          <w:b/>
-          <w:i w:val="0"/>
-          <w:color w:val="008A7C"/>
-          <w:sz w:val="22"/>
-        </w:rPr>
-        <w:t xml:space="preserve">4.  </w:t>
-      </w:r>
-      <w:r>
-        <w:rPr>
-          <w:rFonts w:ascii="Segoe UI" w:hAnsi="Segoe UI" w:cs="Segoe UI"/>
-          <w:b w:val="0"/>
-          <w:i w:val="0"/>
-          <w:color w:val="0B1F2E"/>
-          <w:sz w:val="22"/>
-        </w:rPr>
-        <w:t>Session &amp; Token Management</w:t>
-      </w:r>
-    </w:p>
-    <w:p>
-      <w:pPr>
-        <w:tabs>
-          <w:tab w:pos="9360" w:val="right" w:leader="hyphen"/>
-        </w:tabs>
-        <w:spacing w:after="80"/>
-      </w:pPr>
-      <w:r>
-        <w:rPr>
-          <w:rFonts w:ascii="Segoe UI" w:hAnsi="Segoe UI" w:cs="Segoe UI"/>
-          <w:b/>
-          <w:i w:val="0"/>
-          <w:color w:val="008A7C"/>
-          <w:sz w:val="22"/>
-        </w:rPr>
-        <w:t xml:space="preserve">5.  </w:t>
-      </w:r>
-      <w:r>
-        <w:rPr>
-          <w:rFonts w:ascii="Segoe UI" w:hAnsi="Segoe UI" w:cs="Segoe UI"/>
-          <w:b w:val="0"/>
-          <w:i w:val="0"/>
-          <w:color w:val="0B1F2E"/>
-          <w:sz w:val="22"/>
-        </w:rPr>
-        <w:t>Role-Based Access Control</w:t>
-      </w:r>
-    </w:p>
-    <w:p>
-      <w:pPr>
-        <w:tabs>
-          <w:tab w:pos="9360" w:val="right" w:leader="hyphen"/>
-        </w:tabs>
-        <w:spacing w:after="80"/>
-      </w:pPr>
-      <w:r>
-        <w:rPr>
-          <w:rFonts w:ascii="Segoe UI" w:hAnsi="Segoe UI" w:cs="Segoe UI"/>
-          <w:b/>
-          <w:i w:val="0"/>
-          <w:color w:val="008A7C"/>
-          <w:sz w:val="22"/>
-        </w:rPr>
-        <w:t xml:space="preserve">6.  </w:t>
-      </w:r>
-      <w:r>
-        <w:rPr>
-          <w:rFonts w:ascii="Segoe UI" w:hAnsi="Segoe UI" w:cs="Segoe UI"/>
-          <w:b w:val="0"/>
-          <w:i w:val="0"/>
-          <w:color w:val="0B1F2E"/>
-          <w:sz w:val="22"/>
-        </w:rPr>
-        <w:t>Audit Logging</w:t>
-      </w:r>
-    </w:p>
-    <w:p>
-      <w:pPr>
-        <w:tabs>
-          <w:tab w:pos="9360" w:val="right" w:leader="hyphen"/>
-        </w:tabs>
-        <w:spacing w:after="80"/>
-      </w:pPr>
-      <w:r>
-        <w:rPr>
-          <w:rFonts w:ascii="Segoe UI" w:hAnsi="Segoe UI" w:cs="Segoe UI"/>
-          <w:b/>
-          <w:i w:val="0"/>
-          <w:color w:val="008A7C"/>
-          <w:sz w:val="22"/>
-        </w:rPr>
-        <w:t xml:space="preserve">7.  </w:t>
-      </w:r>
-      <w:r>
-        <w:rPr>
-          <w:rFonts w:ascii="Segoe UI" w:hAnsi="Segoe UI" w:cs="Segoe UI"/>
-          <w:b w:val="0"/>
-          <w:i w:val="0"/>
-          <w:color w:val="0B1F2E"/>
-          <w:sz w:val="22"/>
-        </w:rPr>
-        <w:t>API Security</w:t>
-      </w:r>
-    </w:p>
-    <w:p>
-      <w:pPr>
-        <w:tabs>
-          <w:tab w:pos="9360" w:val="right" w:leader="hyphen"/>
-        </w:tabs>
-        <w:spacing w:after="80"/>
-      </w:pPr>
-      <w:r>
-        <w:rPr>
-          <w:rFonts w:ascii="Segoe UI" w:hAnsi="Segoe UI" w:cs="Segoe UI"/>
-          <w:b/>
-          <w:i w:val="0"/>
-          <w:color w:val="008A7C"/>
-          <w:sz w:val="22"/>
-        </w:rPr>
-        <w:t xml:space="preserve">8.  </w:t>
-      </w:r>
-      <w:r>
-        <w:rPr>
-          <w:rFonts w:ascii="Segoe UI" w:hAnsi="Segoe UI" w:cs="Segoe UI"/>
-          <w:b w:val="0"/>
-          <w:i w:val="0"/>
-          <w:color w:val="0B1F2E"/>
-          <w:sz w:val="22"/>
-        </w:rPr>
-        <w:t>Data Protection</w:t>
-      </w:r>
-    </w:p>
-    <w:p>
-      <w:pPr>
-        <w:tabs>
-          <w:tab w:pos="9360" w:val="right" w:leader="hyphen"/>
-        </w:tabs>
-        <w:spacing w:after="80"/>
-      </w:pPr>
-      <w:r>
-        <w:rPr>
-          <w:rFonts w:ascii="Segoe UI" w:hAnsi="Segoe UI" w:cs="Segoe UI"/>
-          <w:b/>
-          <w:i w:val="0"/>
-          <w:color w:val="008A7C"/>
-          <w:sz w:val="22"/>
-        </w:rPr>
-        <w:t xml:space="preserve">9.  </w:t>
-      </w:r>
-      <w:r>
-        <w:rPr>
-          <w:rFonts w:ascii="Segoe UI" w:hAnsi="Segoe UI" w:cs="Segoe UI"/>
-          <w:b w:val="0"/>
-          <w:i w:val="0"/>
-          <w:color w:val="0B1F2E"/>
-          <w:sz w:val="22"/>
-        </w:rPr>
-        <w:t>Payment Security</w:t>
-      </w:r>
-    </w:p>
-    <w:p>
-      <w:r>
-        <w:br w:type="page"/>
       </w:r>
     </w:p>
     <w:p>
       <w:pPr>
         <w:pStyle w:val="Heading1"/>
-        <w:spacing w:before="360" w:after="120"/>
-        <w:pBdr>
-          <w:bottom w:val="single" w:sz="12" w:space="4" w:color="00BDAA"/>
-        </w:pBdr>
       </w:pPr>
       <w:r>
-        <w:rPr>
-          <w:rFonts w:ascii="Segoe UI" w:hAnsi="Segoe UI" w:cs="Segoe UI"/>
-          <w:b/>
-          <w:i w:val="0"/>
-          <w:color w:val="0B1F2E"/>
-          <w:sz w:val="32"/>
-        </w:rPr>
+        <w:t>Table of Contents</w:t>
+      </w:r>
+    </w:p>
+    <w:p>
+      <w:r>
+        <w:t>1.  Authentication Architecture</w:t>
+      </w:r>
+    </w:p>
+    <w:p>
+      <w:r>
+        <w:t>2.  Password Security</w:t>
+      </w:r>
+    </w:p>
+    <w:p>
+      <w:r>
+        <w:t>3.  OTP Verification System</w:t>
+      </w:r>
+    </w:p>
+    <w:p>
+      <w:r>
+        <w:t>4.  Session &amp; Token Management</w:t>
+      </w:r>
+    </w:p>
+    <w:p>
+      <w:r>
+        <w:t>5.  Role-Based Access Control</w:t>
+      </w:r>
+    </w:p>
+    <w:p>
+      <w:r>
+        <w:t>6.  Audit Logging</w:t>
+      </w:r>
+    </w:p>
+    <w:p>
+      <w:r>
+        <w:t>7.  API Security</w:t>
+      </w:r>
+    </w:p>
+    <w:p>
+      <w:r>
+        <w:t>8.  Data Protection</w:t>
+      </w:r>
+    </w:p>
+    <w:p>
+      <w:r>
+        <w:t>9.  Payment Security</w:t>
+      </w:r>
+    </w:p>
+    <w:p>
+      <w:pPr>
+        <w:pStyle w:val="Heading1"/>
+      </w:pPr>
+      <w:r>
         <w:t>1. Authentication Architecture</w:t>
       </w:r>
     </w:p>
     <w:p>
       <w:r>
-        <w:rPr>
-          <w:rFonts w:ascii="Segoe UI" w:hAnsi="Segoe UI" w:cs="Segoe UI"/>
-          <w:b w:val="0"/>
-          <w:i w:val="0"/>
-          <w:color w:val="0B1F2E"/>
-          <w:sz w:val="21"/>
-        </w:rPr>
-        <w:t>NexusFinance uses a multi-layer authentication system combining email/password with OTP verification. All authentication flows are handled by the Express backend and validated against the Supabase PostgreSQL database.</w:t>
+        <w:t>NexusFinance uses a multi-channel authentication system supporting both email and phone-based verification flows. All authentication is handled by the Express backend and validated against the Supabase PostgreSQL database.</w:t>
       </w:r>
     </w:p>
     <w:p>
       <w:pPr>
         <w:pStyle w:val="Heading2"/>
-        <w:spacing w:before="240" w:after="80"/>
       </w:pPr>
       <w:r>
-        <w:rPr>
-          <w:rFonts w:ascii="Segoe UI" w:hAnsi="Segoe UI" w:cs="Segoe UI"/>
-          <w:b/>
-          <w:i w:val="0"/>
-          <w:color w:val="008A7C"/>
-          <w:sz w:val="26"/>
-        </w:rPr>
         <w:t>1.1 Auth Flow Summary</w:t>
       </w:r>
     </w:p>
-    <w:tbl>
-      <w:tblPr>
-        <w:tblStyle w:val="TableGrid"/>
-        <w:tblW w:type="auto" w:w="0"/>
-        <w:jc w:val="center"/>
-        <w:tblLayout w:type="fixed"/>
-        <w:tblLook w:firstColumn="1" w:firstRow="1" w:lastColumn="0" w:lastRow="0" w:noHBand="0" w:noVBand="1" w:val="04A0"/>
-      </w:tblPr>
-      <w:tblGrid>
-        <w:gridCol w:w="3106"/>
-        <w:gridCol w:w="3106"/>
-        <w:gridCol w:w="3106"/>
-      </w:tblGrid>
-      <w:tr>
-        <w:tc>
-          <w:tcPr>
-            <w:tcW w:type="dxa" w:w="2304"/>
-            <w:shd w:val="clear" w:fill="0B1F2E"/>
-            <w:tcMar>
-              <w:top w:w="80" w:type="dxa"/>
-              <w:start w:w="120" w:type="dxa"/>
-              <w:bottom w:w="80" w:type="dxa"/>
-              <w:end w:w="120" w:type="dxa"/>
-            </w:tcMar>
-            <w:vAlign w:val="center"/>
-          </w:tcPr>
-          <w:p>
-            <w:pPr>
-              <w:jc w:val="left"/>
-            </w:pPr>
-            <w:r/>
-            <w:r>
-              <w:rPr>
-                <w:rFonts w:ascii="Segoe UI" w:hAnsi="Segoe UI" w:cs="Segoe UI"/>
-                <w:b/>
-                <w:i w:val="0"/>
-                <w:color w:val="FFFFFF"/>
-                <w:sz w:val="19"/>
-              </w:rPr>
-              <w:t>Flow</w:t>
-            </w:r>
-          </w:p>
-        </w:tc>
-        <w:tc>
-          <w:tcPr>
-            <w:tcW w:type="dxa" w:w="4320"/>
-            <w:shd w:val="clear" w:fill="0B1F2E"/>
-            <w:tcMar>
-              <w:top w:w="80" w:type="dxa"/>
-              <w:start w:w="120" w:type="dxa"/>
-              <w:bottom w:w="80" w:type="dxa"/>
-              <w:end w:w="120" w:type="dxa"/>
-            </w:tcMar>
-            <w:vAlign w:val="center"/>
-          </w:tcPr>
-          <w:p>
-            <w:pPr>
-              <w:jc w:val="left"/>
-            </w:pPr>
-            <w:r/>
-            <w:r>
-              <w:rPr>
-                <w:rFonts w:ascii="Segoe UI" w:hAnsi="Segoe UI" w:cs="Segoe UI"/>
-                <w:b/>
-                <w:i w:val="0"/>
-                <w:color w:val="FFFFFF"/>
-                <w:sz w:val="19"/>
-              </w:rPr>
-              <w:t>Steps</w:t>
-            </w:r>
-          </w:p>
-        </w:tc>
-        <w:tc>
-          <w:tcPr>
-            <w:tcW w:type="dxa" w:w="2592"/>
-            <w:shd w:val="clear" w:fill="0B1F2E"/>
-            <w:tcMar>
-              <w:top w:w="80" w:type="dxa"/>
-              <w:start w:w="120" w:type="dxa"/>
-              <w:bottom w:w="80" w:type="dxa"/>
-              <w:end w:w="120" w:type="dxa"/>
-            </w:tcMar>
-            <w:vAlign w:val="center"/>
-          </w:tcPr>
-          <w:p>
-            <w:pPr>
-              <w:jc w:val="left"/>
-            </w:pPr>
-            <w:r/>
-            <w:r>
-              <w:rPr>
-                <w:rFonts w:ascii="Segoe UI" w:hAnsi="Segoe UI" w:cs="Segoe UI"/>
-                <w:b/>
-                <w:i w:val="0"/>
-                <w:color w:val="FFFFFF"/>
-                <w:sz w:val="19"/>
-              </w:rPr>
-              <w:t>Security Measure</w:t>
-            </w:r>
-          </w:p>
-        </w:tc>
-      </w:tr>
-      <w:tr>
-        <w:tc>
-          <w:tcPr>
-            <w:tcW w:type="dxa" w:w="2304"/>
-            <w:tcMar>
-              <w:top w:w="80" w:type="dxa"/>
-              <w:start w:w="120" w:type="dxa"/>
-              <w:bottom w:w="80" w:type="dxa"/>
-              <w:end w:w="120" w:type="dxa"/>
-            </w:tcMar>
-            <w:vAlign w:val="center"/>
-          </w:tcPr>
-          <w:p>
-            <w:pPr>
-              <w:spacing w:after="20"/>
-            </w:pPr>
-            <w:r/>
-            <w:r>
-              <w:rPr>
-                <w:rFonts w:ascii="Segoe UI" w:hAnsi="Segoe UI" w:cs="Segoe UI"/>
-                <w:b w:val="0"/>
-                <w:i w:val="0"/>
-                <w:color w:val="0B1F2E"/>
-                <w:sz w:val="19"/>
-              </w:rPr>
-              <w:t>Register</w:t>
-            </w:r>
-          </w:p>
-        </w:tc>
-        <w:tc>
-          <w:tcPr>
-            <w:tcW w:type="dxa" w:w="4320"/>
-            <w:tcMar>
-              <w:top w:w="80" w:type="dxa"/>
-              <w:start w:w="120" w:type="dxa"/>
-              <w:bottom w:w="80" w:type="dxa"/>
-              <w:end w:w="120" w:type="dxa"/>
-            </w:tcMar>
-            <w:vAlign w:val="center"/>
-          </w:tcPr>
-          <w:p>
-            <w:pPr>
-              <w:spacing w:after="20"/>
-            </w:pPr>
-            <w:r/>
-            <w:r>
-              <w:rPr>
-                <w:rFonts w:ascii="Segoe UI" w:hAnsi="Segoe UI" w:cs="Segoe UI"/>
-                <w:b w:val="0"/>
-                <w:i w:val="0"/>
-                <w:color w:val="0B1F2E"/>
-                <w:sz w:val="19"/>
-              </w:rPr>
-              <w:t>Email + password → OTP email → verify → account created</w:t>
-            </w:r>
-          </w:p>
-        </w:tc>
-        <w:tc>
-          <w:tcPr>
-            <w:tcW w:type="dxa" w:w="2592"/>
-            <w:tcMar>
-              <w:top w:w="80" w:type="dxa"/>
-              <w:start w:w="120" w:type="dxa"/>
-              <w:bottom w:w="80" w:type="dxa"/>
-              <w:end w:w="120" w:type="dxa"/>
-            </w:tcMar>
-            <w:vAlign w:val="center"/>
-          </w:tcPr>
-          <w:p>
-            <w:pPr>
-              <w:spacing w:after="20"/>
-            </w:pPr>
-            <w:r/>
-            <w:r>
-              <w:rPr>
-                <w:rFonts w:ascii="Segoe UI" w:hAnsi="Segoe UI" w:cs="Segoe UI"/>
-                <w:b w:val="0"/>
-                <w:i w:val="0"/>
-                <w:color w:val="0B1F2E"/>
-                <w:sz w:val="19"/>
-              </w:rPr>
-              <w:t>OTP hash, 10-min expiry</w:t>
-            </w:r>
-          </w:p>
-        </w:tc>
-      </w:tr>
-      <w:tr>
-        <w:tc>
-          <w:tcPr>
-            <w:tcW w:type="dxa" w:w="2304"/>
-            <w:shd w:val="clear" w:fill="F4F8FA"/>
-            <w:tcMar>
-              <w:top w:w="80" w:type="dxa"/>
-              <w:start w:w="120" w:type="dxa"/>
-              <w:bottom w:w="80" w:type="dxa"/>
-              <w:end w:w="120" w:type="dxa"/>
-            </w:tcMar>
-            <w:vAlign w:val="center"/>
-          </w:tcPr>
-          <w:p>
-            <w:pPr>
-              <w:spacing w:after="20"/>
-            </w:pPr>
-            <w:r/>
-            <w:r>
-              <w:rPr>
-                <w:rFonts w:ascii="Segoe UI" w:hAnsi="Segoe UI" w:cs="Segoe UI"/>
-                <w:b w:val="0"/>
-                <w:i w:val="0"/>
-                <w:color w:val="0B1F2E"/>
-                <w:sz w:val="19"/>
-              </w:rPr>
-              <w:t>Login</w:t>
-            </w:r>
-          </w:p>
-        </w:tc>
-        <w:tc>
-          <w:tcPr>
-            <w:tcW w:type="dxa" w:w="4320"/>
-            <w:shd w:val="clear" w:fill="F4F8FA"/>
-            <w:tcMar>
-              <w:top w:w="80" w:type="dxa"/>
-              <w:start w:w="120" w:type="dxa"/>
-              <w:bottom w:w="80" w:type="dxa"/>
-              <w:end w:w="120" w:type="dxa"/>
-            </w:tcMar>
-            <w:vAlign w:val="center"/>
-          </w:tcPr>
-          <w:p>
-            <w:pPr>
-              <w:spacing w:after="20"/>
-            </w:pPr>
-            <w:r/>
-            <w:r>
-              <w:rPr>
-                <w:rFonts w:ascii="Segoe UI" w:hAnsi="Segoe UI" w:cs="Segoe UI"/>
-                <w:b w:val="0"/>
-                <w:i w:val="0"/>
-                <w:color w:val="0B1F2E"/>
-                <w:sz w:val="19"/>
-              </w:rPr>
-              <w:t>Email + password → bcrypt verify → email must be verified → JWT issued</w:t>
-            </w:r>
-          </w:p>
-        </w:tc>
-        <w:tc>
-          <w:tcPr>
-            <w:tcW w:type="dxa" w:w="2592"/>
-            <w:shd w:val="clear" w:fill="F4F8FA"/>
-            <w:tcMar>
-              <w:top w:w="80" w:type="dxa"/>
-              <w:start w:w="120" w:type="dxa"/>
-              <w:bottom w:w="80" w:type="dxa"/>
-              <w:end w:w="120" w:type="dxa"/>
-            </w:tcMar>
-            <w:vAlign w:val="center"/>
-          </w:tcPr>
-          <w:p>
-            <w:pPr>
-              <w:spacing w:after="20"/>
-            </w:pPr>
-            <w:r/>
-            <w:r>
-              <w:rPr>
-                <w:rFonts w:ascii="Segoe UI" w:hAnsi="Segoe UI" w:cs="Segoe UI"/>
-                <w:b w:val="0"/>
-                <w:i w:val="0"/>
-                <w:color w:val="0B1F2E"/>
-                <w:sz w:val="19"/>
-              </w:rPr>
-              <w:t>Rate limited, gated on email_verified</w:t>
-            </w:r>
-          </w:p>
-        </w:tc>
-      </w:tr>
-      <w:tr>
-        <w:tc>
-          <w:tcPr>
-            <w:tcW w:type="dxa" w:w="2304"/>
-            <w:tcMar>
-              <w:top w:w="80" w:type="dxa"/>
-              <w:start w:w="120" w:type="dxa"/>
-              <w:bottom w:w="80" w:type="dxa"/>
-              <w:end w:w="120" w:type="dxa"/>
-            </w:tcMar>
-            <w:vAlign w:val="center"/>
-          </w:tcPr>
-          <w:p>
-            <w:pPr>
-              <w:spacing w:after="20"/>
-            </w:pPr>
-            <w:r/>
-            <w:r>
-              <w:rPr>
-                <w:rFonts w:ascii="Segoe UI" w:hAnsi="Segoe UI" w:cs="Segoe UI"/>
-                <w:b w:val="0"/>
-                <w:i w:val="0"/>
-                <w:color w:val="0B1F2E"/>
-                <w:sz w:val="19"/>
-              </w:rPr>
-              <w:t>Email Verification</w:t>
-            </w:r>
-          </w:p>
-        </w:tc>
-        <w:tc>
-          <w:tcPr>
-            <w:tcW w:type="dxa" w:w="4320"/>
-            <w:tcMar>
-              <w:top w:w="80" w:type="dxa"/>
-              <w:start w:w="120" w:type="dxa"/>
-              <w:bottom w:w="80" w:type="dxa"/>
-              <w:end w:w="120" w:type="dxa"/>
-            </w:tcMar>
-            <w:vAlign w:val="center"/>
-          </w:tcPr>
-          <w:p>
-            <w:pPr>
-              <w:spacing w:after="20"/>
-            </w:pPr>
-            <w:r/>
-            <w:r>
-              <w:rPr>
-                <w:rFonts w:ascii="Segoe UI" w:hAnsi="Segoe UI" w:cs="Segoe UI"/>
-                <w:b w:val="0"/>
-                <w:i w:val="0"/>
-                <w:color w:val="0B1F2E"/>
-                <w:sz w:val="19"/>
-              </w:rPr>
-              <w:t>Unverified accounts receive 403 EMAIL_NOT_VERIFIED and must verify first</w:t>
-            </w:r>
-          </w:p>
-        </w:tc>
-        <w:tc>
-          <w:tcPr>
-            <w:tcW w:type="dxa" w:w="2592"/>
-            <w:tcMar>
-              <w:top w:w="80" w:type="dxa"/>
-              <w:start w:w="120" w:type="dxa"/>
-              <w:bottom w:w="80" w:type="dxa"/>
-              <w:end w:w="120" w:type="dxa"/>
-            </w:tcMar>
-            <w:vAlign w:val="center"/>
-          </w:tcPr>
-          <w:p>
-            <w:pPr>
-              <w:spacing w:after="20"/>
-            </w:pPr>
-            <w:r/>
-            <w:r>
-              <w:rPr>
-                <w:rFonts w:ascii="Segoe UI" w:hAnsi="Segoe UI" w:cs="Segoe UI"/>
-                <w:b w:val="0"/>
-                <w:i w:val="0"/>
-                <w:color w:val="0B1F2E"/>
-                <w:sz w:val="19"/>
-              </w:rPr>
-              <w:t>email_verified flag on nexus_users</w:t>
-            </w:r>
-          </w:p>
-        </w:tc>
-      </w:tr>
-      <w:tr>
-        <w:tc>
-          <w:tcPr>
-            <w:tcW w:type="dxa" w:w="2304"/>
-            <w:shd w:val="clear" w:fill="F4F8FA"/>
-            <w:tcMar>
-              <w:top w:w="80" w:type="dxa"/>
-              <w:start w:w="120" w:type="dxa"/>
-              <w:bottom w:w="80" w:type="dxa"/>
-              <w:end w:w="120" w:type="dxa"/>
-            </w:tcMar>
-            <w:vAlign w:val="center"/>
-          </w:tcPr>
-          <w:p>
-            <w:pPr>
-              <w:spacing w:after="20"/>
-            </w:pPr>
-            <w:r/>
-            <w:r>
-              <w:rPr>
-                <w:rFonts w:ascii="Segoe UI" w:hAnsi="Segoe UI" w:cs="Segoe UI"/>
-                <w:b w:val="0"/>
-                <w:i w:val="0"/>
-                <w:color w:val="0B1F2E"/>
-                <w:sz w:val="19"/>
-              </w:rPr>
-              <w:t>Forgot Password</w:t>
-            </w:r>
-          </w:p>
-        </w:tc>
-        <w:tc>
-          <w:tcPr>
-            <w:tcW w:type="dxa" w:w="4320"/>
-            <w:shd w:val="clear" w:fill="F4F8FA"/>
-            <w:tcMar>
-              <w:top w:w="80" w:type="dxa"/>
-              <w:start w:w="120" w:type="dxa"/>
-              <w:bottom w:w="80" w:type="dxa"/>
-              <w:end w:w="120" w:type="dxa"/>
-            </w:tcMar>
-            <w:vAlign w:val="center"/>
-          </w:tcPr>
-          <w:p>
-            <w:pPr>
-              <w:spacing w:after="20"/>
-            </w:pPr>
-            <w:r/>
-            <w:r>
-              <w:rPr>
-                <w:rFonts w:ascii="Segoe UI" w:hAnsi="Segoe UI" w:cs="Segoe UI"/>
-                <w:b w:val="0"/>
-                <w:i w:val="0"/>
-                <w:color w:val="0B1F2E"/>
-                <w:sz w:val="19"/>
-              </w:rPr>
-              <w:t>Email → OTP → verify → set new password</w:t>
-            </w:r>
-          </w:p>
-        </w:tc>
-        <w:tc>
-          <w:tcPr>
-            <w:tcW w:type="dxa" w:w="2592"/>
-            <w:shd w:val="clear" w:fill="F4F8FA"/>
-            <w:tcMar>
-              <w:top w:w="80" w:type="dxa"/>
-              <w:start w:w="120" w:type="dxa"/>
-              <w:bottom w:w="80" w:type="dxa"/>
-              <w:end w:w="120" w:type="dxa"/>
-            </w:tcMar>
-            <w:vAlign w:val="center"/>
-          </w:tcPr>
-          <w:p>
-            <w:pPr>
-              <w:spacing w:after="20"/>
-            </w:pPr>
-            <w:r/>
-            <w:r>
-              <w:rPr>
-                <w:rFonts w:ascii="Segoe UI" w:hAnsi="Segoe UI" w:cs="Segoe UI"/>
-                <w:b w:val="0"/>
-                <w:i w:val="0"/>
-                <w:color w:val="0B1F2E"/>
-                <w:sz w:val="19"/>
-              </w:rPr>
-              <w:t>OTP verified before change</w:t>
-            </w:r>
-          </w:p>
-        </w:tc>
-      </w:tr>
-      <w:tr>
-        <w:tc>
-          <w:tcPr>
-            <w:tcW w:type="dxa" w:w="2304"/>
-            <w:tcMar>
-              <w:top w:w="80" w:type="dxa"/>
-              <w:start w:w="120" w:type="dxa"/>
-              <w:bottom w:w="80" w:type="dxa"/>
-              <w:end w:w="120" w:type="dxa"/>
-            </w:tcMar>
-            <w:vAlign w:val="center"/>
-          </w:tcPr>
-          <w:p>
-            <w:pPr>
-              <w:spacing w:after="20"/>
-            </w:pPr>
-            <w:r/>
-            <w:r>
-              <w:rPr>
-                <w:rFonts w:ascii="Segoe UI" w:hAnsi="Segoe UI" w:cs="Segoe UI"/>
-                <w:b w:val="0"/>
-                <w:i w:val="0"/>
-                <w:color w:val="0B1F2E"/>
-                <w:sz w:val="19"/>
-              </w:rPr>
-              <w:t>Change Password</w:t>
-            </w:r>
-          </w:p>
-        </w:tc>
-        <w:tc>
-          <w:tcPr>
-            <w:tcW w:type="dxa" w:w="4320"/>
-            <w:tcMar>
-              <w:top w:w="80" w:type="dxa"/>
-              <w:start w:w="120" w:type="dxa"/>
-              <w:bottom w:w="80" w:type="dxa"/>
-              <w:end w:w="120" w:type="dxa"/>
-            </w:tcMar>
-            <w:vAlign w:val="center"/>
-          </w:tcPr>
-          <w:p>
-            <w:pPr>
-              <w:spacing w:after="20"/>
-            </w:pPr>
-            <w:r/>
-            <w:r>
-              <w:rPr>
-                <w:rFonts w:ascii="Segoe UI" w:hAnsi="Segoe UI" w:cs="Segoe UI"/>
-                <w:b w:val="0"/>
-                <w:i w:val="0"/>
-                <w:color w:val="0B1F2E"/>
-                <w:sz w:val="19"/>
-              </w:rPr>
-              <w:t>OTP email → verify → update password</w:t>
-            </w:r>
-          </w:p>
-        </w:tc>
-        <w:tc>
-          <w:tcPr>
-            <w:tcW w:type="dxa" w:w="2592"/>
-            <w:tcMar>
-              <w:top w:w="80" w:type="dxa"/>
-              <w:start w:w="120" w:type="dxa"/>
-              <w:bottom w:w="80" w:type="dxa"/>
-              <w:end w:w="120" w:type="dxa"/>
-            </w:tcMar>
-            <w:vAlign w:val="center"/>
-          </w:tcPr>
-          <w:p>
-            <w:pPr>
-              <w:spacing w:after="20"/>
-            </w:pPr>
-            <w:r/>
-            <w:r>
-              <w:rPr>
-                <w:rFonts w:ascii="Segoe UI" w:hAnsi="Segoe UI" w:cs="Segoe UI"/>
-                <w:b w:val="0"/>
-                <w:i w:val="0"/>
-                <w:color w:val="0B1F2E"/>
-                <w:sz w:val="19"/>
-              </w:rPr>
-              <w:t>Requires active session + OTP</w:t>
-            </w:r>
-          </w:p>
-        </w:tc>
-      </w:tr>
-    </w:tbl>
     <w:p>
-      <w:pPr>
-        <w:spacing w:after="40"/>
-      </w:pPr>
+      <w:r>
+        <w:t>Email users: Register -&gt; receive email OTP (Brevo) -&gt; verify -&gt; login with email+password</w:t>
+      </w:r>
+    </w:p>
+    <w:p>
+      <w:r>
+        <w:t>Phone-only users: Open Telegram bot -&gt; share phone via WebApp -&gt; bot sends 6-digit OTP via Telegram (primary) + Twilio SMS (fallback) -&gt; verify -&gt; auto-login with JWT</w:t>
+      </w:r>
+    </w:p>
+    <w:p>
+      <w:r>
+        <w:t>Login: email+password -&gt; JWT issued (phone-only users also support phone+password)</w:t>
+      </w:r>
+    </w:p>
+    <w:p>
+      <w:r>
+        <w:t>Password reset: Enter email -&gt; system auto-detects phone-only users -&gt; sends OTP to phone (Telegram+SMS) instead of email</w:t>
+      </w:r>
     </w:p>
     <w:p>
       <w:pPr>
         <w:pStyle w:val="Heading1"/>
-        <w:spacing w:before="360" w:after="120"/>
-        <w:pBdr>
-          <w:bottom w:val="single" w:sz="12" w:space="4" w:color="00BDAA"/>
-        </w:pBdr>
       </w:pPr>
       <w:r>
-        <w:rPr>
-          <w:rFonts w:ascii="Segoe UI" w:hAnsi="Segoe UI" w:cs="Segoe UI"/>
-          <w:b/>
-          <w:i w:val="0"/>
-          <w:color w:val="0B1F2E"/>
-          <w:sz w:val="32"/>
-        </w:rPr>
         <w:t>2. Password Security</w:t>
       </w:r>
     </w:p>
     <w:p>
       <w:pPr>
         <w:pStyle w:val="ListBullet"/>
-        <w:spacing w:after="60"/>
-        <w:ind w:left="432"/>
       </w:pPr>
       <w:r>
-        <w:rPr>
-          <w:rFonts w:ascii="Segoe UI" w:hAnsi="Segoe UI" w:cs="Segoe UI"/>
-          <w:b w:val="0"/>
-          <w:i w:val="0"/>
-          <w:color w:val="0B1F2E"/>
-          <w:sz w:val="21"/>
-        </w:rPr>
         <w:t>Passwords are hashed using bcrypt with salt rounds = 10</w:t>
       </w:r>
     </w:p>
     <w:p>
       <w:pPr>
         <w:pStyle w:val="ListBullet"/>
-        <w:spacing w:after="60"/>
-        <w:ind w:left="432"/>
       </w:pPr>
       <w:r>
-        <w:rPr>
-          <w:rFonts w:ascii="Segoe UI" w:hAnsi="Segoe UI" w:cs="Segoe UI"/>
-          <w:b w:val="0"/>
-          <w:i w:val="0"/>
-          <w:color w:val="0B1F2E"/>
-          <w:sz w:val="21"/>
-        </w:rPr>
         <w:t>Plain-text passwords are never stored or logged</w:t>
       </w:r>
     </w:p>
     <w:p>
       <w:pPr>
         <w:pStyle w:val="ListBullet"/>
-        <w:spacing w:after="60"/>
-        <w:ind w:left="432"/>
       </w:pPr>
       <w:r>
-        <w:rPr>
-          <w:rFonts w:ascii="Segoe UI" w:hAnsi="Segoe UI" w:cs="Segoe UI"/>
-          <w:b w:val="0"/>
-          <w:i w:val="0"/>
-          <w:color w:val="0B1F2E"/>
-          <w:sz w:val="21"/>
-        </w:rPr>
         <w:t>Password comparison uses bcrypt.compare() — constant-time to prevent timing attacks</w:t>
       </w:r>
     </w:p>
     <w:p>
       <w:pPr>
         <w:pStyle w:val="ListBullet"/>
-        <w:spacing w:after="60"/>
-        <w:ind w:left="432"/>
       </w:pPr>
       <w:r>
-        <w:rPr>
-          <w:rFonts w:ascii="Segoe UI" w:hAnsi="Segoe UI" w:cs="Segoe UI"/>
-          <w:b w:val="0"/>
-          <w:i w:val="0"/>
-          <w:color w:val="0B1F2E"/>
-          <w:sz w:val="21"/>
-        </w:rPr>
         <w:t>Minimum password length: 6 characters (enforced on registration)</w:t>
       </w:r>
     </w:p>
     <w:p>
       <w:pPr>
         <w:pStyle w:val="ListBullet"/>
-        <w:spacing w:after="60"/>
-        <w:ind w:left="432"/>
       </w:pPr>
       <w:r>
-        <w:rPr>
-          <w:rFonts w:ascii="Segoe UI" w:hAnsi="Segoe UI" w:cs="Segoe UI"/>
-          <w:b w:val="0"/>
-          <w:i w:val="0"/>
-          <w:color w:val="0B1F2E"/>
-          <w:sz w:val="21"/>
-        </w:rPr>
-        <w:t>All password changes require OTP verification first</w:t>
+        <w:t>All password changes require OTP verification first (email OTP for email users, phone OTP for phone-only users)</w:t>
       </w:r>
     </w:p>
     <w:p>
       <w:pPr>
         <w:pStyle w:val="Heading1"/>
-        <w:spacing w:before="360" w:after="120"/>
-        <w:pBdr>
-          <w:bottom w:val="single" w:sz="12" w:space="4" w:color="00BDAA"/>
-        </w:pBdr>
       </w:pPr>
       <w:r>
-        <w:rPr>
-          <w:rFonts w:ascii="Segoe UI" w:hAnsi="Segoe UI" w:cs="Segoe UI"/>
-          <w:b/>
-          <w:i w:val="0"/>
-          <w:color w:val="0B1F2E"/>
-          <w:sz w:val="32"/>
-        </w:rPr>
         <w:t>3. OTP Verification System</w:t>
       </w:r>
     </w:p>
-    <w:tbl>
-      <w:tblPr>
-        <w:tblStyle w:val="TableGrid"/>
-        <w:tblW w:type="auto" w:w="0"/>
-        <w:jc w:val="center"/>
-        <w:tblLayout w:type="fixed"/>
-        <w:tblLook w:firstColumn="1" w:firstRow="1" w:lastColumn="0" w:lastRow="0" w:noHBand="0" w:noVBand="1" w:val="04A0"/>
-      </w:tblPr>
-      <w:tblGrid>
-        <w:gridCol w:w="4658"/>
-        <w:gridCol w:w="4658"/>
-      </w:tblGrid>
-      <w:tr>
-        <w:tc>
-          <w:tcPr>
-            <w:tcW w:type="dxa" w:w="2880"/>
-            <w:shd w:val="clear" w:fill="0B1F2E"/>
-            <w:tcMar>
-              <w:top w:w="80" w:type="dxa"/>
-              <w:start w:w="120" w:type="dxa"/>
-              <w:bottom w:w="80" w:type="dxa"/>
-              <w:end w:w="120" w:type="dxa"/>
-            </w:tcMar>
-            <w:vAlign w:val="center"/>
-          </w:tcPr>
-          <w:p>
-            <w:pPr>
-              <w:jc w:val="left"/>
-            </w:pPr>
-            <w:r/>
-            <w:r>
-              <w:rPr>
-                <w:rFonts w:ascii="Segoe UI" w:hAnsi="Segoe UI" w:cs="Segoe UI"/>
-                <w:b/>
-                <w:i w:val="0"/>
-                <w:color w:val="FFFFFF"/>
-                <w:sz w:val="19"/>
-              </w:rPr>
-              <w:t>Property</w:t>
-            </w:r>
-          </w:p>
-        </w:tc>
-        <w:tc>
-          <w:tcPr>
-            <w:tcW w:type="dxa" w:w="6336"/>
-            <w:shd w:val="clear" w:fill="0B1F2E"/>
-            <w:tcMar>
-              <w:top w:w="80" w:type="dxa"/>
-              <w:start w:w="120" w:type="dxa"/>
-              <w:bottom w:w="80" w:type="dxa"/>
-              <w:end w:w="120" w:type="dxa"/>
-            </w:tcMar>
-            <w:vAlign w:val="center"/>
-          </w:tcPr>
-          <w:p>
-            <w:pPr>
-              <w:jc w:val="left"/>
-            </w:pPr>
-            <w:r/>
-            <w:r>
-              <w:rPr>
-                <w:rFonts w:ascii="Segoe UI" w:hAnsi="Segoe UI" w:cs="Segoe UI"/>
-                <w:b/>
-                <w:i w:val="0"/>
-                <w:color w:val="FFFFFF"/>
-                <w:sz w:val="19"/>
-              </w:rPr>
-              <w:t>Value</w:t>
-            </w:r>
-          </w:p>
-        </w:tc>
-      </w:tr>
-      <w:tr>
-        <w:tc>
-          <w:tcPr>
-            <w:tcW w:type="dxa" w:w="2880"/>
-            <w:tcMar>
-              <w:top w:w="80" w:type="dxa"/>
-              <w:start w:w="120" w:type="dxa"/>
-              <w:bottom w:w="80" w:type="dxa"/>
-              <w:end w:w="120" w:type="dxa"/>
-            </w:tcMar>
-            <w:vAlign w:val="center"/>
-          </w:tcPr>
-          <w:p>
-            <w:pPr>
-              <w:spacing w:after="20"/>
-            </w:pPr>
-            <w:r/>
-            <w:r>
-              <w:rPr>
-                <w:rFonts w:ascii="Segoe UI" w:hAnsi="Segoe UI" w:cs="Segoe UI"/>
-                <w:b w:val="0"/>
-                <w:i w:val="0"/>
-                <w:color w:val="0B1F2E"/>
-                <w:sz w:val="19"/>
-              </w:rPr>
-              <w:t>Code Length</w:t>
-            </w:r>
-          </w:p>
-        </w:tc>
-        <w:tc>
-          <w:tcPr>
-            <w:tcW w:type="dxa" w:w="6336"/>
-            <w:tcMar>
-              <w:top w:w="80" w:type="dxa"/>
-              <w:start w:w="120" w:type="dxa"/>
-              <w:bottom w:w="80" w:type="dxa"/>
-              <w:end w:w="120" w:type="dxa"/>
-            </w:tcMar>
-            <w:vAlign w:val="center"/>
-          </w:tcPr>
-          <w:p>
-            <w:pPr>
-              <w:spacing w:after="20"/>
-            </w:pPr>
-            <w:r/>
-            <w:r>
-              <w:rPr>
-                <w:rFonts w:ascii="Segoe UI" w:hAnsi="Segoe UI" w:cs="Segoe UI"/>
-                <w:b w:val="0"/>
-                <w:i w:val="0"/>
-                <w:color w:val="0B1F2E"/>
-                <w:sz w:val="19"/>
-              </w:rPr>
-              <w:t>6 digits</w:t>
-            </w:r>
-          </w:p>
-        </w:tc>
-      </w:tr>
-      <w:tr>
-        <w:tc>
-          <w:tcPr>
-            <w:tcW w:type="dxa" w:w="2880"/>
-            <w:shd w:val="clear" w:fill="F4F8FA"/>
-            <w:tcMar>
-              <w:top w:w="80" w:type="dxa"/>
-              <w:start w:w="120" w:type="dxa"/>
-              <w:bottom w:w="80" w:type="dxa"/>
-              <w:end w:w="120" w:type="dxa"/>
-            </w:tcMar>
-            <w:vAlign w:val="center"/>
-          </w:tcPr>
-          <w:p>
-            <w:pPr>
-              <w:spacing w:after="20"/>
-            </w:pPr>
-            <w:r/>
-            <w:r>
-              <w:rPr>
-                <w:rFonts w:ascii="Segoe UI" w:hAnsi="Segoe UI" w:cs="Segoe UI"/>
-                <w:b w:val="0"/>
-                <w:i w:val="0"/>
-                <w:color w:val="0B1F2E"/>
-                <w:sz w:val="19"/>
-              </w:rPr>
-              <w:t>Hash Method</w:t>
-            </w:r>
-          </w:p>
-        </w:tc>
-        <w:tc>
-          <w:tcPr>
-            <w:tcW w:type="dxa" w:w="6336"/>
-            <w:shd w:val="clear" w:fill="F4F8FA"/>
-            <w:tcMar>
-              <w:top w:w="80" w:type="dxa"/>
-              <w:start w:w="120" w:type="dxa"/>
-              <w:bottom w:w="80" w:type="dxa"/>
-              <w:end w:w="120" w:type="dxa"/>
-            </w:tcMar>
-            <w:vAlign w:val="center"/>
-          </w:tcPr>
-          <w:p>
-            <w:pPr>
-              <w:spacing w:after="20"/>
-            </w:pPr>
-            <w:r/>
-            <w:r>
-              <w:rPr>
-                <w:rFonts w:ascii="Segoe UI" w:hAnsi="Segoe UI" w:cs="Segoe UI"/>
-                <w:b w:val="0"/>
-                <w:i w:val="0"/>
-                <w:color w:val="0B1F2E"/>
-                <w:sz w:val="19"/>
-              </w:rPr>
-              <w:t>bcrypt (10 rounds)</w:t>
-            </w:r>
-          </w:p>
-        </w:tc>
-      </w:tr>
-      <w:tr>
-        <w:tc>
-          <w:tcPr>
-            <w:tcW w:type="dxa" w:w="2880"/>
-            <w:tcMar>
-              <w:top w:w="80" w:type="dxa"/>
-              <w:start w:w="120" w:type="dxa"/>
-              <w:bottom w:w="80" w:type="dxa"/>
-              <w:end w:w="120" w:type="dxa"/>
-            </w:tcMar>
-            <w:vAlign w:val="center"/>
-          </w:tcPr>
-          <w:p>
-            <w:pPr>
-              <w:spacing w:after="20"/>
-            </w:pPr>
-            <w:r/>
-            <w:r>
-              <w:rPr>
-                <w:rFonts w:ascii="Segoe UI" w:hAnsi="Segoe UI" w:cs="Segoe UI"/>
-                <w:b w:val="0"/>
-                <w:i w:val="0"/>
-                <w:color w:val="0B1F2E"/>
-                <w:sz w:val="19"/>
-              </w:rPr>
-              <w:t>Expiry</w:t>
-            </w:r>
-          </w:p>
-        </w:tc>
-        <w:tc>
-          <w:tcPr>
-            <w:tcW w:type="dxa" w:w="6336"/>
-            <w:tcMar>
-              <w:top w:w="80" w:type="dxa"/>
-              <w:start w:w="120" w:type="dxa"/>
-              <w:bottom w:w="80" w:type="dxa"/>
-              <w:end w:w="120" w:type="dxa"/>
-            </w:tcMar>
-            <w:vAlign w:val="center"/>
-          </w:tcPr>
-          <w:p>
-            <w:pPr>
-              <w:spacing w:after="20"/>
-            </w:pPr>
-            <w:r/>
-            <w:r>
-              <w:rPr>
-                <w:rFonts w:ascii="Segoe UI" w:hAnsi="Segoe UI" w:cs="Segoe UI"/>
-                <w:b w:val="0"/>
-                <w:i w:val="0"/>
-                <w:color w:val="0B1F2E"/>
-                <w:sz w:val="19"/>
-              </w:rPr>
-              <w:t>10 minutes from generation</w:t>
-            </w:r>
-          </w:p>
-        </w:tc>
-      </w:tr>
-      <w:tr>
-        <w:tc>
-          <w:tcPr>
-            <w:tcW w:type="dxa" w:w="2880"/>
-            <w:shd w:val="clear" w:fill="F4F8FA"/>
-            <w:tcMar>
-              <w:top w:w="80" w:type="dxa"/>
-              <w:start w:w="120" w:type="dxa"/>
-              <w:bottom w:w="80" w:type="dxa"/>
-              <w:end w:w="120" w:type="dxa"/>
-            </w:tcMar>
-            <w:vAlign w:val="center"/>
-          </w:tcPr>
-          <w:p>
-            <w:pPr>
-              <w:spacing w:after="20"/>
-            </w:pPr>
-            <w:r/>
-            <w:r>
-              <w:rPr>
-                <w:rFonts w:ascii="Segoe UI" w:hAnsi="Segoe UI" w:cs="Segoe UI"/>
-                <w:b w:val="0"/>
-                <w:i w:val="0"/>
-                <w:color w:val="0B1F2E"/>
-                <w:sz w:val="19"/>
-              </w:rPr>
-              <w:t>Verified Window</w:t>
-            </w:r>
-          </w:p>
-        </w:tc>
-        <w:tc>
-          <w:tcPr>
-            <w:tcW w:type="dxa" w:w="6336"/>
-            <w:shd w:val="clear" w:fill="F4F8FA"/>
-            <w:tcMar>
-              <w:top w:w="80" w:type="dxa"/>
-              <w:start w:w="120" w:type="dxa"/>
-              <w:bottom w:w="80" w:type="dxa"/>
-              <w:end w:w="120" w:type="dxa"/>
-            </w:tcMar>
-            <w:vAlign w:val="center"/>
-          </w:tcPr>
-          <w:p>
-            <w:pPr>
-              <w:spacing w:after="20"/>
-            </w:pPr>
-            <w:r/>
-            <w:r>
-              <w:rPr>
-                <w:rFonts w:ascii="Segoe UI" w:hAnsi="Segoe UI" w:cs="Segoe UI"/>
-                <w:b w:val="0"/>
-                <w:i w:val="0"/>
-                <w:color w:val="0B1F2E"/>
-                <w:sz w:val="19"/>
-              </w:rPr>
-              <w:t>15 minutes after successful verification</w:t>
-            </w:r>
-          </w:p>
-        </w:tc>
-      </w:tr>
-      <w:tr>
-        <w:tc>
-          <w:tcPr>
-            <w:tcW w:type="dxa" w:w="2880"/>
-            <w:tcMar>
-              <w:top w:w="80" w:type="dxa"/>
-              <w:start w:w="120" w:type="dxa"/>
-              <w:bottom w:w="80" w:type="dxa"/>
-              <w:end w:w="120" w:type="dxa"/>
-            </w:tcMar>
-            <w:vAlign w:val="center"/>
-          </w:tcPr>
-          <w:p>
-            <w:pPr>
-              <w:spacing w:after="20"/>
-            </w:pPr>
-            <w:r/>
-            <w:r>
-              <w:rPr>
-                <w:rFonts w:ascii="Segoe UI" w:hAnsi="Segoe UI" w:cs="Segoe UI"/>
-                <w:b w:val="0"/>
-                <w:i w:val="0"/>
-                <w:color w:val="0B1F2E"/>
-                <w:sz w:val="19"/>
-              </w:rPr>
-              <w:t>Storage</w:t>
-            </w:r>
-          </w:p>
-        </w:tc>
-        <w:tc>
-          <w:tcPr>
-            <w:tcW w:type="dxa" w:w="6336"/>
-            <w:tcMar>
-              <w:top w:w="80" w:type="dxa"/>
-              <w:start w:w="120" w:type="dxa"/>
-              <w:bottom w:w="80" w:type="dxa"/>
-              <w:end w:w="120" w:type="dxa"/>
-            </w:tcMar>
-            <w:vAlign w:val="center"/>
-          </w:tcPr>
-          <w:p>
-            <w:pPr>
-              <w:spacing w:after="20"/>
-            </w:pPr>
-            <w:r/>
-            <w:r>
-              <w:rPr>
-                <w:rFonts w:ascii="Segoe UI" w:hAnsi="Segoe UI" w:cs="Segoe UI"/>
-                <w:b w:val="0"/>
-                <w:i w:val="0"/>
-                <w:color w:val="0B1F2E"/>
-                <w:sz w:val="19"/>
-              </w:rPr>
-              <w:t>otp_code (hashed), otp_expires_at, otp_verified_at columns on nexus_users</w:t>
-            </w:r>
-          </w:p>
-        </w:tc>
-      </w:tr>
-      <w:tr>
-        <w:tc>
-          <w:tcPr>
-            <w:tcW w:type="dxa" w:w="2880"/>
-            <w:shd w:val="clear" w:fill="F4F8FA"/>
-            <w:tcMar>
-              <w:top w:w="80" w:type="dxa"/>
-              <w:start w:w="120" w:type="dxa"/>
-              <w:bottom w:w="80" w:type="dxa"/>
-              <w:end w:w="120" w:type="dxa"/>
-            </w:tcMar>
-            <w:vAlign w:val="center"/>
-          </w:tcPr>
-          <w:p>
-            <w:pPr>
-              <w:spacing w:after="20"/>
-            </w:pPr>
-            <w:r/>
-            <w:r>
-              <w:rPr>
-                <w:rFonts w:ascii="Segoe UI" w:hAnsi="Segoe UI" w:cs="Segoe UI"/>
-                <w:b w:val="0"/>
-                <w:i w:val="0"/>
-                <w:color w:val="0B1F2E"/>
-                <w:sz w:val="19"/>
-              </w:rPr>
-              <w:t>Delivery</w:t>
-            </w:r>
-          </w:p>
-        </w:tc>
-        <w:tc>
-          <w:tcPr>
-            <w:tcW w:type="dxa" w:w="6336"/>
-            <w:shd w:val="clear" w:fill="F4F8FA"/>
-            <w:tcMar>
-              <w:top w:w="80" w:type="dxa"/>
-              <w:start w:w="120" w:type="dxa"/>
-              <w:bottom w:w="80" w:type="dxa"/>
-              <w:end w:w="120" w:type="dxa"/>
-            </w:tcMar>
-            <w:vAlign w:val="center"/>
-          </w:tcPr>
-          <w:p>
-            <w:pPr>
-              <w:spacing w:after="20"/>
-            </w:pPr>
-            <w:r/>
-            <w:r>
-              <w:rPr>
-                <w:rFonts w:ascii="Segoe UI" w:hAnsi="Segoe UI" w:cs="Segoe UI"/>
-                <w:b w:val="0"/>
-                <w:i w:val="0"/>
-                <w:color w:val="0B1F2E"/>
-                <w:sz w:val="19"/>
-              </w:rPr>
-              <w:t>Brevo transactional email API</w:t>
-            </w:r>
-          </w:p>
-        </w:tc>
-      </w:tr>
-      <w:tr>
-        <w:tc>
-          <w:tcPr>
-            <w:tcW w:type="dxa" w:w="2880"/>
-            <w:tcMar>
-              <w:top w:w="80" w:type="dxa"/>
-              <w:start w:w="120" w:type="dxa"/>
-              <w:bottom w:w="80" w:type="dxa"/>
-              <w:end w:w="120" w:type="dxa"/>
-            </w:tcMar>
-            <w:vAlign w:val="center"/>
-          </w:tcPr>
-          <w:p>
-            <w:pPr>
-              <w:spacing w:after="20"/>
-            </w:pPr>
-            <w:r/>
-            <w:r>
-              <w:rPr>
-                <w:rFonts w:ascii="Segoe UI" w:hAnsi="Segoe UI" w:cs="Segoe UI"/>
-                <w:b w:val="0"/>
-                <w:i w:val="0"/>
-                <w:color w:val="0B1F2E"/>
-                <w:sz w:val="19"/>
-              </w:rPr>
-              <w:t>Resend Limit</w:t>
-            </w:r>
-          </w:p>
-        </w:tc>
-        <w:tc>
-          <w:tcPr>
-            <w:tcW w:type="dxa" w:w="6336"/>
-            <w:tcMar>
-              <w:top w:w="80" w:type="dxa"/>
-              <w:start w:w="120" w:type="dxa"/>
-              <w:bottom w:w="80" w:type="dxa"/>
-              <w:end w:w="120" w:type="dxa"/>
-            </w:tcMar>
-            <w:vAlign w:val="center"/>
-          </w:tcPr>
-          <w:p>
-            <w:pPr>
-              <w:spacing w:after="20"/>
-            </w:pPr>
-            <w:r/>
-            <w:r>
-              <w:rPr>
-                <w:rFonts w:ascii="Segoe UI" w:hAnsi="Segoe UI" w:cs="Segoe UI"/>
-                <w:b w:val="0"/>
-                <w:i w:val="0"/>
-                <w:color w:val="0B1F2E"/>
-                <w:sz w:val="19"/>
-              </w:rPr>
-              <w:t>300 seconds cooldown</w:t>
-            </w:r>
-          </w:p>
-        </w:tc>
-      </w:tr>
-    </w:tbl>
+    <w:p>
+      <w:r>
+        <w:t>NexusFinance supports two parallel OTP delivery channels:</w:t>
+      </w:r>
+    </w:p>
     <w:p>
       <w:pPr>
-        <w:spacing w:after="40"/>
+        <w:pStyle w:val="Heading2"/>
       </w:pPr>
+      <w:r>
+        <w:t>3.1 Email OTP (via Brevo)</w:t>
+      </w:r>
     </w:p>
-    <w:tbl>
-      <w:tblPr>
-        <w:tblStyle w:val="TableGrid"/>
-        <w:tblW w:type="auto" w:w="0"/>
-        <w:tblLook w:firstColumn="1" w:firstRow="1" w:lastColumn="0" w:lastRow="0" w:noHBand="0" w:noVBand="1" w:val="04A0"/>
-      </w:tblPr>
-      <w:tblGrid>
-        <w:gridCol w:w="9317"/>
-      </w:tblGrid>
-      <w:tr>
-        <w:tc>
-          <w:tcPr>
-            <w:tcW w:type="dxa" w:w="9317"/>
-            <w:tcBorders>
-              <w:left w:val="single" w:sz="28" w:space="0" w:color="00BDAA"/>
-            </w:tcBorders>
-            <w:shd w:val="clear" w:fill="E0F7F4"/>
-            <w:tcMar>
-              <w:top w:w="140" w:type="dxa"/>
-              <w:start w:w="200" w:type="dxa"/>
-              <w:bottom w:w="140" w:type="dxa"/>
-              <w:end w:w="200" w:type="dxa"/>
-            </w:tcMar>
-          </w:tcPr>
-          <w:p>
-            <w:pPr>
-              <w:spacing w:after="60"/>
-            </w:pPr>
-            <w:r/>
-            <w:r>
-              <w:rPr>
-                <w:rFonts w:ascii="Segoe UI" w:hAnsi="Segoe UI" w:cs="Segoe UI"/>
-                <w:b/>
-                <w:i w:val="0"/>
-                <w:color w:val="0B1F2E"/>
-                <w:sz w:val="21"/>
-              </w:rPr>
-              <w:t>Security note</w:t>
-            </w:r>
-          </w:p>
-          <w:p>
-            <w:pPr>
-              <w:spacing w:after="0"/>
-            </w:pPr>
-            <w:r>
-              <w:rPr>
-                <w:rFonts w:ascii="Segoe UI" w:hAnsi="Segoe UI" w:cs="Segoe UI"/>
-                <w:b w:val="0"/>
-                <w:i w:val="0"/>
-                <w:color w:val="0B1F2E"/>
-                <w:sz w:val="20"/>
-              </w:rPr>
-              <w:t>OTP codes are stored as bcrypt hashes, not plain text. Even if the database is compromised, the codes cannot be reversed.</w:t>
-            </w:r>
-          </w:p>
-        </w:tc>
-      </w:tr>
-    </w:tbl>
     <w:p>
       <w:pPr>
-        <w:spacing w:after="40"/>
+        <w:pStyle w:val="ListBullet"/>
       </w:pPr>
+      <w:r>
+        <w:t>6-digit numeric code, 10-minute expiry</w:t>
+      </w:r>
+    </w:p>
+    <w:p>
+      <w:pPr>
+        <w:pStyle w:val="ListBullet"/>
+      </w:pPr>
+      <w:r>
+        <w:t>Sent via Brevo SMTP API (ndxdigitalsupport@gmail.com sender)</w:t>
+      </w:r>
+    </w:p>
+    <w:p>
+      <w:pPr>
+        <w:pStyle w:val="ListBullet"/>
+      </w:pPr>
+      <w:r>
+        <w:t>Used for: email verification on registration, email-based password changes</w:t>
+      </w:r>
+    </w:p>
+    <w:p>
+      <w:pPr>
+        <w:pStyle w:val="ListBullet"/>
+      </w:pPr>
+      <w:r>
+        <w:t>Rate limited: max 5 OTP requests per email per hour</w:t>
+      </w:r>
+    </w:p>
+    <w:p>
+      <w:pPr>
+        <w:pStyle w:val="Heading2"/>
+      </w:pPr>
+      <w:r>
+        <w:t>3.2 Phone OTP (via Telegram + Twilio SMS)</w:t>
+      </w:r>
+    </w:p>
+    <w:p>
+      <w:pPr>
+        <w:pStyle w:val="ListBullet"/>
+      </w:pPr>
+      <w:r>
+        <w:t>6-digit numeric code, 10-minute expiry</w:t>
+      </w:r>
+    </w:p>
+    <w:p>
+      <w:pPr>
+        <w:pStyle w:val="ListBullet"/>
+      </w:pPr>
+      <w:r>
+        <w:t>Primary delivery: Telegram bot message to linked chat</w:t>
+      </w:r>
+    </w:p>
+    <w:p>
+      <w:pPr>
+        <w:pStyle w:val="ListBullet"/>
+      </w:pPr>
+      <w:r>
+        <w:t>Fallback delivery: Twilio SMS (phone号码 as recipient)</w:t>
+      </w:r>
+    </w:p>
+    <w:p>
+      <w:pPr>
+        <w:pStyle w:val="ListBullet"/>
+      </w:pPr>
+      <w:r>
+        <w:t>Used for: phone-only user registration verification, phone-based password reset, profile password changes</w:t>
+      </w:r>
+    </w:p>
+    <w:p>
+      <w:pPr>
+        <w:pStyle w:val="ListBullet"/>
+      </w:pPr>
+      <w:r>
+        <w:t>Rate limited: max 5 OTP requests per phone per hour</w:t>
+      </w:r>
+    </w:p>
+    <w:p>
+      <w:pPr>
+        <w:pStyle w:val="ListBullet"/>
+      </w:pPr>
+      <w:r>
+        <w:t>OTP codes are never stored in plain text — only bcrypt hash stored temporarily in-memory</w:t>
+      </w:r>
     </w:p>
     <w:p>
       <w:pPr>
         <w:pStyle w:val="Heading1"/>
-        <w:spacing w:before="360" w:after="120"/>
-        <w:pBdr>
-          <w:bottom w:val="single" w:sz="12" w:space="4" w:color="00BDAA"/>
-        </w:pBdr>
       </w:pPr>
       <w:r>
-        <w:rPr>
-          <w:rFonts w:ascii="Segoe UI" w:hAnsi="Segoe UI" w:cs="Segoe UI"/>
-          <w:b/>
-          <w:i w:val="0"/>
-          <w:color w:val="0B1F2E"/>
-          <w:sz w:val="32"/>
-        </w:rPr>
         <w:t>4. Session &amp; Token Management</w:t>
       </w:r>
     </w:p>
     <w:p>
       <w:pPr>
         <w:pStyle w:val="ListBullet"/>
-        <w:spacing w:after="60"/>
-        <w:ind w:left="432"/>
       </w:pPr>
       <w:r>
-        <w:rPr>
-          <w:rFonts w:ascii="Segoe UI" w:hAnsi="Segoe UI" w:cs="Segoe UI"/>
-          <w:b w:val="0"/>
-          <w:i w:val="0"/>
-          <w:color w:val="0B1F2E"/>
-          <w:sz w:val="21"/>
-        </w:rPr>
-        <w:t>JWT tokens are issued on successful login</w:t>
+        <w:t>JWT tokens issued on successful login</w:t>
       </w:r>
     </w:p>
     <w:p>
       <w:pPr>
         <w:pStyle w:val="ListBullet"/>
-        <w:spacing w:after="60"/>
-        <w:ind w:left="432"/>
       </w:pPr>
       <w:r>
-        <w:rPr>
-          <w:rFonts w:ascii="Segoe UI" w:hAnsi="Segoe UI" w:cs="Segoe UI"/>
-          <w:b w:val="0"/>
-          <w:i w:val="0"/>
-          <w:color w:val="0B1F2E"/>
-          <w:sz w:val="21"/>
-        </w:rPr>
         <w:t>Token payload: { id, email, name, role, iat }</w:t>
       </w:r>
     </w:p>
     <w:p>
       <w:pPr>
         <w:pStyle w:val="ListBullet"/>
-        <w:spacing w:after="60"/>
-        <w:ind w:left="432"/>
       </w:pPr>
       <w:r>
-        <w:rPr>
-          <w:rFonts w:ascii="Segoe UI" w:hAnsi="Segoe UI" w:cs="Segoe UI"/>
-          <w:b w:val="0"/>
-          <w:i w:val="0"/>
-          <w:color w:val="0B1F2E"/>
-          <w:sz w:val="21"/>
-        </w:rPr>
-        <w:t>Tokens are validated server-side on every API request</w:t>
+        <w:t>Tokens validated server-side on every API request via authMiddleware</w:t>
       </w:r>
     </w:p>
     <w:p>
       <w:pPr>
         <w:pStyle w:val="ListBullet"/>
-        <w:spacing w:after="60"/>
-        <w:ind w:left="432"/>
       </w:pPr>
       <w:r>
-        <w:rPr>
-          <w:rFonts w:ascii="Segoe UI" w:hAnsi="Segoe UI" w:cs="Segoe UI"/>
-          <w:b w:val="0"/>
-          <w:i w:val="0"/>
-          <w:color w:val="0B1F2E"/>
-          <w:sz w:val="21"/>
-        </w:rPr>
         <w:t>No refresh tokens — re-login required after expiry</w:t>
       </w:r>
     </w:p>
     <w:p>
       <w:pPr>
         <w:pStyle w:val="ListBullet"/>
-        <w:spacing w:after="60"/>
-        <w:ind w:left="432"/>
       </w:pPr>
       <w:r>
-        <w:rPr>
-          <w:rFonts w:ascii="Segoe UI" w:hAnsi="Segoe UI" w:cs="Segoe UI"/>
-          <w:b w:val="0"/>
-          <w:i w:val="0"/>
-          <w:color w:val="0B1F2E"/>
-          <w:sz w:val="21"/>
-        </w:rPr>
-        <w:t>Tokens are stored in browser localStorage (client-side)</w:t>
+        <w:t>Tokens stored in browser localStorage (client-side)</w:t>
+      </w:r>
+    </w:p>
+    <w:p>
+      <w:pPr>
+        <w:pStyle w:val="ListBullet"/>
+      </w:pPr>
+      <w:r>
+        <w:t>Phone-only users receive JWT via auto-login after Telegram phone sharing (no separate login step)</w:t>
       </w:r>
     </w:p>
     <w:p>
       <w:pPr>
         <w:pStyle w:val="Heading1"/>
-        <w:spacing w:before="360" w:after="120"/>
-        <w:pBdr>
-          <w:bottom w:val="single" w:sz="12" w:space="4" w:color="00BDAA"/>
-        </w:pBdr>
       </w:pPr>
       <w:r>
-        <w:rPr>
-          <w:rFonts w:ascii="Segoe UI" w:hAnsi="Segoe UI" w:cs="Segoe UI"/>
-          <w:b/>
-          <w:i w:val="0"/>
-          <w:color w:val="0B1F2E"/>
-          <w:sz w:val="32"/>
-        </w:rPr>
         <w:t>5. Role-Based Access Control</w:t>
       </w:r>
     </w:p>
-    <w:tbl>
-      <w:tblPr>
-        <w:tblStyle w:val="TableGrid"/>
-        <w:tblW w:type="auto" w:w="0"/>
-        <w:jc w:val="center"/>
-        <w:tblLayout w:type="fixed"/>
-        <w:tblLook w:firstColumn="1" w:firstRow="1" w:lastColumn="0" w:lastRow="0" w:noHBand="0" w:noVBand="1" w:val="04A0"/>
-      </w:tblPr>
-      <w:tblGrid>
-        <w:gridCol w:w="4658"/>
-        <w:gridCol w:w="4658"/>
-      </w:tblGrid>
-      <w:tr>
-        <w:tc>
-          <w:tcPr>
-            <w:tcW w:type="dxa" w:w="2304"/>
-            <w:shd w:val="clear" w:fill="0B1F2E"/>
-            <w:tcMar>
-              <w:top w:w="80" w:type="dxa"/>
-              <w:start w:w="120" w:type="dxa"/>
-              <w:bottom w:w="80" w:type="dxa"/>
-              <w:end w:w="120" w:type="dxa"/>
-            </w:tcMar>
-            <w:vAlign w:val="center"/>
-          </w:tcPr>
-          <w:p>
-            <w:pPr>
-              <w:jc w:val="left"/>
-            </w:pPr>
-            <w:r/>
-            <w:r>
-              <w:rPr>
-                <w:rFonts w:ascii="Segoe UI" w:hAnsi="Segoe UI" w:cs="Segoe UI"/>
-                <w:b/>
-                <w:i w:val="0"/>
-                <w:color w:val="FFFFFF"/>
-                <w:sz w:val="19"/>
-              </w:rPr>
-              <w:t>Role</w:t>
-            </w:r>
-          </w:p>
-        </w:tc>
-        <w:tc>
-          <w:tcPr>
-            <w:tcW w:type="dxa" w:w="6912"/>
-            <w:shd w:val="clear" w:fill="0B1F2E"/>
-            <w:tcMar>
-              <w:top w:w="80" w:type="dxa"/>
-              <w:start w:w="120" w:type="dxa"/>
-              <w:bottom w:w="80" w:type="dxa"/>
-              <w:end w:w="120" w:type="dxa"/>
-            </w:tcMar>
-            <w:vAlign w:val="center"/>
-          </w:tcPr>
-          <w:p>
-            <w:pPr>
-              <w:jc w:val="left"/>
-            </w:pPr>
-            <w:r/>
-            <w:r>
-              <w:rPr>
-                <w:rFonts w:ascii="Segoe UI" w:hAnsi="Segoe UI" w:cs="Segoe UI"/>
-                <w:b/>
-                <w:i w:val="0"/>
-                <w:color w:val="FFFFFF"/>
-                <w:sz w:val="19"/>
-              </w:rPr>
-              <w:t>Permissions</w:t>
-            </w:r>
-          </w:p>
-        </w:tc>
-      </w:tr>
-      <w:tr>
-        <w:tc>
-          <w:tcPr>
-            <w:tcW w:type="dxa" w:w="2304"/>
-            <w:tcMar>
-              <w:top w:w="80" w:type="dxa"/>
-              <w:start w:w="120" w:type="dxa"/>
-              <w:bottom w:w="80" w:type="dxa"/>
-              <w:end w:w="120" w:type="dxa"/>
-            </w:tcMar>
-            <w:vAlign w:val="center"/>
-          </w:tcPr>
-          <w:p>
-            <w:pPr>
-              <w:spacing w:after="20"/>
-            </w:pPr>
-            <w:r/>
-            <w:r>
-              <w:rPr>
-                <w:rFonts w:ascii="Segoe UI" w:hAnsi="Segoe UI" w:cs="Segoe UI"/>
-                <w:b w:val="0"/>
-                <w:i w:val="0"/>
-                <w:color w:val="0B1F2E"/>
-                <w:sz w:val="19"/>
-              </w:rPr>
-              <w:t>customer</w:t>
-            </w:r>
-          </w:p>
-        </w:tc>
-        <w:tc>
-          <w:tcPr>
-            <w:tcW w:type="dxa" w:w="6912"/>
-            <w:tcMar>
-              <w:top w:w="80" w:type="dxa"/>
-              <w:start w:w="120" w:type="dxa"/>
-              <w:bottom w:w="80" w:type="dxa"/>
-              <w:end w:w="120" w:type="dxa"/>
-            </w:tcMar>
-            <w:vAlign w:val="center"/>
-          </w:tcPr>
-          <w:p>
-            <w:pPr>
-              <w:spacing w:after="20"/>
-            </w:pPr>
-            <w:r/>
-            <w:r>
-              <w:rPr>
-                <w:rFonts w:ascii="Segoe UI" w:hAnsi="Segoe UI" w:cs="Segoe UI"/>
-                <w:b w:val="0"/>
-                <w:i w:val="0"/>
-                <w:color w:val="0B1F2E"/>
-                <w:sz w:val="19"/>
-              </w:rPr>
-              <w:t>Apply for loans, view own transactions, manage profile, make payments</w:t>
-            </w:r>
-          </w:p>
-        </w:tc>
-      </w:tr>
-      <w:tr>
-        <w:tc>
-          <w:tcPr>
-            <w:tcW w:type="dxa" w:w="2304"/>
-            <w:shd w:val="clear" w:fill="F4F8FA"/>
-            <w:tcMar>
-              <w:top w:w="80" w:type="dxa"/>
-              <w:start w:w="120" w:type="dxa"/>
-              <w:bottom w:w="80" w:type="dxa"/>
-              <w:end w:w="120" w:type="dxa"/>
-            </w:tcMar>
-            <w:vAlign w:val="center"/>
-          </w:tcPr>
-          <w:p>
-            <w:pPr>
-              <w:spacing w:after="20"/>
-            </w:pPr>
-            <w:r/>
-            <w:r>
-              <w:rPr>
-                <w:rFonts w:ascii="Segoe UI" w:hAnsi="Segoe UI" w:cs="Segoe UI"/>
-                <w:b w:val="0"/>
-                <w:i w:val="0"/>
-                <w:color w:val="0B1F2E"/>
-                <w:sz w:val="19"/>
-              </w:rPr>
-              <w:t>loan-officer</w:t>
-            </w:r>
-          </w:p>
-        </w:tc>
-        <w:tc>
-          <w:tcPr>
-            <w:tcW w:type="dxa" w:w="6912"/>
-            <w:shd w:val="clear" w:fill="F4F8FA"/>
-            <w:tcMar>
-              <w:top w:w="80" w:type="dxa"/>
-              <w:start w:w="120" w:type="dxa"/>
-              <w:bottom w:w="80" w:type="dxa"/>
-              <w:end w:w="120" w:type="dxa"/>
-            </w:tcMar>
-            <w:vAlign w:val="center"/>
-          </w:tcPr>
-          <w:p>
-            <w:pPr>
-              <w:spacing w:after="20"/>
-            </w:pPr>
-            <w:r/>
-            <w:r>
-              <w:rPr>
-                <w:rFonts w:ascii="Segoe UI" w:hAnsi="Segoe UI" w:cs="Segoe UI"/>
-                <w:b w:val="0"/>
-                <w:i w:val="0"/>
-                <w:color w:val="0B1F2E"/>
-                <w:sz w:val="19"/>
-              </w:rPr>
-              <w:t>Review applications, approve/reject/hold loans, view assigned cases, access stats &amp; tasks</w:t>
-            </w:r>
-          </w:p>
-        </w:tc>
-      </w:tr>
-      <w:tr>
-        <w:tc>
-          <w:tcPr>
-            <w:tcW w:type="dxa" w:w="2304"/>
-            <w:tcMar>
-              <w:top w:w="80" w:type="dxa"/>
-              <w:start w:w="120" w:type="dxa"/>
-              <w:bottom w:w="80" w:type="dxa"/>
-              <w:end w:w="120" w:type="dxa"/>
-            </w:tcMar>
-            <w:vAlign w:val="center"/>
-          </w:tcPr>
-          <w:p>
-            <w:pPr>
-              <w:spacing w:after="20"/>
-            </w:pPr>
-            <w:r/>
-            <w:r>
-              <w:rPr>
-                <w:rFonts w:ascii="Segoe UI" w:hAnsi="Segoe UI" w:cs="Segoe UI"/>
-                <w:b w:val="0"/>
-                <w:i w:val="0"/>
-                <w:color w:val="0B1F2E"/>
-                <w:sz w:val="19"/>
-              </w:rPr>
-              <w:t>super-admin</w:t>
-            </w:r>
-          </w:p>
-        </w:tc>
-        <w:tc>
-          <w:tcPr>
-            <w:tcW w:type="dxa" w:w="6912"/>
-            <w:tcMar>
-              <w:top w:w="80" w:type="dxa"/>
-              <w:start w:w="120" w:type="dxa"/>
-              <w:bottom w:w="80" w:type="dxa"/>
-              <w:end w:w="120" w:type="dxa"/>
-            </w:tcMar>
-            <w:vAlign w:val="center"/>
-          </w:tcPr>
-          <w:p>
-            <w:pPr>
-              <w:spacing w:after="20"/>
-            </w:pPr>
-            <w:r/>
-            <w:r>
-              <w:rPr>
-                <w:rFonts w:ascii="Segoe UI" w:hAnsi="Segoe UI" w:cs="Segoe UI"/>
-                <w:b w:val="0"/>
-                <w:i w:val="0"/>
-                <w:color w:val="0B1F2E"/>
-                <w:sz w:val="19"/>
-              </w:rPr>
-              <w:t>Full access: analytics, user management, config, audit logs, bot commands</w:t>
-            </w:r>
-          </w:p>
-        </w:tc>
-      </w:tr>
-    </w:tbl>
+    <w:p>
+      <w:r>
+        <w:t>All API endpoints enforce role checks server-side via requireRole() middleware. A user cannot access another role's endpoints even with a valid JWT token.</w:t>
+      </w:r>
+    </w:p>
     <w:p>
       <w:pPr>
-        <w:spacing w:after="40"/>
+        <w:pStyle w:val="ListBullet"/>
       </w:pPr>
+      <w:r>
+        <w:t>Customer: loan create, view own loans/transactions, profile, KHQR</w:t>
+      </w:r>
     </w:p>
     <w:p>
+      <w:pPr>
+        <w:pStyle w:val="ListBullet"/>
+      </w:pPr>
       <w:r>
-        <w:rPr>
-          <w:rFonts w:ascii="Segoe UI" w:hAnsi="Segoe UI" w:cs="Segoe UI"/>
-          <w:b w:val="0"/>
-          <w:i w:val="0"/>
-          <w:color w:val="0B1F2E"/>
-          <w:sz w:val="21"/>
-        </w:rPr>
-        <w:t>All API endpoints enforce role checks server-side. A user cannot access another role's endpoints even with a valid JWT token. Loan approval/rejection/hold actions and the platform statistics and tasks endpoints require a loan-officer or super-admin role.</w:t>
+        <w:t>Loan Officer: loan review, approve/reject/hold, KYC task management</w:t>
+      </w:r>
+    </w:p>
+    <w:p>
+      <w:pPr>
+        <w:pStyle w:val="ListBullet"/>
+      </w:pPr>
+      <w:r>
+        <w:t>Admin: all Loan Officer + user management, system configuration, broadcast, audit logs</w:t>
+      </w:r>
+    </w:p>
+    <w:p>
+      <w:pPr>
+        <w:pStyle w:val="ListBullet"/>
+      </w:pPr>
+      <w:r>
+        <w:t>Super Admin: all Admin + role promotion to Admin, platform settings</w:t>
       </w:r>
     </w:p>
     <w:p>
       <w:pPr>
         <w:pStyle w:val="Heading1"/>
-        <w:spacing w:before="360" w:after="120"/>
-        <w:pBdr>
-          <w:bottom w:val="single" w:sz="12" w:space="4" w:color="00BDAA"/>
-        </w:pBdr>
       </w:pPr>
       <w:r>
-        <w:rPr>
-          <w:rFonts w:ascii="Segoe UI" w:hAnsi="Segoe UI" w:cs="Segoe UI"/>
-          <w:b/>
-          <w:i w:val="0"/>
-          <w:color w:val="0B1F2E"/>
-          <w:sz w:val="32"/>
-        </w:rPr>
         <w:t>6. Audit Logging</w:t>
       </w:r>
     </w:p>
     <w:p>
       <w:pPr>
         <w:pStyle w:val="ListBullet"/>
-        <w:spacing w:after="60"/>
-        <w:ind w:left="432"/>
       </w:pPr>
       <w:r>
-        <w:rPr>
-          <w:rFonts w:ascii="Segoe UI" w:hAnsi="Segoe UI" w:cs="Segoe UI"/>
-          <w:b w:val="0"/>
-          <w:i w:val="0"/>
-          <w:color w:val="0B1F2E"/>
-          <w:sz w:val="21"/>
-        </w:rPr>
-        <w:t>Every sensitive action is logged to the nexus_audit_logs table</w:t>
+        <w:t>Every sensitive action logged to nexus_audit_logs table</w:t>
       </w:r>
     </w:p>
     <w:p>
       <w:pPr>
         <w:pStyle w:val="ListBullet"/>
-        <w:spacing w:after="60"/>
-        <w:ind w:left="432"/>
       </w:pPr>
       <w:r>
-        <w:rPr>
-          <w:rFonts w:ascii="Segoe UI" w:hAnsi="Segoe UI" w:cs="Segoe UI"/>
-          <w:b w:val="0"/>
-          <w:i w:val="0"/>
-          <w:color w:val="0B1F2E"/>
-          <w:sz w:val="21"/>
-        </w:rPr>
         <w:t>Log entry: timestamp, action type, description, user metadata (id, email, name, role)</w:t>
       </w:r>
     </w:p>
     <w:p>
       <w:pPr>
         <w:pStyle w:val="ListBullet"/>
-        <w:spacing w:after="60"/>
-        <w:ind w:left="432"/>
       </w:pPr>
       <w:r>
-        <w:rPr>
-          <w:rFonts w:ascii="Segoe UI" w:hAnsi="Segoe UI" w:cs="Segoe UI"/>
-          <w:b w:val="0"/>
-          <w:i w:val="0"/>
-          <w:color w:val="0B1F2E"/>
-          <w:sz w:val="21"/>
-        </w:rPr>
-        <w:t>Actions logged: login, register, loan create, loan update, profile update, password change</w:t>
+        <w:t>Actions logged: login, register, loan create/update, profile update, password change, OTP requests, role changes</w:t>
       </w:r>
     </w:p>
     <w:p>
       <w:pPr>
         <w:pStyle w:val="ListBullet"/>
-        <w:spacing w:after="60"/>
-        <w:ind w:left="432"/>
       </w:pPr>
       <w:r>
-        <w:rPr>
-          <w:rFonts w:ascii="Segoe UI" w:hAnsi="Segoe UI" w:cs="Segoe UI"/>
-          <w:b w:val="0"/>
-          <w:i w:val="0"/>
-          <w:color w:val="0B1F2E"/>
-          <w:sz w:val="21"/>
-        </w:rPr>
-        <w:t>Audit logs are append-only and viewable by Super Admin</w:t>
+        <w:t>Audit logs are append-only and viewable by Super Admin via Settings &gt; Audit Logs</w:t>
       </w:r>
     </w:p>
     <w:p>
       <w:pPr>
         <w:pStyle w:val="Heading1"/>
-        <w:spacing w:before="360" w:after="120"/>
-        <w:pBdr>
-          <w:bottom w:val="single" w:sz="12" w:space="4" w:color="00BDAA"/>
-        </w:pBdr>
       </w:pPr>
       <w:r>
-        <w:rPr>
-          <w:rFonts w:ascii="Segoe UI" w:hAnsi="Segoe UI" w:cs="Segoe UI"/>
-          <w:b/>
-          <w:i w:val="0"/>
-          <w:color w:val="0B1F2E"/>
-          <w:sz w:val="32"/>
-        </w:rPr>
         <w:t>7. API Security</w:t>
       </w:r>
     </w:p>
     <w:p>
       <w:pPr>
         <w:pStyle w:val="ListBullet"/>
-        <w:spacing w:after="60"/>
-        <w:ind w:left="432"/>
       </w:pPr>
       <w:r>
-        <w:rPr>
-          <w:rFonts w:ascii="Segoe UI" w:hAnsi="Segoe UI" w:cs="Segoe UI"/>
-          <w:b w:val="0"/>
-          <w:i w:val="0"/>
-          <w:color w:val="0B1F2E"/>
-          <w:sz w:val="21"/>
-        </w:rPr>
         <w:t>Rate limiting on auth endpoints (login, register, OTP, password reset)</w:t>
       </w:r>
     </w:p>
     <w:p>
       <w:pPr>
         <w:pStyle w:val="ListBullet"/>
-        <w:spacing w:after="60"/>
-        <w:ind w:left="432"/>
       </w:pPr>
       <w:r>
-        <w:rPr>
-          <w:rFonts w:ascii="Segoe UI" w:hAnsi="Segoe UI" w:cs="Segoe UI"/>
-          <w:b w:val="0"/>
-          <w:i w:val="0"/>
-          <w:color w:val="0B1F2E"/>
-          <w:sz w:val="21"/>
-        </w:rPr>
-        <w:t>CORS configured to allow only the frontend origin</w:t>
+        <w:t>CORS configured to allow only the frontend origin (Vercel)</w:t>
       </w:r>
     </w:p>
     <w:p>
       <w:pPr>
         <w:pStyle w:val="ListBullet"/>
-        <w:spacing w:after="60"/>
-        <w:ind w:left="432"/>
       </w:pPr>
       <w:r>
-        <w:rPr>
-          <w:rFonts w:ascii="Segoe UI" w:hAnsi="Segoe UI" w:cs="Segoe UI"/>
-          <w:b w:val="0"/>
-          <w:i w:val="0"/>
-          <w:color w:val="0B1F2E"/>
-          <w:sz w:val="21"/>
-        </w:rPr>
-        <w:t>Environment variables for all secrets (JWT_SECRET, API keys, database credentials)</w:t>
+        <w:t>Environment variables for all secrets (JWT_SECRET, API keys, DB credentials)</w:t>
       </w:r>
     </w:p>
     <w:p>
       <w:pPr>
         <w:pStyle w:val="ListBullet"/>
-        <w:spacing w:after="60"/>
-        <w:ind w:left="432"/>
       </w:pPr>
       <w:r>
-        <w:rPr>
-          <w:rFonts w:ascii="Segoe UI" w:hAnsi="Segoe UI" w:cs="Segoe UI"/>
-          <w:b w:val="0"/>
-          <w:i w:val="0"/>
-          <w:color w:val="0B1F2E"/>
-          <w:sz w:val="21"/>
-        </w:rPr>
         <w:t>No secrets committed to the Git repository</w:t>
       </w:r>
     </w:p>
     <w:p>
       <w:pPr>
         <w:pStyle w:val="ListBullet"/>
-        <w:spacing w:after="60"/>
-        <w:ind w:left="432"/>
       </w:pPr>
       <w:r>
-        <w:rPr>
-          <w:rFonts w:ascii="Segoe UI" w:hAnsi="Segoe UI" w:cs="Segoe UI"/>
-          <w:b w:val="0"/>
-          <w:i w:val="0"/>
-          <w:color w:val="0B1F2E"/>
-          <w:sz w:val="21"/>
-        </w:rPr>
         <w:t>HTTPS enforced on all deployed endpoints</w:t>
       </w:r>
     </w:p>
     <w:p>
       <w:pPr>
         <w:pStyle w:val="Heading1"/>
-        <w:spacing w:before="360" w:after="120"/>
-        <w:pBdr>
-          <w:bottom w:val="single" w:sz="12" w:space="4" w:color="00BDAA"/>
-        </w:pBdr>
       </w:pPr>
       <w:r>
-        <w:rPr>
-          <w:rFonts w:ascii="Segoe UI" w:hAnsi="Segoe UI" w:cs="Segoe UI"/>
-          <w:b/>
-          <w:i w:val="0"/>
-          <w:color w:val="0B1F2E"/>
-          <w:sz w:val="32"/>
-        </w:rPr>
         <w:t>8. Data Protection</w:t>
       </w:r>
     </w:p>
     <w:p>
       <w:pPr>
         <w:pStyle w:val="ListBullet"/>
-        <w:spacing w:after="60"/>
-        <w:ind w:left="432"/>
       </w:pPr>
       <w:r>
-        <w:rPr>
-          <w:rFonts w:ascii="Segoe UI" w:hAnsi="Segoe UI" w:cs="Segoe UI"/>
-          <w:b w:val="0"/>
-          <w:i w:val="0"/>
-          <w:color w:val="0B1F2E"/>
-          <w:sz w:val="21"/>
-        </w:rPr>
         <w:t>User data stored in Supabase (AWS-hosted PostgreSQL)</w:t>
       </w:r>
     </w:p>
     <w:p>
       <w:pPr>
         <w:pStyle w:val="ListBullet"/>
-        <w:spacing w:after="60"/>
-        <w:ind w:left="432"/>
       </w:pPr>
       <w:r>
-        <w:rPr>
-          <w:rFonts w:ascii="Segoe UI" w:hAnsi="Segoe UI" w:cs="Segoe UI"/>
-          <w:b w:val="0"/>
-          <w:i w:val="0"/>
-          <w:color w:val="0B1F2E"/>
-          <w:sz w:val="21"/>
-        </w:rPr>
         <w:t>Service role key used for server-side operations (bypasses RLS)</w:t>
       </w:r>
     </w:p>
     <w:p>
       <w:pPr>
         <w:pStyle w:val="ListBullet"/>
-        <w:spacing w:after="60"/>
-        <w:ind w:left="432"/>
       </w:pPr>
       <w:r>
-        <w:rPr>
-          <w:rFonts w:ascii="Segoe UI" w:hAnsi="Segoe UI" w:cs="Segoe UI"/>
-          <w:b w:val="0"/>
-          <w:i w:val="0"/>
-          <w:color w:val="0B1F2E"/>
-          <w:sz w:val="21"/>
-        </w:rPr>
         <w:t>Frontend uses anon key with RLS policies</w:t>
       </w:r>
     </w:p>
     <w:p>
       <w:pPr>
         <w:pStyle w:val="ListBullet"/>
-        <w:spacing w:after="60"/>
-        <w:ind w:left="432"/>
       </w:pPr>
       <w:r>
-        <w:rPr>
-          <w:rFonts w:ascii="Segoe UI" w:hAnsi="Segoe UI" w:cs="Segoe UI"/>
-          <w:b w:val="0"/>
-          <w:i w:val="0"/>
-          <w:color w:val="0B1F2E"/>
-          <w:sz w:val="21"/>
-        </w:rPr>
         <w:t>No personally identifiable information in logs or error messages</w:t>
       </w:r>
     </w:p>
     <w:p>
       <w:pPr>
         <w:pStyle w:val="ListBullet"/>
-        <w:spacing w:after="60"/>
-        <w:ind w:left="432"/>
       </w:pPr>
       <w:r>
-        <w:rPr>
-          <w:rFonts w:ascii="Segoe UI" w:hAnsi="Segoe UI" w:cs="Segoe UI"/>
-          <w:b w:val="0"/>
-          <w:i w:val="0"/>
-          <w:color w:val="0B1F2E"/>
-          <w:sz w:val="21"/>
-        </w:rPr>
-        <w:t>OTP codes never stored in plain text</w:t>
+        <w:t>OTP codes never stored in plain text — only bcrypt hash in memory during verification</w:t>
+      </w:r>
+    </w:p>
+    <w:p>
+      <w:pPr>
+        <w:pStyle w:val="ListBullet"/>
+      </w:pPr>
+      <w:r>
+        <w:t>Phone-only users have synthetic emails (e.g., 85570961423@nexus.local) — no real email required</w:t>
       </w:r>
     </w:p>
     <w:p>
       <w:pPr>
         <w:pStyle w:val="Heading1"/>
-        <w:spacing w:before="360" w:after="120"/>
-        <w:pBdr>
-          <w:bottom w:val="single" w:sz="12" w:space="4" w:color="00BDAA"/>
-        </w:pBdr>
       </w:pPr>
       <w:r>
-        <w:rPr>
-          <w:rFonts w:ascii="Segoe UI" w:hAnsi="Segoe UI" w:cs="Segoe UI"/>
-          <w:b/>
-          <w:i w:val="0"/>
-          <w:color w:val="0B1F2E"/>
-          <w:sz w:val="32"/>
-        </w:rPr>
         <w:t>9. Payment Security</w:t>
       </w:r>
     </w:p>
     <w:p>
       <w:pPr>
         <w:pStyle w:val="ListBullet"/>
-        <w:spacing w:after="60"/>
-        <w:ind w:left="432"/>
       </w:pPr>
       <w:r>
-        <w:rPr>
-          <w:rFonts w:ascii="Segoe UI" w:hAnsi="Segoe UI" w:cs="Segoe UI"/>
-          <w:b w:val="0"/>
-          <w:i w:val="0"/>
-          <w:color w:val="0B1F2E"/>
-          <w:sz w:val="21"/>
-        </w:rPr>
         <w:t>KHQR codes are generated server-side with CRC16 verification</w:t>
       </w:r>
     </w:p>
     <w:p>
       <w:pPr>
         <w:pStyle w:val="ListBullet"/>
-        <w:spacing w:after="60"/>
-        <w:ind w:left="432"/>
       </w:pPr>
       <w:r>
-        <w:rPr>
-          <w:rFonts w:ascii="Segoe UI" w:hAnsi="Segoe UI" w:cs="Segoe UI"/>
-          <w:b w:val="0"/>
-          <w:i w:val="0"/>
-          <w:color w:val="0B1F2E"/>
-          <w:sz w:val="21"/>
-        </w:rPr>
         <w:t>Payment verification requires server-side API calls (not client-side)</w:t>
       </w:r>
     </w:p>
     <w:p>
       <w:pPr>
         <w:pStyle w:val="ListBullet"/>
-        <w:spacing w:after="60"/>
-        <w:ind w:left="432"/>
       </w:pPr>
       <w:r>
-        <w:rPr>
-          <w:rFonts w:ascii="Segoe UI" w:hAnsi="Segoe UI" w:cs="Segoe UI"/>
-          <w:b w:val="0"/>
-          <w:i w:val="0"/>
-          <w:color w:val="0B1F2E"/>
-          <w:sz w:val="21"/>
-        </w:rPr>
-        <w:t>ABA PayWay purchase requests are signed with HMAC-SHA512 using a fixed 24-field hash order</w:t>
+        <w:t>ABA PayWay purchase requests signed with HMAC-SHA512 using a fixed 24-field hash order</w:t>
       </w:r>
     </w:p>
     <w:p>
       <w:pPr>
         <w:pStyle w:val="ListBullet"/>
-        <w:spacing w:after="60"/>
-        <w:ind w:left="432"/>
       </w:pPr>
       <w:r>
-        <w:rPr>
-          <w:rFonts w:ascii="Segoe UI" w:hAnsi="Segoe UI" w:cs="Segoe UI"/>
-          <w:b w:val="0"/>
-          <w:i w:val="0"/>
-          <w:color w:val="0B1F2E"/>
-          <w:sz w:val="21"/>
-        </w:rPr>
-        <w:t>PayWay webhook callbacks are verified with the same HMAC signature before processing</w:t>
+        <w:t>view_type=hosted_view and payment_gate=0 sent unsigned (not in hash)</w:t>
       </w:r>
     </w:p>
     <w:p>
       <w:pPr>
         <w:pStyle w:val="ListBullet"/>
-        <w:spacing w:after="60"/>
-        <w:ind w:left="432"/>
       </w:pPr>
       <w:r>
-        <w:rPr>
-          <w:rFonts w:ascii="Segoe UI" w:hAnsi="Segoe UI" w:cs="Segoe UI"/>
-          <w:b w:val="0"/>
-          <w:i w:val="0"/>
-          <w:color w:val="0B1F2E"/>
-          <w:sz w:val="21"/>
-        </w:rPr>
-        <w:t>Hosted checkout keeps card and account data on ABA's PCI-compliant pages — never on our servers</w:t>
+        <w:t>PayWay webhook callbacks verified with the same HMAC signature before processing</w:t>
       </w:r>
     </w:p>
     <w:p>
       <w:pPr>
         <w:pStyle w:val="ListBullet"/>
-        <w:spacing w:after="60"/>
-        <w:ind w:left="432"/>
       </w:pPr>
       <w:r>
-        <w:rPr>
-          <w:rFonts w:ascii="Segoe UI" w:hAnsi="Segoe UI" w:cs="Segoe UI"/>
-          <w:b w:val="0"/>
-          <w:i w:val="0"/>
-          <w:color w:val="0B1F2E"/>
-          <w:sz w:val="21"/>
-        </w:rPr>
-        <w:t>All payment transactions are logged in the audit trail</w:t>
+        <w:t>Hosted checkout keeps card/account data on ABA's PCI-compliant pages — never on our servers</w:t>
       </w:r>
     </w:p>
     <w:p>
       <w:pPr>
         <w:pStyle w:val="ListBullet"/>
-        <w:spacing w:after="60"/>
-        <w:ind w:left="432"/>
       </w:pPr>
       <w:r>
-        <w:rPr>
-          <w:rFonts w:ascii="Segoe UI" w:hAnsi="Segoe UI" w:cs="Segoe UI"/>
-          <w:b w:val="0"/>
-          <w:i w:val="0"/>
-          <w:color w:val="0B1F2E"/>
-          <w:sz w:val="21"/>
-        </w:rPr>
-        <w:t>Sandbox mode active — no real money processed yet</w:t>
+        <w:t>All payment transactions logged in audit trail</w:t>
+      </w:r>
+    </w:p>
+    <w:p>
+      <w:pPr>
+        <w:pStyle w:val="ListBullet"/>
+      </w:pPr>
+      <w:r>
+        <w:t>/api/payway/transactions endpoint requires auth — filtered by user email</w:t>
       </w:r>
     </w:p>
     <w:sectPr>
-      <w:headerReference w:type="default" r:id="rId9"/>
-      <w:footerReference w:type="default" r:id="rId10"/>
-      <w:pgSz w:w="11909" w:h="16834"/>
-      <w:pgMar w:top="1152" w:right="1296" w:bottom="1152" w:left="1296" w:header="720" w:footer="720" w:gutter="0"/>
+      <w:pgSz w:w="12240" w:h="15840"/>
+      <w:pgMar w:top="1440" w:right="1800" w:bottom="1440" w:left="1800" w:header="720" w:footer="720" w:gutter="0"/>
       <w:cols w:space="720"/>
       <w:docGrid w:linePitch="360"/>
     </w:sectPr>
   </w:body>
 </w:document>
-</file>
-
-<file path=word/footer1.xml><?xml version="1.0" encoding="utf-8"?>
-<w:ftr xmlns:m="http://schemas.openxmlformats.org/officeDocument/2006/math" xmlns:mc="http://schemas.openxmlformats.org/markup-compatibility/2006" xmlns:mo="http://schemas.microsoft.com/office/mac/office/2008/main" xmlns:mv="urn:schemas-microsoft-com:mac:vml" xmlns:o="urn:schemas-microsoft-com:office:office" xmlns:r="http://schemas.openxmlformats.org/officeDocument/2006/relationships" xmlns:v="urn:schemas-microsoft-com:vml" xmlns:w10="urn:schemas-microsoft-com:office:word" xmlns:w14="http://schemas.microsoft.com/office/word/2010/wordml" xmlns:w="http://schemas.openxmlformats.org/wordprocessingml/2006/main" xmlns:wne="http://schemas.microsoft.com/office/word/2006/wordml" xmlns:wp14="http://schemas.microsoft.com/office/word/2010/wordprocessingDrawing" xmlns:wp="http://schemas.openxmlformats.org/drawingml/2006/wordprocessingDrawing" xmlns:wpc="http://schemas.microsoft.com/office/word/2010/wordprocessingCanvas" xmlns:wpg="http://schemas.microsoft.com/office/word/2010/wordprocessingGroup" xmlns:wpi="http://schemas.microsoft.com/office/word/2010/wordprocessingInk" xmlns:wps="http://schemas.microsoft.com/office/word/2010/wordprocessingShape" mc:Ignorable="w14 wp14">
-  <w:p>
-    <w:pPr>
-      <w:pStyle w:val="Footer"/>
-      <w:jc w:val="center"/>
-    </w:pPr>
-    <w:r/>
-    <w:r>
-      <w:rPr>
-        <w:rFonts w:ascii="Segoe UI" w:hAnsi="Segoe UI" w:cs="Segoe UI"/>
-        <w:b w:val="0"/>
-        <w:i w:val="0"/>
-        <w:color w:val="6B7A89"/>
-        <w:sz w:val="16"/>
-      </w:rPr>
-      <w:t>NexusFinance — Security &amp; Compliance  •  NF-DOC-003  •  Internal &amp; Confidential</w:t>
-    </w:r>
-    <w:r>
-      <w:rPr>
-        <w:rFonts w:ascii="Segoe UI" w:hAnsi="Segoe UI" w:cs="Segoe UI"/>
-        <w:b w:val="0"/>
-        <w:i w:val="0"/>
-        <w:color w:val="6B7A89"/>
-        <w:sz w:val="16"/>
-      </w:rPr>
-      <w:t xml:space="preserve">  •  Page </w:t>
-    </w:r>
-    <w:r>
-      <w:fldChar w:fldCharType="begin"/>
-      <w:instrText xml:space="preserve">PAGE</w:instrText>
-      <w:fldChar w:fldCharType="separate"/>
-      <w:t>1</w:t>
-      <w:fldChar w:fldCharType="end"/>
-    </w:r>
-  </w:p>
-</w:ftr>
-</file>
-
-<file path=word/header1.xml><?xml version="1.0" encoding="utf-8"?>
-<w:hdr xmlns:m="http://schemas.openxmlformats.org/officeDocument/2006/math" xmlns:mc="http://schemas.openxmlformats.org/markup-compatibility/2006" xmlns:mo="http://schemas.microsoft.com/office/mac/office/2008/main" xmlns:mv="urn:schemas-microsoft-com:mac:vml" xmlns:o="urn:schemas-microsoft-com:office:office" xmlns:r="http://schemas.openxmlformats.org/officeDocument/2006/relationships" xmlns:v="urn:schemas-microsoft-com:vml" xmlns:w10="urn:schemas-microsoft-com:office:word" xmlns:w14="http://schemas.microsoft.com/office/word/2010/wordml" xmlns:w="http://schemas.openxmlformats.org/wordprocessingml/2006/main" xmlns:wne="http://schemas.microsoft.com/office/word/2006/wordml" xmlns:wp14="http://schemas.microsoft.com/office/word/2010/wordprocessingDrawing" xmlns:wp="http://schemas.openxmlformats.org/drawingml/2006/wordprocessingDrawing" xmlns:wpc="http://schemas.microsoft.com/office/word/2010/wordprocessingCanvas" xmlns:wpg="http://schemas.microsoft.com/office/word/2010/wordprocessingGroup" xmlns:wpi="http://schemas.microsoft.com/office/word/2010/wordprocessingInk" xmlns:wps="http://schemas.microsoft.com/office/word/2010/wordprocessingShape" mc:Ignorable="w14 wp14">
-  <w:p>
-    <w:pPr>
-      <w:pStyle w:val="Header"/>
-    </w:pPr>
-    <w:r/>
-  </w:p>
-</w:hdr>
 </file>
 
 <file path=word/numbering.xml><?xml version="1.0" encoding="utf-8"?>
@@ -3205,14 +966,6 @@
     <w:name w:val="Normal"/>
     <w:qFormat/>
     <w:rsid w:val="00FC693F"/>
-    <w:pPr>
-      <w:spacing w:after="140" w:line="324" w:lineRule="auto"/>
-    </w:pPr>
-    <w:rPr>
-      <w:rFonts w:ascii="Segoe UI" w:hAnsi="Segoe UI" w:cs="Segoe UI"/>
-      <w:color w:val="0B1F2E"/>
-      <w:sz w:val="21"/>
-    </w:rPr>
   </w:style>
   <w:style w:type="paragraph" w:styleId="Header">
     <w:name w:val="header"/>

--- a/DOC/EN/NF-DOC-003_Security_and_Compliance_EN.docx
+++ b/DOC/EN/NF-DOC-003_Security_and_Compliance_EN.docx
@@ -2,605 +2,3168 @@
 <file path=word/document.xml><?xml version="1.0" encoding="utf-8"?>
 <w:document xmlns:wpc="http://schemas.microsoft.com/office/word/2010/wordprocessingCanvas" xmlns:mo="http://schemas.microsoft.com/office/mac/office/2008/main" xmlns:mc="http://schemas.openxmlformats.org/markup-compatibility/2006" xmlns:mv="urn:schemas-microsoft-com:mac:vml" xmlns:o="urn:schemas-microsoft-com:office:office" xmlns:r="http://schemas.openxmlformats.org/officeDocument/2006/relationships" xmlns:m="http://schemas.openxmlformats.org/officeDocument/2006/math" xmlns:v="urn:schemas-microsoft-com:vml" xmlns:wp14="http://schemas.microsoft.com/office/word/2010/wordprocessingDrawing" xmlns:wp="http://schemas.openxmlformats.org/drawingml/2006/wordprocessingDrawing" xmlns:w10="urn:schemas-microsoft-com:office:word" xmlns:w="http://schemas.openxmlformats.org/wordprocessingml/2006/main" xmlns:w14="http://schemas.microsoft.com/office/word/2010/wordml" xmlns:wpg="http://schemas.microsoft.com/office/word/2010/wordprocessingGroup" xmlns:wpi="http://schemas.microsoft.com/office/word/2010/wordprocessingInk" xmlns:wne="http://schemas.microsoft.com/office/word/2006/wordml" xmlns:wps="http://schemas.microsoft.com/office/word/2010/wordprocessingShape" mc:Ignorable="w14 wp14">
   <w:body>
+    <w:tbl>
+      <w:tblPr>
+        <w:tblStyle w:val="TableGrid"/>
+        <w:tblW w:type="auto" w:w="0"/>
+        <w:tblLook w:firstColumn="1" w:firstRow="1" w:lastColumn="0" w:lastRow="0" w:noHBand="0" w:noVBand="1" w:val="04A0"/>
+      </w:tblPr>
+      <w:tblGrid>
+        <w:gridCol w:w="9317"/>
+      </w:tblGrid>
+      <w:tr>
+        <w:tc>
+          <w:tcPr>
+            <w:tcW w:type="dxa" w:w="9317"/>
+            <w:shd w:val="clear" w:fill="0B1F2E"/>
+            <w:tcMar>
+              <w:top w:w="180" w:type="dxa"/>
+              <w:start w:w="240" w:type="dxa"/>
+              <w:bottom w:w="180" w:type="dxa"/>
+              <w:end w:w="240" w:type="dxa"/>
+            </w:tcMar>
+          </w:tcPr>
+          <w:p>
+            <w:r/>
+            <w:r>
+              <w:rPr>
+                <w:rFonts w:ascii="Segoe UI" w:hAnsi="Segoe UI" w:cs="Segoe UI"/>
+                <w:b/>
+                <w:i w:val="0"/>
+                <w:color w:val="00BDAA"/>
+                <w:sz w:val="26"/>
+              </w:rPr>
+              <w:t>NEXUSFINANCE</w:t>
+            </w:r>
+          </w:p>
+          <w:p>
+            <w:pPr>
+              <w:spacing w:after="0"/>
+            </w:pPr>
+            <w:r>
+              <w:rPr>
+                <w:rFonts w:ascii="Segoe UI" w:hAnsi="Segoe UI" w:cs="Segoe UI"/>
+                <w:b w:val="0"/>
+                <w:i w:val="0"/>
+                <w:color w:val="9FB4C4"/>
+                <w:sz w:val="18"/>
+              </w:rPr>
+              <w:t>Secure • Modern • Cutting-edge  |  Lending Platform for Cambodia</w:t>
+            </w:r>
+          </w:p>
+        </w:tc>
+      </w:tr>
+    </w:tbl>
     <w:p>
       <w:pPr>
-        <w:pStyle w:val="Title"/>
+        <w:spacing w:after="40"/>
+      </w:pPr>
+    </w:p>
+    <w:p>
+      <w:pPr>
+        <w:spacing w:after="600"/>
+      </w:pPr>
+    </w:p>
+    <w:p>
+      <w:pPr>
+        <w:spacing w:after="120"/>
+        <w:jc w:val="left"/>
       </w:pPr>
       <w:r>
+        <w:rPr>
+          <w:rFonts w:ascii="Segoe UI" w:hAnsi="Segoe UI" w:cs="Segoe UI"/>
+          <w:b/>
+          <w:i w:val="0"/>
+          <w:color w:val="0B1F2E"/>
+          <w:sz w:val="68"/>
+        </w:rPr>
         <w:t>NexusFinance — Security &amp; Compliance</w:t>
       </w:r>
     </w:p>
     <w:p>
+      <w:pPr>
+        <w:pBdr>
+          <w:bottom w:val="single" w:sz="24" w:space="4" w:color="00BDAA"/>
+        </w:pBdr>
+        <w:spacing w:after="240"/>
+      </w:pPr>
+    </w:p>
+    <w:p>
+      <w:pPr>
+        <w:spacing w:after="80"/>
+      </w:pPr>
       <w:r>
+        <w:rPr>
+          <w:rFonts w:ascii="Segoe UI" w:hAnsi="Segoe UI" w:cs="Segoe UI"/>
+          <w:b w:val="0"/>
+          <w:i w:val="0"/>
+          <w:color w:val="475A6B"/>
+          <w:sz w:val="26"/>
+        </w:rPr>
         <w:t>Digital Lending Platform for Cambodia</w:t>
       </w:r>
     </w:p>
     <w:p>
+      <w:pPr>
+        <w:spacing w:after="0"/>
+      </w:pPr>
       <w:r>
+        <w:rPr>
+          <w:rFonts w:ascii="Segoe UI" w:hAnsi="Segoe UI" w:cs="Segoe UI"/>
+          <w:b/>
+          <w:i w:val="0"/>
+          <w:color w:val="008A7C"/>
+          <w:sz w:val="20"/>
+        </w:rPr>
         <w:t>EN</w:t>
       </w:r>
     </w:p>
     <w:p>
+      <w:pPr>
+        <w:spacing w:after="600"/>
+      </w:pPr>
+    </w:p>
+    <w:tbl>
+      <w:tblPr>
+        <w:tblStyle w:val="TableGrid"/>
+        <w:tblW w:type="auto" w:w="0"/>
+        <w:tblLook w:firstColumn="1" w:firstRow="1" w:lastColumn="0" w:lastRow="0" w:noHBand="0" w:noVBand="1" w:val="04A0"/>
+      </w:tblPr>
+      <w:tblGrid>
+        <w:gridCol w:w="4658"/>
+        <w:gridCol w:w="4658"/>
+      </w:tblGrid>
+      <w:tr>
+        <w:tc>
+          <w:tcPr>
+            <w:tcW w:type="dxa" w:w="3168"/>
+            <w:shd w:val="clear" w:fill="F4F8FA"/>
+            <w:tcMar>
+              <w:top w:w="80" w:type="dxa"/>
+              <w:start w:w="120" w:type="dxa"/>
+              <w:bottom w:w="80" w:type="dxa"/>
+              <w:end w:w="120" w:type="dxa"/>
+            </w:tcMar>
+          </w:tcPr>
+          <w:p>
+            <w:r/>
+            <w:r>
+              <w:rPr>
+                <w:rFonts w:ascii="Segoe UI" w:hAnsi="Segoe UI" w:cs="Segoe UI"/>
+                <w:b/>
+                <w:i w:val="0"/>
+                <w:color w:val="0B1F2E"/>
+                <w:sz w:val="20"/>
+              </w:rPr>
+              <w:t>Document Number</w:t>
+            </w:r>
+          </w:p>
+        </w:tc>
+        <w:tc>
+          <w:tcPr>
+            <w:tcW w:type="dxa" w:w="6048"/>
+            <w:tcMar>
+              <w:top w:w="80" w:type="dxa"/>
+              <w:start w:w="120" w:type="dxa"/>
+              <w:bottom w:w="80" w:type="dxa"/>
+              <w:end w:w="120" w:type="dxa"/>
+            </w:tcMar>
+          </w:tcPr>
+          <w:p>
+            <w:r/>
+            <w:r>
+              <w:rPr>
+                <w:rFonts w:ascii="Segoe UI" w:hAnsi="Segoe UI" w:cs="Segoe UI"/>
+                <w:b w:val="0"/>
+                <w:i w:val="0"/>
+                <w:color w:val="475A6B"/>
+                <w:sz w:val="20"/>
+              </w:rPr>
+              <w:t>NF-DOC-003</w:t>
+            </w:r>
+          </w:p>
+        </w:tc>
+      </w:tr>
+      <w:tr>
+        <w:tc>
+          <w:tcPr>
+            <w:tcW w:type="dxa" w:w="3168"/>
+            <w:shd w:val="clear" w:fill="F4F8FA"/>
+            <w:tcMar>
+              <w:top w:w="80" w:type="dxa"/>
+              <w:start w:w="120" w:type="dxa"/>
+              <w:bottom w:w="80" w:type="dxa"/>
+              <w:end w:w="120" w:type="dxa"/>
+            </w:tcMar>
+          </w:tcPr>
+          <w:p>
+            <w:r/>
+            <w:r>
+              <w:rPr>
+                <w:rFonts w:ascii="Segoe UI" w:hAnsi="Segoe UI" w:cs="Segoe UI"/>
+                <w:b/>
+                <w:i w:val="0"/>
+                <w:color w:val="0B1F2E"/>
+                <w:sz w:val="20"/>
+              </w:rPr>
+              <w:t>Version</w:t>
+            </w:r>
+          </w:p>
+        </w:tc>
+        <w:tc>
+          <w:tcPr>
+            <w:tcW w:type="dxa" w:w="6048"/>
+            <w:tcMar>
+              <w:top w:w="80" w:type="dxa"/>
+              <w:start w:w="120" w:type="dxa"/>
+              <w:bottom w:w="80" w:type="dxa"/>
+              <w:end w:w="120" w:type="dxa"/>
+            </w:tcMar>
+          </w:tcPr>
+          <w:p>
+            <w:r/>
+            <w:r>
+              <w:rPr>
+                <w:rFonts w:ascii="Segoe UI" w:hAnsi="Segoe UI" w:cs="Segoe UI"/>
+                <w:b w:val="0"/>
+                <w:i w:val="0"/>
+                <w:color w:val="475A6B"/>
+                <w:sz w:val="20"/>
+              </w:rPr>
+              <w:t>1.1</w:t>
+            </w:r>
+          </w:p>
+        </w:tc>
+      </w:tr>
+      <w:tr>
+        <w:tc>
+          <w:tcPr>
+            <w:tcW w:type="dxa" w:w="3168"/>
+            <w:shd w:val="clear" w:fill="F4F8FA"/>
+            <w:tcMar>
+              <w:top w:w="80" w:type="dxa"/>
+              <w:start w:w="120" w:type="dxa"/>
+              <w:bottom w:w="80" w:type="dxa"/>
+              <w:end w:w="120" w:type="dxa"/>
+            </w:tcMar>
+          </w:tcPr>
+          <w:p>
+            <w:r/>
+            <w:r>
+              <w:rPr>
+                <w:rFonts w:ascii="Segoe UI" w:hAnsi="Segoe UI" w:cs="Segoe UI"/>
+                <w:b/>
+                <w:i w:val="0"/>
+                <w:color w:val="0B1F2E"/>
+                <w:sz w:val="20"/>
+              </w:rPr>
+              <w:t>Date</w:t>
+            </w:r>
+          </w:p>
+        </w:tc>
+        <w:tc>
+          <w:tcPr>
+            <w:tcW w:type="dxa" w:w="6048"/>
+            <w:tcMar>
+              <w:top w:w="80" w:type="dxa"/>
+              <w:start w:w="120" w:type="dxa"/>
+              <w:bottom w:w="80" w:type="dxa"/>
+              <w:end w:w="120" w:type="dxa"/>
+            </w:tcMar>
+          </w:tcPr>
+          <w:p>
+            <w:r/>
+            <w:r>
+              <w:rPr>
+                <w:rFonts w:ascii="Segoe UI" w:hAnsi="Segoe UI" w:cs="Segoe UI"/>
+                <w:b w:val="0"/>
+                <w:i w:val="0"/>
+                <w:color w:val="475A6B"/>
+                <w:sz w:val="20"/>
+              </w:rPr>
+              <w:t>August 2026</w:t>
+            </w:r>
+          </w:p>
+        </w:tc>
+      </w:tr>
+      <w:tr>
+        <w:tc>
+          <w:tcPr>
+            <w:tcW w:type="dxa" w:w="3168"/>
+            <w:shd w:val="clear" w:fill="F4F8FA"/>
+            <w:tcMar>
+              <w:top w:w="80" w:type="dxa"/>
+              <w:start w:w="120" w:type="dxa"/>
+              <w:bottom w:w="80" w:type="dxa"/>
+              <w:end w:w="120" w:type="dxa"/>
+            </w:tcMar>
+          </w:tcPr>
+          <w:p>
+            <w:r/>
+            <w:r>
+              <w:rPr>
+                <w:rFonts w:ascii="Segoe UI" w:hAnsi="Segoe UI" w:cs="Segoe UI"/>
+                <w:b/>
+                <w:i w:val="0"/>
+                <w:color w:val="0B1F2E"/>
+                <w:sz w:val="20"/>
+              </w:rPr>
+              <w:t>Prepared By</w:t>
+            </w:r>
+          </w:p>
+        </w:tc>
+        <w:tc>
+          <w:tcPr>
+            <w:tcW w:type="dxa" w:w="6048"/>
+            <w:tcMar>
+              <w:top w:w="80" w:type="dxa"/>
+              <w:start w:w="120" w:type="dxa"/>
+              <w:bottom w:w="80" w:type="dxa"/>
+              <w:end w:w="120" w:type="dxa"/>
+            </w:tcMar>
+          </w:tcPr>
+          <w:p>
+            <w:r/>
+            <w:r>
+              <w:rPr>
+                <w:rFonts w:ascii="Segoe UI" w:hAnsi="Segoe UI" w:cs="Segoe UI"/>
+                <w:b w:val="0"/>
+                <w:i w:val="0"/>
+                <w:color w:val="475A6B"/>
+                <w:sz w:val="20"/>
+              </w:rPr>
+              <w:t>NDX Digital Support</w:t>
+            </w:r>
+          </w:p>
+        </w:tc>
+      </w:tr>
+      <w:tr>
+        <w:tc>
+          <w:tcPr>
+            <w:tcW w:type="dxa" w:w="3168"/>
+            <w:shd w:val="clear" w:fill="F4F8FA"/>
+            <w:tcMar>
+              <w:top w:w="80" w:type="dxa"/>
+              <w:start w:w="120" w:type="dxa"/>
+              <w:bottom w:w="80" w:type="dxa"/>
+              <w:end w:w="120" w:type="dxa"/>
+            </w:tcMar>
+          </w:tcPr>
+          <w:p>
+            <w:r/>
+            <w:r>
+              <w:rPr>
+                <w:rFonts w:ascii="Segoe UI" w:hAnsi="Segoe UI" w:cs="Segoe UI"/>
+                <w:b/>
+                <w:i w:val="0"/>
+                <w:color w:val="0B1F2E"/>
+                <w:sz w:val="20"/>
+              </w:rPr>
+              <w:t>Classification</w:t>
+            </w:r>
+          </w:p>
+        </w:tc>
+        <w:tc>
+          <w:tcPr>
+            <w:tcW w:type="dxa" w:w="6048"/>
+            <w:tcMar>
+              <w:top w:w="80" w:type="dxa"/>
+              <w:start w:w="120" w:type="dxa"/>
+              <w:bottom w:w="80" w:type="dxa"/>
+              <w:end w:w="120" w:type="dxa"/>
+            </w:tcMar>
+          </w:tcPr>
+          <w:p>
+            <w:r/>
+            <w:r>
+              <w:rPr>
+                <w:rFonts w:ascii="Segoe UI" w:hAnsi="Segoe UI" w:cs="Segoe UI"/>
+                <w:b w:val="0"/>
+                <w:i w:val="0"/>
+                <w:color w:val="475A6B"/>
+                <w:sz w:val="20"/>
+              </w:rPr>
+              <w:t>Internal &amp; Confidential</w:t>
+            </w:r>
+          </w:p>
+        </w:tc>
+      </w:tr>
+    </w:tbl>
+    <w:p>
+      <w:pPr>
+        <w:spacing w:after="280"/>
+      </w:pPr>
+    </w:p>
+    <w:p>
       <w:r>
+        <w:rPr>
+          <w:rFonts w:ascii="Segoe UI" w:hAnsi="Segoe UI" w:cs="Segoe UI"/>
+          <w:b w:val="0"/>
+          <w:i w:val="0"/>
+          <w:color w:val="6B7A89"/>
+          <w:sz w:val="18"/>
+        </w:rPr>
         <w:t>Security  •  Auth  •  OTP  •  Data Protection  •  Audit</w:t>
+      </w:r>
+    </w:p>
+    <w:p>
+      <w:r>
+        <w:br w:type="page"/>
+      </w:r>
+    </w:p>
+    <w:p>
+      <w:pPr>
+        <w:spacing w:after="120"/>
+        <w:pBdr>
+          <w:bottom w:val="single" w:sz="12" w:space="4" w:color="00BDAA"/>
+        </w:pBdr>
+      </w:pPr>
+      <w:r>
+        <w:rPr>
+          <w:rFonts w:ascii="Segoe UI" w:hAnsi="Segoe UI" w:cs="Segoe UI"/>
+          <w:b/>
+          <w:i w:val="0"/>
+          <w:color w:val="0B1F2E"/>
+          <w:sz w:val="32"/>
+        </w:rPr>
+        <w:t>Table of Contents</w:t>
+      </w:r>
+    </w:p>
+    <w:p>
+      <w:pPr>
+        <w:spacing w:after="160"/>
+      </w:pPr>
+    </w:p>
+    <w:p>
+      <w:pPr>
+        <w:tabs>
+          <w:tab w:pos="9360" w:val="right" w:leader="hyphen"/>
+        </w:tabs>
+        <w:spacing w:after="80"/>
+      </w:pPr>
+      <w:r>
+        <w:rPr>
+          <w:rFonts w:ascii="Segoe UI" w:hAnsi="Segoe UI" w:cs="Segoe UI"/>
+          <w:b/>
+          <w:i w:val="0"/>
+          <w:color w:val="008A7C"/>
+          <w:sz w:val="22"/>
+        </w:rPr>
+        <w:t xml:space="preserve">1.  </w:t>
+      </w:r>
+      <w:r>
+        <w:rPr>
+          <w:rFonts w:ascii="Segoe UI" w:hAnsi="Segoe UI" w:cs="Segoe UI"/>
+          <w:b w:val="0"/>
+          <w:i w:val="0"/>
+          <w:color w:val="0B1F2E"/>
+          <w:sz w:val="22"/>
+        </w:rPr>
+        <w:t>Authentication Architecture</w:t>
+      </w:r>
+    </w:p>
+    <w:p>
+      <w:pPr>
+        <w:tabs>
+          <w:tab w:pos="9360" w:val="right" w:leader="hyphen"/>
+        </w:tabs>
+        <w:spacing w:after="80"/>
+      </w:pPr>
+      <w:r>
+        <w:rPr>
+          <w:rFonts w:ascii="Segoe UI" w:hAnsi="Segoe UI" w:cs="Segoe UI"/>
+          <w:b/>
+          <w:i w:val="0"/>
+          <w:color w:val="008A7C"/>
+          <w:sz w:val="22"/>
+        </w:rPr>
+        <w:t xml:space="preserve">2.  </w:t>
+      </w:r>
+      <w:r>
+        <w:rPr>
+          <w:rFonts w:ascii="Segoe UI" w:hAnsi="Segoe UI" w:cs="Segoe UI"/>
+          <w:b w:val="0"/>
+          <w:i w:val="0"/>
+          <w:color w:val="0B1F2E"/>
+          <w:sz w:val="22"/>
+        </w:rPr>
+        <w:t>Password Security</w:t>
+      </w:r>
+    </w:p>
+    <w:p>
+      <w:pPr>
+        <w:tabs>
+          <w:tab w:pos="9360" w:val="right" w:leader="hyphen"/>
+        </w:tabs>
+        <w:spacing w:after="80"/>
+      </w:pPr>
+      <w:r>
+        <w:rPr>
+          <w:rFonts w:ascii="Segoe UI" w:hAnsi="Segoe UI" w:cs="Segoe UI"/>
+          <w:b/>
+          <w:i w:val="0"/>
+          <w:color w:val="008A7C"/>
+          <w:sz w:val="22"/>
+        </w:rPr>
+        <w:t xml:space="preserve">3.  </w:t>
+      </w:r>
+      <w:r>
+        <w:rPr>
+          <w:rFonts w:ascii="Segoe UI" w:hAnsi="Segoe UI" w:cs="Segoe UI"/>
+          <w:b w:val="0"/>
+          <w:i w:val="0"/>
+          <w:color w:val="0B1F2E"/>
+          <w:sz w:val="22"/>
+        </w:rPr>
+        <w:t>OTP Verification System</w:t>
+      </w:r>
+    </w:p>
+    <w:p>
+      <w:pPr>
+        <w:tabs>
+          <w:tab w:pos="9360" w:val="right" w:leader="hyphen"/>
+        </w:tabs>
+        <w:spacing w:after="80"/>
+      </w:pPr>
+      <w:r>
+        <w:rPr>
+          <w:rFonts w:ascii="Segoe UI" w:hAnsi="Segoe UI" w:cs="Segoe UI"/>
+          <w:b/>
+          <w:i w:val="0"/>
+          <w:color w:val="008A7C"/>
+          <w:sz w:val="22"/>
+        </w:rPr>
+        <w:t xml:space="preserve">4.  </w:t>
+      </w:r>
+      <w:r>
+        <w:rPr>
+          <w:rFonts w:ascii="Segoe UI" w:hAnsi="Segoe UI" w:cs="Segoe UI"/>
+          <w:b w:val="0"/>
+          <w:i w:val="0"/>
+          <w:color w:val="0B1F2E"/>
+          <w:sz w:val="22"/>
+        </w:rPr>
+        <w:t>Session &amp; Token Management</w:t>
+      </w:r>
+    </w:p>
+    <w:p>
+      <w:pPr>
+        <w:tabs>
+          <w:tab w:pos="9360" w:val="right" w:leader="hyphen"/>
+        </w:tabs>
+        <w:spacing w:after="80"/>
+      </w:pPr>
+      <w:r>
+        <w:rPr>
+          <w:rFonts w:ascii="Segoe UI" w:hAnsi="Segoe UI" w:cs="Segoe UI"/>
+          <w:b/>
+          <w:i w:val="0"/>
+          <w:color w:val="008A7C"/>
+          <w:sz w:val="22"/>
+        </w:rPr>
+        <w:t xml:space="preserve">5.  </w:t>
+      </w:r>
+      <w:r>
+        <w:rPr>
+          <w:rFonts w:ascii="Segoe UI" w:hAnsi="Segoe UI" w:cs="Segoe UI"/>
+          <w:b w:val="0"/>
+          <w:i w:val="0"/>
+          <w:color w:val="0B1F2E"/>
+          <w:sz w:val="22"/>
+        </w:rPr>
+        <w:t>Role-Based Access Control</w:t>
+      </w:r>
+    </w:p>
+    <w:p>
+      <w:pPr>
+        <w:tabs>
+          <w:tab w:pos="9360" w:val="right" w:leader="hyphen"/>
+        </w:tabs>
+        <w:spacing w:after="80"/>
+      </w:pPr>
+      <w:r>
+        <w:rPr>
+          <w:rFonts w:ascii="Segoe UI" w:hAnsi="Segoe UI" w:cs="Segoe UI"/>
+          <w:b/>
+          <w:i w:val="0"/>
+          <w:color w:val="008A7C"/>
+          <w:sz w:val="22"/>
+        </w:rPr>
+        <w:t xml:space="preserve">6.  </w:t>
+      </w:r>
+      <w:r>
+        <w:rPr>
+          <w:rFonts w:ascii="Segoe UI" w:hAnsi="Segoe UI" w:cs="Segoe UI"/>
+          <w:b w:val="0"/>
+          <w:i w:val="0"/>
+          <w:color w:val="0B1F2E"/>
+          <w:sz w:val="22"/>
+        </w:rPr>
+        <w:t>Audit Logging</w:t>
+      </w:r>
+    </w:p>
+    <w:p>
+      <w:pPr>
+        <w:tabs>
+          <w:tab w:pos="9360" w:val="right" w:leader="hyphen"/>
+        </w:tabs>
+        <w:spacing w:after="80"/>
+      </w:pPr>
+      <w:r>
+        <w:rPr>
+          <w:rFonts w:ascii="Segoe UI" w:hAnsi="Segoe UI" w:cs="Segoe UI"/>
+          <w:b/>
+          <w:i w:val="0"/>
+          <w:color w:val="008A7C"/>
+          <w:sz w:val="22"/>
+        </w:rPr>
+        <w:t xml:space="preserve">7.  </w:t>
+      </w:r>
+      <w:r>
+        <w:rPr>
+          <w:rFonts w:ascii="Segoe UI" w:hAnsi="Segoe UI" w:cs="Segoe UI"/>
+          <w:b w:val="0"/>
+          <w:i w:val="0"/>
+          <w:color w:val="0B1F2E"/>
+          <w:sz w:val="22"/>
+        </w:rPr>
+        <w:t>API Security</w:t>
+      </w:r>
+    </w:p>
+    <w:p>
+      <w:pPr>
+        <w:tabs>
+          <w:tab w:pos="9360" w:val="right" w:leader="hyphen"/>
+        </w:tabs>
+        <w:spacing w:after="80"/>
+      </w:pPr>
+      <w:r>
+        <w:rPr>
+          <w:rFonts w:ascii="Segoe UI" w:hAnsi="Segoe UI" w:cs="Segoe UI"/>
+          <w:b/>
+          <w:i w:val="0"/>
+          <w:color w:val="008A7C"/>
+          <w:sz w:val="22"/>
+        </w:rPr>
+        <w:t xml:space="preserve">8.  </w:t>
+      </w:r>
+      <w:r>
+        <w:rPr>
+          <w:rFonts w:ascii="Segoe UI" w:hAnsi="Segoe UI" w:cs="Segoe UI"/>
+          <w:b w:val="0"/>
+          <w:i w:val="0"/>
+          <w:color w:val="0B1F2E"/>
+          <w:sz w:val="22"/>
+        </w:rPr>
+        <w:t>Data Protection</w:t>
+      </w:r>
+    </w:p>
+    <w:p>
+      <w:pPr>
+        <w:tabs>
+          <w:tab w:pos="9360" w:val="right" w:leader="hyphen"/>
+        </w:tabs>
+        <w:spacing w:after="80"/>
+      </w:pPr>
+      <w:r>
+        <w:rPr>
+          <w:rFonts w:ascii="Segoe UI" w:hAnsi="Segoe UI" w:cs="Segoe UI"/>
+          <w:b/>
+          <w:i w:val="0"/>
+          <w:color w:val="008A7C"/>
+          <w:sz w:val="22"/>
+        </w:rPr>
+        <w:t xml:space="preserve">9.  </w:t>
+      </w:r>
+      <w:r>
+        <w:rPr>
+          <w:rFonts w:ascii="Segoe UI" w:hAnsi="Segoe UI" w:cs="Segoe UI"/>
+          <w:b w:val="0"/>
+          <w:i w:val="0"/>
+          <w:color w:val="0B1F2E"/>
+          <w:sz w:val="22"/>
+        </w:rPr>
+        <w:t>Payment Security</w:t>
+      </w:r>
+    </w:p>
+    <w:p>
+      <w:r>
+        <w:br w:type="page"/>
       </w:r>
     </w:p>
     <w:p>
       <w:pPr>
         <w:pStyle w:val="Heading1"/>
+        <w:spacing w:before="360" w:after="120"/>
+        <w:pBdr>
+          <w:bottom w:val="single" w:sz="12" w:space="4" w:color="00BDAA"/>
+        </w:pBdr>
       </w:pPr>
       <w:r>
-        <w:t>Table of Contents</w:t>
-      </w:r>
-    </w:p>
-    <w:p>
-      <w:r>
-        <w:t>1.  Authentication Architecture</w:t>
-      </w:r>
-    </w:p>
-    <w:p>
-      <w:r>
-        <w:t>2.  Password Security</w:t>
-      </w:r>
-    </w:p>
-    <w:p>
-      <w:r>
-        <w:t>3.  OTP Verification System</w:t>
-      </w:r>
-    </w:p>
-    <w:p>
-      <w:r>
-        <w:t>4.  Session &amp; Token Management</w:t>
-      </w:r>
-    </w:p>
-    <w:p>
-      <w:r>
-        <w:t>5.  Role-Based Access Control</w:t>
-      </w:r>
-    </w:p>
-    <w:p>
-      <w:r>
-        <w:t>6.  Audit Logging</w:t>
-      </w:r>
-    </w:p>
-    <w:p>
-      <w:r>
-        <w:t>7.  API Security</w:t>
-      </w:r>
-    </w:p>
-    <w:p>
-      <w:r>
-        <w:t>8.  Data Protection</w:t>
-      </w:r>
-    </w:p>
-    <w:p>
-      <w:r>
-        <w:t>9.  Payment Security</w:t>
-      </w:r>
-    </w:p>
-    <w:p>
-      <w:pPr>
-        <w:pStyle w:val="Heading1"/>
-      </w:pPr>
-      <w:r>
+        <w:rPr>
+          <w:rFonts w:ascii="Segoe UI" w:hAnsi="Segoe UI" w:cs="Segoe UI"/>
+          <w:b/>
+          <w:i w:val="0"/>
+          <w:color w:val="0B1F2E"/>
+          <w:sz w:val="32"/>
+        </w:rPr>
         <w:t>1. Authentication Architecture</w:t>
       </w:r>
     </w:p>
     <w:p>
       <w:r>
-        <w:t>NexusFinance uses a multi-channel authentication system supporting both email and phone-based verification flows. All authentication is handled by the Express backend and validated against the Supabase PostgreSQL database.</w:t>
+        <w:rPr>
+          <w:rFonts w:ascii="Segoe UI" w:hAnsi="Segoe UI" w:cs="Segoe UI"/>
+          <w:b w:val="0"/>
+          <w:i w:val="0"/>
+          <w:color w:val="0B1F2E"/>
+          <w:sz w:val="21"/>
+        </w:rPr>
+        <w:t>NexusFinance uses a multi-layer authentication system combining email or phone with password and OTP verification. All authentication flows are handled by the Express backend and validated against the Supabase PostgreSQL database.</w:t>
       </w:r>
     </w:p>
     <w:p>
       <w:pPr>
         <w:pStyle w:val="Heading2"/>
+        <w:spacing w:before="240" w:after="80"/>
       </w:pPr>
       <w:r>
+        <w:rPr>
+          <w:rFonts w:ascii="Segoe UI" w:hAnsi="Segoe UI" w:cs="Segoe UI"/>
+          <w:b/>
+          <w:i w:val="0"/>
+          <w:color w:val="008A7C"/>
+          <w:sz w:val="26"/>
+        </w:rPr>
         <w:t>1.1 Auth Flow Summary</w:t>
       </w:r>
     </w:p>
+    <w:tbl>
+      <w:tblPr>
+        <w:tblStyle w:val="TableGrid"/>
+        <w:tblW w:type="auto" w:w="0"/>
+        <w:jc w:val="center"/>
+        <w:tblLayout w:type="fixed"/>
+        <w:tblLook w:firstColumn="1" w:firstRow="1" w:lastColumn="0" w:lastRow="0" w:noHBand="0" w:noVBand="1" w:val="04A0"/>
+      </w:tblPr>
+      <w:tblGrid>
+        <w:gridCol w:w="3106"/>
+        <w:gridCol w:w="3106"/>
+        <w:gridCol w:w="3106"/>
+      </w:tblGrid>
+      <w:tr>
+        <w:tc>
+          <w:tcPr>
+            <w:tcW w:type="dxa" w:w="2592"/>
+            <w:shd w:val="clear" w:fill="0B1F2E"/>
+            <w:tcMar>
+              <w:top w:w="80" w:type="dxa"/>
+              <w:start w:w="120" w:type="dxa"/>
+              <w:bottom w:w="80" w:type="dxa"/>
+              <w:end w:w="120" w:type="dxa"/>
+            </w:tcMar>
+            <w:vAlign w:val="center"/>
+          </w:tcPr>
+          <w:p>
+            <w:pPr>
+              <w:jc w:val="left"/>
+            </w:pPr>
+            <w:r/>
+            <w:r>
+              <w:rPr>
+                <w:rFonts w:ascii="Segoe UI" w:hAnsi="Segoe UI" w:cs="Segoe UI"/>
+                <w:b/>
+                <w:i w:val="0"/>
+                <w:color w:val="FFFFFF"/>
+                <w:sz w:val="19"/>
+              </w:rPr>
+              <w:t>Flow</w:t>
+            </w:r>
+          </w:p>
+        </w:tc>
+        <w:tc>
+          <w:tcPr>
+            <w:tcW w:type="dxa" w:w="4032"/>
+            <w:shd w:val="clear" w:fill="0B1F2E"/>
+            <w:tcMar>
+              <w:top w:w="80" w:type="dxa"/>
+              <w:start w:w="120" w:type="dxa"/>
+              <w:bottom w:w="80" w:type="dxa"/>
+              <w:end w:w="120" w:type="dxa"/>
+            </w:tcMar>
+            <w:vAlign w:val="center"/>
+          </w:tcPr>
+          <w:p>
+            <w:pPr>
+              <w:jc w:val="left"/>
+            </w:pPr>
+            <w:r/>
+            <w:r>
+              <w:rPr>
+                <w:rFonts w:ascii="Segoe UI" w:hAnsi="Segoe UI" w:cs="Segoe UI"/>
+                <w:b/>
+                <w:i w:val="0"/>
+                <w:color w:val="FFFFFF"/>
+                <w:sz w:val="19"/>
+              </w:rPr>
+              <w:t>Steps</w:t>
+            </w:r>
+          </w:p>
+        </w:tc>
+        <w:tc>
+          <w:tcPr>
+            <w:tcW w:type="dxa" w:w="2592"/>
+            <w:shd w:val="clear" w:fill="0B1F2E"/>
+            <w:tcMar>
+              <w:top w:w="80" w:type="dxa"/>
+              <w:start w:w="120" w:type="dxa"/>
+              <w:bottom w:w="80" w:type="dxa"/>
+              <w:end w:w="120" w:type="dxa"/>
+            </w:tcMar>
+            <w:vAlign w:val="center"/>
+          </w:tcPr>
+          <w:p>
+            <w:pPr>
+              <w:jc w:val="left"/>
+            </w:pPr>
+            <w:r/>
+            <w:r>
+              <w:rPr>
+                <w:rFonts w:ascii="Segoe UI" w:hAnsi="Segoe UI" w:cs="Segoe UI"/>
+                <w:b/>
+                <w:i w:val="0"/>
+                <w:color w:val="FFFFFF"/>
+                <w:sz w:val="19"/>
+              </w:rPr>
+              <w:t>Security Measure</w:t>
+            </w:r>
+          </w:p>
+        </w:tc>
+      </w:tr>
+      <w:tr>
+        <w:tc>
+          <w:tcPr>
+            <w:tcW w:type="dxa" w:w="2592"/>
+            <w:tcMar>
+              <w:top w:w="80" w:type="dxa"/>
+              <w:start w:w="120" w:type="dxa"/>
+              <w:bottom w:w="80" w:type="dxa"/>
+              <w:end w:w="120" w:type="dxa"/>
+            </w:tcMar>
+            <w:vAlign w:val="center"/>
+          </w:tcPr>
+          <w:p>
+            <w:pPr>
+              <w:spacing w:after="20"/>
+            </w:pPr>
+            <w:r/>
+            <w:r>
+              <w:rPr>
+                <w:rFonts w:ascii="Segoe UI" w:hAnsi="Segoe UI" w:cs="Segoe UI"/>
+                <w:b w:val="0"/>
+                <w:i w:val="0"/>
+                <w:color w:val="0B1F2E"/>
+                <w:sz w:val="19"/>
+              </w:rPr>
+              <w:t>Register</w:t>
+            </w:r>
+          </w:p>
+        </w:tc>
+        <w:tc>
+          <w:tcPr>
+            <w:tcW w:type="dxa" w:w="4032"/>
+            <w:tcMar>
+              <w:top w:w="80" w:type="dxa"/>
+              <w:start w:w="120" w:type="dxa"/>
+              <w:bottom w:w="80" w:type="dxa"/>
+              <w:end w:w="120" w:type="dxa"/>
+            </w:tcMar>
+            <w:vAlign w:val="center"/>
+          </w:tcPr>
+          <w:p>
+            <w:pPr>
+              <w:spacing w:after="20"/>
+            </w:pPr>
+            <w:r/>
+            <w:r>
+              <w:rPr>
+                <w:rFonts w:ascii="Segoe UI" w:hAnsi="Segoe UI" w:cs="Segoe UI"/>
+                <w:b w:val="0"/>
+                <w:i w:val="0"/>
+                <w:color w:val="0B1F2E"/>
+                <w:sz w:val="19"/>
+              </w:rPr>
+              <w:t>Email + password + phone → OTP (email/Telegram/SMS) → verify → account created</w:t>
+            </w:r>
+          </w:p>
+        </w:tc>
+        <w:tc>
+          <w:tcPr>
+            <w:tcW w:type="dxa" w:w="2592"/>
+            <w:tcMar>
+              <w:top w:w="80" w:type="dxa"/>
+              <w:start w:w="120" w:type="dxa"/>
+              <w:bottom w:w="80" w:type="dxa"/>
+              <w:end w:w="120" w:type="dxa"/>
+            </w:tcMar>
+            <w:vAlign w:val="center"/>
+          </w:tcPr>
+          <w:p>
+            <w:pPr>
+              <w:spacing w:after="20"/>
+            </w:pPr>
+            <w:r/>
+            <w:r>
+              <w:rPr>
+                <w:rFonts w:ascii="Segoe UI" w:hAnsi="Segoe UI" w:cs="Segoe UI"/>
+                <w:b w:val="0"/>
+                <w:i w:val="0"/>
+                <w:color w:val="0B1F2E"/>
+                <w:sz w:val="19"/>
+              </w:rPr>
+              <w:t>OTP hash, 10-min expiry</w:t>
+            </w:r>
+          </w:p>
+        </w:tc>
+      </w:tr>
+      <w:tr>
+        <w:tc>
+          <w:tcPr>
+            <w:tcW w:type="dxa" w:w="2592"/>
+            <w:shd w:val="clear" w:fill="F4F8FA"/>
+            <w:tcMar>
+              <w:top w:w="80" w:type="dxa"/>
+              <w:start w:w="120" w:type="dxa"/>
+              <w:bottom w:w="80" w:type="dxa"/>
+              <w:end w:w="120" w:type="dxa"/>
+            </w:tcMar>
+            <w:vAlign w:val="center"/>
+          </w:tcPr>
+          <w:p>
+            <w:pPr>
+              <w:spacing w:after="20"/>
+            </w:pPr>
+            <w:r/>
+            <w:r>
+              <w:rPr>
+                <w:rFonts w:ascii="Segoe UI" w:hAnsi="Segoe UI" w:cs="Segoe UI"/>
+                <w:b w:val="0"/>
+                <w:i w:val="0"/>
+                <w:color w:val="0B1F2E"/>
+                <w:sz w:val="19"/>
+              </w:rPr>
+              <w:t>Phone-Only Register</w:t>
+            </w:r>
+          </w:p>
+        </w:tc>
+        <w:tc>
+          <w:tcPr>
+            <w:tcW w:type="dxa" w:w="4032"/>
+            <w:shd w:val="clear" w:fill="F4F8FA"/>
+            <w:tcMar>
+              <w:top w:w="80" w:type="dxa"/>
+              <w:start w:w="120" w:type="dxa"/>
+              <w:bottom w:w="80" w:type="dxa"/>
+              <w:end w:w="120" w:type="dxa"/>
+            </w:tcMar>
+            <w:vAlign w:val="center"/>
+          </w:tcPr>
+          <w:p>
+            <w:pPr>
+              <w:spacing w:after="20"/>
+            </w:pPr>
+            <w:r/>
+            <w:r>
+              <w:rPr>
+                <w:rFonts w:ascii="Segoe UI" w:hAnsi="Segoe UI" w:cs="Segoe UI"/>
+                <w:b w:val="0"/>
+                <w:i w:val="0"/>
+                <w:color w:val="0B1F2E"/>
+                <w:sz w:val="19"/>
+              </w:rPr>
+              <w:t>Phone + password → synthetic email → OTP (Telegram/SMS) → verify</w:t>
+            </w:r>
+          </w:p>
+        </w:tc>
+        <w:tc>
+          <w:tcPr>
+            <w:tcW w:type="dxa" w:w="2592"/>
+            <w:shd w:val="clear" w:fill="F4F8FA"/>
+            <w:tcMar>
+              <w:top w:w="80" w:type="dxa"/>
+              <w:start w:w="120" w:type="dxa"/>
+              <w:bottom w:w="80" w:type="dxa"/>
+              <w:end w:w="120" w:type="dxa"/>
+            </w:tcMar>
+            <w:vAlign w:val="center"/>
+          </w:tcPr>
+          <w:p>
+            <w:pPr>
+              <w:spacing w:after="20"/>
+            </w:pPr>
+            <w:r/>
+            <w:r>
+              <w:rPr>
+                <w:rFonts w:ascii="Segoe UI" w:hAnsi="Segoe UI" w:cs="Segoe UI"/>
+                <w:b w:val="0"/>
+                <w:i w:val="0"/>
+                <w:color w:val="0B1F2E"/>
+                <w:sz w:val="19"/>
+              </w:rPr>
+              <w:t>Synthetic email (e.g., 85570961423@nexus.local)</w:t>
+            </w:r>
+          </w:p>
+        </w:tc>
+      </w:tr>
+      <w:tr>
+        <w:tc>
+          <w:tcPr>
+            <w:tcW w:type="dxa" w:w="2592"/>
+            <w:tcMar>
+              <w:top w:w="80" w:type="dxa"/>
+              <w:start w:w="120" w:type="dxa"/>
+              <w:bottom w:w="80" w:type="dxa"/>
+              <w:end w:w="120" w:type="dxa"/>
+            </w:tcMar>
+            <w:vAlign w:val="center"/>
+          </w:tcPr>
+          <w:p>
+            <w:pPr>
+              <w:spacing w:after="20"/>
+            </w:pPr>
+            <w:r/>
+            <w:r>
+              <w:rPr>
+                <w:rFonts w:ascii="Segoe UI" w:hAnsi="Segoe UI" w:cs="Segoe UI"/>
+                <w:b w:val="0"/>
+                <w:i w:val="0"/>
+                <w:color w:val="0B1F2E"/>
+                <w:sz w:val="19"/>
+              </w:rPr>
+              <w:t>Login</w:t>
+            </w:r>
+          </w:p>
+        </w:tc>
+        <w:tc>
+          <w:tcPr>
+            <w:tcW w:type="dxa" w:w="4032"/>
+            <w:tcMar>
+              <w:top w:w="80" w:type="dxa"/>
+              <w:start w:w="120" w:type="dxa"/>
+              <w:bottom w:w="80" w:type="dxa"/>
+              <w:end w:w="120" w:type="dxa"/>
+            </w:tcMar>
+            <w:vAlign w:val="center"/>
+          </w:tcPr>
+          <w:p>
+            <w:pPr>
+              <w:spacing w:after="20"/>
+            </w:pPr>
+            <w:r/>
+            <w:r>
+              <w:rPr>
+                <w:rFonts w:ascii="Segoe UI" w:hAnsi="Segoe UI" w:cs="Segoe UI"/>
+                <w:b w:val="0"/>
+                <w:i w:val="0"/>
+                <w:color w:val="0B1F2E"/>
+                <w:sz w:val="19"/>
+              </w:rPr>
+              <w:t>Email or phone + password → bcrypt verify → must be verified → JWT issued</w:t>
+            </w:r>
+          </w:p>
+        </w:tc>
+        <w:tc>
+          <w:tcPr>
+            <w:tcW w:type="dxa" w:w="2592"/>
+            <w:tcMar>
+              <w:top w:w="80" w:type="dxa"/>
+              <w:start w:w="120" w:type="dxa"/>
+              <w:bottom w:w="80" w:type="dxa"/>
+              <w:end w:w="120" w:type="dxa"/>
+            </w:tcMar>
+            <w:vAlign w:val="center"/>
+          </w:tcPr>
+          <w:p>
+            <w:pPr>
+              <w:spacing w:after="20"/>
+            </w:pPr>
+            <w:r/>
+            <w:r>
+              <w:rPr>
+                <w:rFonts w:ascii="Segoe UI" w:hAnsi="Segoe UI" w:cs="Segoe UI"/>
+                <w:b w:val="0"/>
+                <w:i w:val="0"/>
+                <w:color w:val="0B1F2E"/>
+                <w:sz w:val="19"/>
+              </w:rPr>
+              <w:t>Rate limited, gated on verified flag</w:t>
+            </w:r>
+          </w:p>
+        </w:tc>
+      </w:tr>
+      <w:tr>
+        <w:tc>
+          <w:tcPr>
+            <w:tcW w:type="dxa" w:w="2592"/>
+            <w:shd w:val="clear" w:fill="F4F8FA"/>
+            <w:tcMar>
+              <w:top w:w="80" w:type="dxa"/>
+              <w:start w:w="120" w:type="dxa"/>
+              <w:bottom w:w="80" w:type="dxa"/>
+              <w:end w:w="120" w:type="dxa"/>
+            </w:tcMar>
+            <w:vAlign w:val="center"/>
+          </w:tcPr>
+          <w:p>
+            <w:pPr>
+              <w:spacing w:after="20"/>
+            </w:pPr>
+            <w:r/>
+            <w:r>
+              <w:rPr>
+                <w:rFonts w:ascii="Segoe UI" w:hAnsi="Segoe UI" w:cs="Segoe UI"/>
+                <w:b w:val="0"/>
+                <w:i w:val="0"/>
+                <w:color w:val="0B1F2E"/>
+                <w:sz w:val="19"/>
+              </w:rPr>
+              <w:t>Email Verification</w:t>
+            </w:r>
+          </w:p>
+        </w:tc>
+        <w:tc>
+          <w:tcPr>
+            <w:tcW w:type="dxa" w:w="4032"/>
+            <w:shd w:val="clear" w:fill="F4F8FA"/>
+            <w:tcMar>
+              <w:top w:w="80" w:type="dxa"/>
+              <w:start w:w="120" w:type="dxa"/>
+              <w:bottom w:w="80" w:type="dxa"/>
+              <w:end w:w="120" w:type="dxa"/>
+            </w:tcMar>
+            <w:vAlign w:val="center"/>
+          </w:tcPr>
+          <w:p>
+            <w:pPr>
+              <w:spacing w:after="20"/>
+            </w:pPr>
+            <w:r/>
+            <w:r>
+              <w:rPr>
+                <w:rFonts w:ascii="Segoe UI" w:hAnsi="Segoe UI" w:cs="Segoe UI"/>
+                <w:b w:val="0"/>
+                <w:i w:val="0"/>
+                <w:color w:val="0B1F2E"/>
+                <w:sz w:val="19"/>
+              </w:rPr>
+              <w:t>Optional — configurable by Super Admin. When enabled, 403 EMAIL_NOT_VERIFIED returned</w:t>
+            </w:r>
+          </w:p>
+        </w:tc>
+        <w:tc>
+          <w:tcPr>
+            <w:tcW w:type="dxa" w:w="2592"/>
+            <w:shd w:val="clear" w:fill="F4F8FA"/>
+            <w:tcMar>
+              <w:top w:w="80" w:type="dxa"/>
+              <w:start w:w="120" w:type="dxa"/>
+              <w:bottom w:w="80" w:type="dxa"/>
+              <w:end w:w="120" w:type="dxa"/>
+            </w:tcMar>
+            <w:vAlign w:val="center"/>
+          </w:tcPr>
+          <w:p>
+            <w:pPr>
+              <w:spacing w:after="20"/>
+            </w:pPr>
+            <w:r/>
+            <w:r>
+              <w:rPr>
+                <w:rFonts w:ascii="Segoe UI" w:hAnsi="Segoe UI" w:cs="Segoe UI"/>
+                <w:b w:val="0"/>
+                <w:i w:val="0"/>
+                <w:color w:val="0B1F2E"/>
+                <w:sz w:val="19"/>
+              </w:rPr>
+              <w:t>email_verified flag on nexus_users</w:t>
+            </w:r>
+          </w:p>
+        </w:tc>
+      </w:tr>
+      <w:tr>
+        <w:tc>
+          <w:tcPr>
+            <w:tcW w:type="dxa" w:w="2592"/>
+            <w:tcMar>
+              <w:top w:w="80" w:type="dxa"/>
+              <w:start w:w="120" w:type="dxa"/>
+              <w:bottom w:w="80" w:type="dxa"/>
+              <w:end w:w="120" w:type="dxa"/>
+            </w:tcMar>
+            <w:vAlign w:val="center"/>
+          </w:tcPr>
+          <w:p>
+            <w:pPr>
+              <w:spacing w:after="20"/>
+            </w:pPr>
+            <w:r/>
+            <w:r>
+              <w:rPr>
+                <w:rFonts w:ascii="Segoe UI" w:hAnsi="Segoe UI" w:cs="Segoe UI"/>
+                <w:b w:val="0"/>
+                <w:i w:val="0"/>
+                <w:color w:val="0B1F2E"/>
+                <w:sz w:val="19"/>
+              </w:rPr>
+              <w:t>Forgot Password</w:t>
+            </w:r>
+          </w:p>
+        </w:tc>
+        <w:tc>
+          <w:tcPr>
+            <w:tcW w:type="dxa" w:w="4032"/>
+            <w:tcMar>
+              <w:top w:w="80" w:type="dxa"/>
+              <w:start w:w="120" w:type="dxa"/>
+              <w:bottom w:w="80" w:type="dxa"/>
+              <w:end w:w="120" w:type="dxa"/>
+            </w:tcMar>
+            <w:vAlign w:val="center"/>
+          </w:tcPr>
+          <w:p>
+            <w:pPr>
+              <w:spacing w:after="20"/>
+            </w:pPr>
+            <w:r/>
+            <w:r>
+              <w:rPr>
+                <w:rFonts w:ascii="Segoe UI" w:hAnsi="Segoe UI" w:cs="Segoe UI"/>
+                <w:b w:val="0"/>
+                <w:i w:val="0"/>
+                <w:color w:val="0B1F2E"/>
+                <w:sz w:val="19"/>
+              </w:rPr>
+              <w:t>Email → OTP → verify → set new password</w:t>
+            </w:r>
+          </w:p>
+        </w:tc>
+        <w:tc>
+          <w:tcPr>
+            <w:tcW w:type="dxa" w:w="2592"/>
+            <w:tcMar>
+              <w:top w:w="80" w:type="dxa"/>
+              <w:start w:w="120" w:type="dxa"/>
+              <w:bottom w:w="80" w:type="dxa"/>
+              <w:end w:w="120" w:type="dxa"/>
+            </w:tcMar>
+            <w:vAlign w:val="center"/>
+          </w:tcPr>
+          <w:p>
+            <w:pPr>
+              <w:spacing w:after="20"/>
+            </w:pPr>
+            <w:r/>
+            <w:r>
+              <w:rPr>
+                <w:rFonts w:ascii="Segoe UI" w:hAnsi="Segoe UI" w:cs="Segoe UI"/>
+                <w:b w:val="0"/>
+                <w:i w:val="0"/>
+                <w:color w:val="0B1F2E"/>
+                <w:sz w:val="19"/>
+              </w:rPr>
+              <w:t>OTP verified before change</w:t>
+            </w:r>
+          </w:p>
+        </w:tc>
+      </w:tr>
+      <w:tr>
+        <w:tc>
+          <w:tcPr>
+            <w:tcW w:type="dxa" w:w="2592"/>
+            <w:shd w:val="clear" w:fill="F4F8FA"/>
+            <w:tcMar>
+              <w:top w:w="80" w:type="dxa"/>
+              <w:start w:w="120" w:type="dxa"/>
+              <w:bottom w:w="80" w:type="dxa"/>
+              <w:end w:w="120" w:type="dxa"/>
+            </w:tcMar>
+            <w:vAlign w:val="center"/>
+          </w:tcPr>
+          <w:p>
+            <w:pPr>
+              <w:spacing w:after="20"/>
+            </w:pPr>
+            <w:r/>
+            <w:r>
+              <w:rPr>
+                <w:rFonts w:ascii="Segoe UI" w:hAnsi="Segoe UI" w:cs="Segoe UI"/>
+                <w:b w:val="0"/>
+                <w:i w:val="0"/>
+                <w:color w:val="0B1F2E"/>
+                <w:sz w:val="19"/>
+              </w:rPr>
+              <w:t>Change Password (Web)</w:t>
+            </w:r>
+          </w:p>
+        </w:tc>
+        <w:tc>
+          <w:tcPr>
+            <w:tcW w:type="dxa" w:w="4032"/>
+            <w:shd w:val="clear" w:fill="F4F8FA"/>
+            <w:tcMar>
+              <w:top w:w="80" w:type="dxa"/>
+              <w:start w:w="120" w:type="dxa"/>
+              <w:bottom w:w="80" w:type="dxa"/>
+              <w:end w:w="120" w:type="dxa"/>
+            </w:tcMar>
+            <w:vAlign w:val="center"/>
+          </w:tcPr>
+          <w:p>
+            <w:pPr>
+              <w:spacing w:after="20"/>
+            </w:pPr>
+            <w:r/>
+            <w:r>
+              <w:rPr>
+                <w:rFonts w:ascii="Segoe UI" w:hAnsi="Segoe UI" w:cs="Segoe UI"/>
+                <w:b w:val="0"/>
+                <w:i w:val="0"/>
+                <w:color w:val="0B1F2E"/>
+                <w:sz w:val="19"/>
+              </w:rPr>
+              <w:t>OTP email → verify → update password</w:t>
+            </w:r>
+          </w:p>
+        </w:tc>
+        <w:tc>
+          <w:tcPr>
+            <w:tcW w:type="dxa" w:w="2592"/>
+            <w:shd w:val="clear" w:fill="F4F8FA"/>
+            <w:tcMar>
+              <w:top w:w="80" w:type="dxa"/>
+              <w:start w:w="120" w:type="dxa"/>
+              <w:bottom w:w="80" w:type="dxa"/>
+              <w:end w:w="120" w:type="dxa"/>
+            </w:tcMar>
+            <w:vAlign w:val="center"/>
+          </w:tcPr>
+          <w:p>
+            <w:pPr>
+              <w:spacing w:after="20"/>
+            </w:pPr>
+            <w:r/>
+            <w:r>
+              <w:rPr>
+                <w:rFonts w:ascii="Segoe UI" w:hAnsi="Segoe UI" w:cs="Segoe UI"/>
+                <w:b w:val="0"/>
+                <w:i w:val="0"/>
+                <w:color w:val="0B1F2E"/>
+                <w:sz w:val="19"/>
+              </w:rPr>
+              <w:t>Requires active session + OTP</w:t>
+            </w:r>
+          </w:p>
+        </w:tc>
+      </w:tr>
+      <w:tr>
+        <w:tc>
+          <w:tcPr>
+            <w:tcW w:type="dxa" w:w="2592"/>
+            <w:tcMar>
+              <w:top w:w="80" w:type="dxa"/>
+              <w:start w:w="120" w:type="dxa"/>
+              <w:bottom w:w="80" w:type="dxa"/>
+              <w:end w:w="120" w:type="dxa"/>
+            </w:tcMar>
+            <w:vAlign w:val="center"/>
+          </w:tcPr>
+          <w:p>
+            <w:pPr>
+              <w:spacing w:after="20"/>
+            </w:pPr>
+            <w:r/>
+            <w:r>
+              <w:rPr>
+                <w:rFonts w:ascii="Segoe UI" w:hAnsi="Segoe UI" w:cs="Segoe UI"/>
+                <w:b w:val="0"/>
+                <w:i w:val="0"/>
+                <w:color w:val="0B1F2E"/>
+                <w:sz w:val="19"/>
+              </w:rPr>
+              <w:t>Change Password (Telegram)</w:t>
+            </w:r>
+          </w:p>
+        </w:tc>
+        <w:tc>
+          <w:tcPr>
+            <w:tcW w:type="dxa" w:w="4032"/>
+            <w:tcMar>
+              <w:top w:w="80" w:type="dxa"/>
+              <w:start w:w="120" w:type="dxa"/>
+              <w:bottom w:w="80" w:type="dxa"/>
+              <w:end w:w="120" w:type="dxa"/>
+            </w:tcMar>
+            <w:vAlign w:val="center"/>
+          </w:tcPr>
+          <w:p>
+            <w:pPr>
+              <w:spacing w:after="20"/>
+            </w:pPr>
+            <w:r/>
+            <w:r>
+              <w:rPr>
+                <w:rFonts w:ascii="Segoe UI" w:hAnsi="Segoe UI" w:cs="Segoe UI"/>
+                <w:b w:val="0"/>
+                <w:i w:val="0"/>
+                <w:color w:val="0B1F2E"/>
+                <w:sz w:val="19"/>
+              </w:rPr>
+              <w:t>/changepassword → OTP sent via Telegram → verify → update</w:t>
+            </w:r>
+          </w:p>
+        </w:tc>
+        <w:tc>
+          <w:tcPr>
+            <w:tcW w:type="dxa" w:w="2592"/>
+            <w:tcMar>
+              <w:top w:w="80" w:type="dxa"/>
+              <w:start w:w="120" w:type="dxa"/>
+              <w:bottom w:w="80" w:type="dxa"/>
+              <w:end w:w="120" w:type="dxa"/>
+            </w:tcMar>
+            <w:vAlign w:val="center"/>
+          </w:tcPr>
+          <w:p>
+            <w:pPr>
+              <w:spacing w:after="20"/>
+            </w:pPr>
+            <w:r/>
+            <w:r>
+              <w:rPr>
+                <w:rFonts w:ascii="Segoe UI" w:hAnsi="Segoe UI" w:cs="Segoe UI"/>
+                <w:b w:val="0"/>
+                <w:i w:val="0"/>
+                <w:color w:val="0B1F2E"/>
+                <w:sz w:val="19"/>
+              </w:rPr>
+              <w:t>Deep link + Telegram OTP</w:t>
+            </w:r>
+          </w:p>
+        </w:tc>
+      </w:tr>
+      <w:tr>
+        <w:tc>
+          <w:tcPr>
+            <w:tcW w:type="dxa" w:w="2592"/>
+            <w:shd w:val="clear" w:fill="F4F8FA"/>
+            <w:tcMar>
+              <w:top w:w="80" w:type="dxa"/>
+              <w:start w:w="120" w:type="dxa"/>
+              <w:bottom w:w="80" w:type="dxa"/>
+              <w:end w:w="120" w:type="dxa"/>
+            </w:tcMar>
+            <w:vAlign w:val="center"/>
+          </w:tcPr>
+          <w:p>
+            <w:pPr>
+              <w:spacing w:after="20"/>
+            </w:pPr>
+            <w:r/>
+            <w:r>
+              <w:rPr>
+                <w:rFonts w:ascii="Segoe UI" w:hAnsi="Segoe UI" w:cs="Segoe UI"/>
+                <w:b w:val="0"/>
+                <w:i w:val="0"/>
+                <w:color w:val="0B1F2E"/>
+                <w:sz w:val="19"/>
+              </w:rPr>
+              <w:t>Phone Change</w:t>
+            </w:r>
+          </w:p>
+        </w:tc>
+        <w:tc>
+          <w:tcPr>
+            <w:tcW w:type="dxa" w:w="4032"/>
+            <w:shd w:val="clear" w:fill="F4F8FA"/>
+            <w:tcMar>
+              <w:top w:w="80" w:type="dxa"/>
+              <w:start w:w="120" w:type="dxa"/>
+              <w:bottom w:w="80" w:type="dxa"/>
+              <w:end w:w="120" w:type="dxa"/>
+            </w:tcMar>
+            <w:vAlign w:val="center"/>
+          </w:tcPr>
+          <w:p>
+            <w:pPr>
+              <w:spacing w:after="20"/>
+            </w:pPr>
+            <w:r/>
+            <w:r>
+              <w:rPr>
+                <w:rFonts w:ascii="Segoe UI" w:hAnsi="Segoe UI" w:cs="Segoe UI"/>
+                <w:b w:val="0"/>
+                <w:i w:val="0"/>
+                <w:color w:val="0B1F2E"/>
+                <w:sz w:val="19"/>
+              </w:rPr>
+              <w:t>Profile triggers verification → user verifies via Telegram bot deep link</w:t>
+            </w:r>
+          </w:p>
+        </w:tc>
+        <w:tc>
+          <w:tcPr>
+            <w:tcW w:type="dxa" w:w="2592"/>
+            <w:shd w:val="clear" w:fill="F4F8FA"/>
+            <w:tcMar>
+              <w:top w:w="80" w:type="dxa"/>
+              <w:start w:w="120" w:type="dxa"/>
+              <w:bottom w:w="80" w:type="dxa"/>
+              <w:end w:w="120" w:type="dxa"/>
+            </w:tcMar>
+            <w:vAlign w:val="center"/>
+          </w:tcPr>
+          <w:p>
+            <w:pPr>
+              <w:spacing w:after="20"/>
+            </w:pPr>
+            <w:r/>
+            <w:r>
+              <w:rPr>
+                <w:rFonts w:ascii="Segoe UI" w:hAnsi="Segoe UI" w:cs="Segoe UI"/>
+                <w:b w:val="0"/>
+                <w:i w:val="0"/>
+                <w:color w:val="0B1F2E"/>
+                <w:sz w:val="19"/>
+              </w:rPr>
+              <w:t>Phone change OTP via Telegram</w:t>
+            </w:r>
+          </w:p>
+        </w:tc>
+      </w:tr>
+    </w:tbl>
     <w:p>
-      <w:r>
-        <w:t>Email users: Register -&gt; receive email OTP (Brevo) -&gt; verify -&gt; login with email+password</w:t>
-      </w:r>
-    </w:p>
-    <w:p>
-      <w:r>
-        <w:t>Phone-only users: Open Telegram bot -&gt; share phone via WebApp -&gt; bot sends 6-digit OTP via Telegram (primary) + Twilio SMS (fallback) -&gt; verify -&gt; auto-login with JWT</w:t>
-      </w:r>
-    </w:p>
-    <w:p>
-      <w:r>
-        <w:t>Login: email+password -&gt; JWT issued (phone-only users also support phone+password)</w:t>
-      </w:r>
-    </w:p>
-    <w:p>
-      <w:r>
-        <w:t>Password reset: Enter email -&gt; system auto-detects phone-only users -&gt; sends OTP to phone (Telegram+SMS) instead of email</w:t>
-      </w:r>
+      <w:pPr>
+        <w:spacing w:after="40"/>
+      </w:pPr>
     </w:p>
     <w:p>
       <w:pPr>
         <w:pStyle w:val="Heading1"/>
+        <w:spacing w:before="360" w:after="120"/>
+        <w:pBdr>
+          <w:bottom w:val="single" w:sz="12" w:space="4" w:color="00BDAA"/>
+        </w:pBdr>
       </w:pPr>
       <w:r>
+        <w:rPr>
+          <w:rFonts w:ascii="Segoe UI" w:hAnsi="Segoe UI" w:cs="Segoe UI"/>
+          <w:b/>
+          <w:i w:val="0"/>
+          <w:color w:val="0B1F2E"/>
+          <w:sz w:val="32"/>
+        </w:rPr>
         <w:t>2. Password Security</w:t>
       </w:r>
     </w:p>
     <w:p>
       <w:pPr>
         <w:pStyle w:val="ListBullet"/>
+        <w:spacing w:after="60"/>
+        <w:ind w:left="432"/>
       </w:pPr>
       <w:r>
+        <w:rPr>
+          <w:rFonts w:ascii="Segoe UI" w:hAnsi="Segoe UI" w:cs="Segoe UI"/>
+          <w:b w:val="0"/>
+          <w:i w:val="0"/>
+          <w:color w:val="0B1F2E"/>
+          <w:sz w:val="21"/>
+        </w:rPr>
         <w:t>Passwords are hashed using bcrypt with salt rounds = 10</w:t>
       </w:r>
     </w:p>
     <w:p>
       <w:pPr>
         <w:pStyle w:val="ListBullet"/>
+        <w:spacing w:after="60"/>
+        <w:ind w:left="432"/>
       </w:pPr>
       <w:r>
+        <w:rPr>
+          <w:rFonts w:ascii="Segoe UI" w:hAnsi="Segoe UI" w:cs="Segoe UI"/>
+          <w:b w:val="0"/>
+          <w:i w:val="0"/>
+          <w:color w:val="0B1F2E"/>
+          <w:sz w:val="21"/>
+        </w:rPr>
         <w:t>Plain-text passwords are never stored or logged</w:t>
       </w:r>
     </w:p>
     <w:p>
       <w:pPr>
         <w:pStyle w:val="ListBullet"/>
+        <w:spacing w:after="60"/>
+        <w:ind w:left="432"/>
       </w:pPr>
       <w:r>
+        <w:rPr>
+          <w:rFonts w:ascii="Segoe UI" w:hAnsi="Segoe UI" w:cs="Segoe UI"/>
+          <w:b w:val="0"/>
+          <w:i w:val="0"/>
+          <w:color w:val="0B1F2E"/>
+          <w:sz w:val="21"/>
+        </w:rPr>
         <w:t>Password comparison uses bcrypt.compare() — constant-time to prevent timing attacks</w:t>
       </w:r>
     </w:p>
     <w:p>
       <w:pPr>
         <w:pStyle w:val="ListBullet"/>
+        <w:spacing w:after="60"/>
+        <w:ind w:left="432"/>
       </w:pPr>
       <w:r>
+        <w:rPr>
+          <w:rFonts w:ascii="Segoe UI" w:hAnsi="Segoe UI" w:cs="Segoe UI"/>
+          <w:b w:val="0"/>
+          <w:i w:val="0"/>
+          <w:color w:val="0B1F2E"/>
+          <w:sz w:val="21"/>
+        </w:rPr>
         <w:t>Minimum password length: 6 characters (enforced on registration)</w:t>
       </w:r>
     </w:p>
     <w:p>
       <w:pPr>
         <w:pStyle w:val="ListBullet"/>
+        <w:spacing w:after="60"/>
+        <w:ind w:left="432"/>
       </w:pPr>
       <w:r>
-        <w:t>All password changes require OTP verification first (email OTP for email users, phone OTP for phone-only users)</w:t>
+        <w:rPr>
+          <w:rFonts w:ascii="Segoe UI" w:hAnsi="Segoe UI" w:cs="Segoe UI"/>
+          <w:b w:val="0"/>
+          <w:i w:val="0"/>
+          <w:color w:val="0B1F2E"/>
+          <w:sz w:val="21"/>
+        </w:rPr>
+        <w:t>All password changes require OTP verification first (email or Telegram)</w:t>
       </w:r>
     </w:p>
     <w:p>
       <w:pPr>
         <w:pStyle w:val="Heading1"/>
+        <w:spacing w:before="360" w:after="120"/>
+        <w:pBdr>
+          <w:bottom w:val="single" w:sz="12" w:space="4" w:color="00BDAA"/>
+        </w:pBdr>
       </w:pPr>
       <w:r>
+        <w:rPr>
+          <w:rFonts w:ascii="Segoe UI" w:hAnsi="Segoe UI" w:cs="Segoe UI"/>
+          <w:b/>
+          <w:i w:val="0"/>
+          <w:color w:val="0B1F2E"/>
+          <w:sz w:val="32"/>
+        </w:rPr>
         <w:t>3. OTP Verification System</w:t>
       </w:r>
     </w:p>
-    <w:p>
-      <w:r>
-        <w:t>NexusFinance supports two parallel OTP delivery channels:</w:t>
-      </w:r>
-    </w:p>
+    <w:tbl>
+      <w:tblPr>
+        <w:tblStyle w:val="TableGrid"/>
+        <w:tblW w:type="auto" w:w="0"/>
+        <w:jc w:val="center"/>
+        <w:tblLayout w:type="fixed"/>
+        <w:tblLook w:firstColumn="1" w:firstRow="1" w:lastColumn="0" w:lastRow="0" w:noHBand="0" w:noVBand="1" w:val="04A0"/>
+      </w:tblPr>
+      <w:tblGrid>
+        <w:gridCol w:w="4658"/>
+        <w:gridCol w:w="4658"/>
+      </w:tblGrid>
+      <w:tr>
+        <w:tc>
+          <w:tcPr>
+            <w:tcW w:type="dxa" w:w="2880"/>
+            <w:shd w:val="clear" w:fill="0B1F2E"/>
+            <w:tcMar>
+              <w:top w:w="80" w:type="dxa"/>
+              <w:start w:w="120" w:type="dxa"/>
+              <w:bottom w:w="80" w:type="dxa"/>
+              <w:end w:w="120" w:type="dxa"/>
+            </w:tcMar>
+            <w:vAlign w:val="center"/>
+          </w:tcPr>
+          <w:p>
+            <w:pPr>
+              <w:jc w:val="left"/>
+            </w:pPr>
+            <w:r/>
+            <w:r>
+              <w:rPr>
+                <w:rFonts w:ascii="Segoe UI" w:hAnsi="Segoe UI" w:cs="Segoe UI"/>
+                <w:b/>
+                <w:i w:val="0"/>
+                <w:color w:val="FFFFFF"/>
+                <w:sz w:val="19"/>
+              </w:rPr>
+              <w:t>Property</w:t>
+            </w:r>
+          </w:p>
+        </w:tc>
+        <w:tc>
+          <w:tcPr>
+            <w:tcW w:type="dxa" w:w="6336"/>
+            <w:shd w:val="clear" w:fill="0B1F2E"/>
+            <w:tcMar>
+              <w:top w:w="80" w:type="dxa"/>
+              <w:start w:w="120" w:type="dxa"/>
+              <w:bottom w:w="80" w:type="dxa"/>
+              <w:end w:w="120" w:type="dxa"/>
+            </w:tcMar>
+            <w:vAlign w:val="center"/>
+          </w:tcPr>
+          <w:p>
+            <w:pPr>
+              <w:jc w:val="left"/>
+            </w:pPr>
+            <w:r/>
+            <w:r>
+              <w:rPr>
+                <w:rFonts w:ascii="Segoe UI" w:hAnsi="Segoe UI" w:cs="Segoe UI"/>
+                <w:b/>
+                <w:i w:val="0"/>
+                <w:color w:val="FFFFFF"/>
+                <w:sz w:val="19"/>
+              </w:rPr>
+              <w:t>Value</w:t>
+            </w:r>
+          </w:p>
+        </w:tc>
+      </w:tr>
+      <w:tr>
+        <w:tc>
+          <w:tcPr>
+            <w:tcW w:type="dxa" w:w="2880"/>
+            <w:tcMar>
+              <w:top w:w="80" w:type="dxa"/>
+              <w:start w:w="120" w:type="dxa"/>
+              <w:bottom w:w="80" w:type="dxa"/>
+              <w:end w:w="120" w:type="dxa"/>
+            </w:tcMar>
+            <w:vAlign w:val="center"/>
+          </w:tcPr>
+          <w:p>
+            <w:pPr>
+              <w:spacing w:after="20"/>
+            </w:pPr>
+            <w:r/>
+            <w:r>
+              <w:rPr>
+                <w:rFonts w:ascii="Segoe UI" w:hAnsi="Segoe UI" w:cs="Segoe UI"/>
+                <w:b w:val="0"/>
+                <w:i w:val="0"/>
+                <w:color w:val="0B1F2E"/>
+                <w:sz w:val="19"/>
+              </w:rPr>
+              <w:t>Code Length</w:t>
+            </w:r>
+          </w:p>
+        </w:tc>
+        <w:tc>
+          <w:tcPr>
+            <w:tcW w:type="dxa" w:w="6336"/>
+            <w:tcMar>
+              <w:top w:w="80" w:type="dxa"/>
+              <w:start w:w="120" w:type="dxa"/>
+              <w:bottom w:w="80" w:type="dxa"/>
+              <w:end w:w="120" w:type="dxa"/>
+            </w:tcMar>
+            <w:vAlign w:val="center"/>
+          </w:tcPr>
+          <w:p>
+            <w:pPr>
+              <w:spacing w:after="20"/>
+            </w:pPr>
+            <w:r/>
+            <w:r>
+              <w:rPr>
+                <w:rFonts w:ascii="Segoe UI" w:hAnsi="Segoe UI" w:cs="Segoe UI"/>
+                <w:b w:val="0"/>
+                <w:i w:val="0"/>
+                <w:color w:val="0B1F2E"/>
+                <w:sz w:val="19"/>
+              </w:rPr>
+              <w:t>6 digits</w:t>
+            </w:r>
+          </w:p>
+        </w:tc>
+      </w:tr>
+      <w:tr>
+        <w:tc>
+          <w:tcPr>
+            <w:tcW w:type="dxa" w:w="2880"/>
+            <w:shd w:val="clear" w:fill="F4F8FA"/>
+            <w:tcMar>
+              <w:top w:w="80" w:type="dxa"/>
+              <w:start w:w="120" w:type="dxa"/>
+              <w:bottom w:w="80" w:type="dxa"/>
+              <w:end w:w="120" w:type="dxa"/>
+            </w:tcMar>
+            <w:vAlign w:val="center"/>
+          </w:tcPr>
+          <w:p>
+            <w:pPr>
+              <w:spacing w:after="20"/>
+            </w:pPr>
+            <w:r/>
+            <w:r>
+              <w:rPr>
+                <w:rFonts w:ascii="Segoe UI" w:hAnsi="Segoe UI" w:cs="Segoe UI"/>
+                <w:b w:val="0"/>
+                <w:i w:val="0"/>
+                <w:color w:val="0B1F2E"/>
+                <w:sz w:val="19"/>
+              </w:rPr>
+              <w:t>Hash Method</w:t>
+            </w:r>
+          </w:p>
+        </w:tc>
+        <w:tc>
+          <w:tcPr>
+            <w:tcW w:type="dxa" w:w="6336"/>
+            <w:shd w:val="clear" w:fill="F4F8FA"/>
+            <w:tcMar>
+              <w:top w:w="80" w:type="dxa"/>
+              <w:start w:w="120" w:type="dxa"/>
+              <w:bottom w:w="80" w:type="dxa"/>
+              <w:end w:w="120" w:type="dxa"/>
+            </w:tcMar>
+            <w:vAlign w:val="center"/>
+          </w:tcPr>
+          <w:p>
+            <w:pPr>
+              <w:spacing w:after="20"/>
+            </w:pPr>
+            <w:r/>
+            <w:r>
+              <w:rPr>
+                <w:rFonts w:ascii="Segoe UI" w:hAnsi="Segoe UI" w:cs="Segoe UI"/>
+                <w:b w:val="0"/>
+                <w:i w:val="0"/>
+                <w:color w:val="0B1F2E"/>
+                <w:sz w:val="19"/>
+              </w:rPr>
+              <w:t>bcrypt (10 rounds)</w:t>
+            </w:r>
+          </w:p>
+        </w:tc>
+      </w:tr>
+      <w:tr>
+        <w:tc>
+          <w:tcPr>
+            <w:tcW w:type="dxa" w:w="2880"/>
+            <w:tcMar>
+              <w:top w:w="80" w:type="dxa"/>
+              <w:start w:w="120" w:type="dxa"/>
+              <w:bottom w:w="80" w:type="dxa"/>
+              <w:end w:w="120" w:type="dxa"/>
+            </w:tcMar>
+            <w:vAlign w:val="center"/>
+          </w:tcPr>
+          <w:p>
+            <w:pPr>
+              <w:spacing w:after="20"/>
+            </w:pPr>
+            <w:r/>
+            <w:r>
+              <w:rPr>
+                <w:rFonts w:ascii="Segoe UI" w:hAnsi="Segoe UI" w:cs="Segoe UI"/>
+                <w:b w:val="0"/>
+                <w:i w:val="0"/>
+                <w:color w:val="0B1F2E"/>
+                <w:sz w:val="19"/>
+              </w:rPr>
+              <w:t>Expiry</w:t>
+            </w:r>
+          </w:p>
+        </w:tc>
+        <w:tc>
+          <w:tcPr>
+            <w:tcW w:type="dxa" w:w="6336"/>
+            <w:tcMar>
+              <w:top w:w="80" w:type="dxa"/>
+              <w:start w:w="120" w:type="dxa"/>
+              <w:bottom w:w="80" w:type="dxa"/>
+              <w:end w:w="120" w:type="dxa"/>
+            </w:tcMar>
+            <w:vAlign w:val="center"/>
+          </w:tcPr>
+          <w:p>
+            <w:pPr>
+              <w:spacing w:after="20"/>
+            </w:pPr>
+            <w:r/>
+            <w:r>
+              <w:rPr>
+                <w:rFonts w:ascii="Segoe UI" w:hAnsi="Segoe UI" w:cs="Segoe UI"/>
+                <w:b w:val="0"/>
+                <w:i w:val="0"/>
+                <w:color w:val="0B1F2E"/>
+                <w:sz w:val="19"/>
+              </w:rPr>
+              <w:t>10 minutes from generation</w:t>
+            </w:r>
+          </w:p>
+        </w:tc>
+      </w:tr>
+      <w:tr>
+        <w:tc>
+          <w:tcPr>
+            <w:tcW w:type="dxa" w:w="2880"/>
+            <w:shd w:val="clear" w:fill="F4F8FA"/>
+            <w:tcMar>
+              <w:top w:w="80" w:type="dxa"/>
+              <w:start w:w="120" w:type="dxa"/>
+              <w:bottom w:w="80" w:type="dxa"/>
+              <w:end w:w="120" w:type="dxa"/>
+            </w:tcMar>
+            <w:vAlign w:val="center"/>
+          </w:tcPr>
+          <w:p>
+            <w:pPr>
+              <w:spacing w:after="20"/>
+            </w:pPr>
+            <w:r/>
+            <w:r>
+              <w:rPr>
+                <w:rFonts w:ascii="Segoe UI" w:hAnsi="Segoe UI" w:cs="Segoe UI"/>
+                <w:b w:val="0"/>
+                <w:i w:val="0"/>
+                <w:color w:val="0B1F2E"/>
+                <w:sz w:val="19"/>
+              </w:rPr>
+              <w:t>Verified Window</w:t>
+            </w:r>
+          </w:p>
+        </w:tc>
+        <w:tc>
+          <w:tcPr>
+            <w:tcW w:type="dxa" w:w="6336"/>
+            <w:shd w:val="clear" w:fill="F4F8FA"/>
+            <w:tcMar>
+              <w:top w:w="80" w:type="dxa"/>
+              <w:start w:w="120" w:type="dxa"/>
+              <w:bottom w:w="80" w:type="dxa"/>
+              <w:end w:w="120" w:type="dxa"/>
+            </w:tcMar>
+            <w:vAlign w:val="center"/>
+          </w:tcPr>
+          <w:p>
+            <w:pPr>
+              <w:spacing w:after="20"/>
+            </w:pPr>
+            <w:r/>
+            <w:r>
+              <w:rPr>
+                <w:rFonts w:ascii="Segoe UI" w:hAnsi="Segoe UI" w:cs="Segoe UI"/>
+                <w:b w:val="0"/>
+                <w:i w:val="0"/>
+                <w:color w:val="0B1F2E"/>
+                <w:sz w:val="19"/>
+              </w:rPr>
+              <w:t>15 minutes after successful verification</w:t>
+            </w:r>
+          </w:p>
+        </w:tc>
+      </w:tr>
+      <w:tr>
+        <w:tc>
+          <w:tcPr>
+            <w:tcW w:type="dxa" w:w="2880"/>
+            <w:tcMar>
+              <w:top w:w="80" w:type="dxa"/>
+              <w:start w:w="120" w:type="dxa"/>
+              <w:bottom w:w="80" w:type="dxa"/>
+              <w:end w:w="120" w:type="dxa"/>
+            </w:tcMar>
+            <w:vAlign w:val="center"/>
+          </w:tcPr>
+          <w:p>
+            <w:pPr>
+              <w:spacing w:after="20"/>
+            </w:pPr>
+            <w:r/>
+            <w:r>
+              <w:rPr>
+                <w:rFonts w:ascii="Segoe UI" w:hAnsi="Segoe UI" w:cs="Segoe UI"/>
+                <w:b w:val="0"/>
+                <w:i w:val="0"/>
+                <w:color w:val="0B1F2E"/>
+                <w:sz w:val="19"/>
+              </w:rPr>
+              <w:t>Storage</w:t>
+            </w:r>
+          </w:p>
+        </w:tc>
+        <w:tc>
+          <w:tcPr>
+            <w:tcW w:type="dxa" w:w="6336"/>
+            <w:tcMar>
+              <w:top w:w="80" w:type="dxa"/>
+              <w:start w:w="120" w:type="dxa"/>
+              <w:bottom w:w="80" w:type="dxa"/>
+              <w:end w:w="120" w:type="dxa"/>
+            </w:tcMar>
+            <w:vAlign w:val="center"/>
+          </w:tcPr>
+          <w:p>
+            <w:pPr>
+              <w:spacing w:after="20"/>
+            </w:pPr>
+            <w:r/>
+            <w:r>
+              <w:rPr>
+                <w:rFonts w:ascii="Segoe UI" w:hAnsi="Segoe UI" w:cs="Segoe UI"/>
+                <w:b w:val="0"/>
+                <w:i w:val="0"/>
+                <w:color w:val="0B1F2E"/>
+                <w:sz w:val="19"/>
+              </w:rPr>
+              <w:t>otp_code (hashed), otp_expires_at, otp_verified_at columns on nexus_users</w:t>
+            </w:r>
+          </w:p>
+        </w:tc>
+      </w:tr>
+      <w:tr>
+        <w:tc>
+          <w:tcPr>
+            <w:tcW w:type="dxa" w:w="2880"/>
+            <w:shd w:val="clear" w:fill="F4F8FA"/>
+            <w:tcMar>
+              <w:top w:w="80" w:type="dxa"/>
+              <w:start w:w="120" w:type="dxa"/>
+              <w:bottom w:w="80" w:type="dxa"/>
+              <w:end w:w="120" w:type="dxa"/>
+            </w:tcMar>
+            <w:vAlign w:val="center"/>
+          </w:tcPr>
+          <w:p>
+            <w:pPr>
+              <w:spacing w:after="20"/>
+            </w:pPr>
+            <w:r/>
+            <w:r>
+              <w:rPr>
+                <w:rFonts w:ascii="Segoe UI" w:hAnsi="Segoe UI" w:cs="Segoe UI"/>
+                <w:b w:val="0"/>
+                <w:i w:val="0"/>
+                <w:color w:val="0B1F2E"/>
+                <w:sz w:val="19"/>
+              </w:rPr>
+              <w:t>Delivery Channels</w:t>
+            </w:r>
+          </w:p>
+        </w:tc>
+        <w:tc>
+          <w:tcPr>
+            <w:tcW w:type="dxa" w:w="6336"/>
+            <w:shd w:val="clear" w:fill="F4F8FA"/>
+            <w:tcMar>
+              <w:top w:w="80" w:type="dxa"/>
+              <w:start w:w="120" w:type="dxa"/>
+              <w:bottom w:w="80" w:type="dxa"/>
+              <w:end w:w="120" w:type="dxa"/>
+            </w:tcMar>
+            <w:vAlign w:val="center"/>
+          </w:tcPr>
+          <w:p>
+            <w:pPr>
+              <w:spacing w:after="20"/>
+            </w:pPr>
+            <w:r/>
+            <w:r>
+              <w:rPr>
+                <w:rFonts w:ascii="Segoe UI" w:hAnsi="Segoe UI" w:cs="Segoe UI"/>
+                <w:b w:val="0"/>
+                <w:i w:val="0"/>
+                <w:color w:val="0B1F2E"/>
+                <w:sz w:val="19"/>
+              </w:rPr>
+              <w:t>Brevo email API, Telegram bot messages, Brevo SMS API</w:t>
+            </w:r>
+          </w:p>
+        </w:tc>
+      </w:tr>
+      <w:tr>
+        <w:tc>
+          <w:tcPr>
+            <w:tcW w:type="dxa" w:w="2880"/>
+            <w:tcMar>
+              <w:top w:w="80" w:type="dxa"/>
+              <w:start w:w="120" w:type="dxa"/>
+              <w:bottom w:w="80" w:type="dxa"/>
+              <w:end w:w="120" w:type="dxa"/>
+            </w:tcMar>
+            <w:vAlign w:val="center"/>
+          </w:tcPr>
+          <w:p>
+            <w:pPr>
+              <w:spacing w:after="20"/>
+            </w:pPr>
+            <w:r/>
+            <w:r>
+              <w:rPr>
+                <w:rFonts w:ascii="Segoe UI" w:hAnsi="Segoe UI" w:cs="Segoe UI"/>
+                <w:b w:val="0"/>
+                <w:i w:val="0"/>
+                <w:color w:val="0B1F2E"/>
+                <w:sz w:val="19"/>
+              </w:rPr>
+              <w:t>Resend Limit</w:t>
+            </w:r>
+          </w:p>
+        </w:tc>
+        <w:tc>
+          <w:tcPr>
+            <w:tcW w:type="dxa" w:w="6336"/>
+            <w:tcMar>
+              <w:top w:w="80" w:type="dxa"/>
+              <w:start w:w="120" w:type="dxa"/>
+              <w:bottom w:w="80" w:type="dxa"/>
+              <w:end w:w="120" w:type="dxa"/>
+            </w:tcMar>
+            <w:vAlign w:val="center"/>
+          </w:tcPr>
+          <w:p>
+            <w:pPr>
+              <w:spacing w:after="20"/>
+            </w:pPr>
+            <w:r/>
+            <w:r>
+              <w:rPr>
+                <w:rFonts w:ascii="Segoe UI" w:hAnsi="Segoe UI" w:cs="Segoe UI"/>
+                <w:b w:val="0"/>
+                <w:i w:val="0"/>
+                <w:color w:val="0B1F2E"/>
+                <w:sz w:val="19"/>
+              </w:rPr>
+              <w:t>300 seconds cooldown</w:t>
+            </w:r>
+          </w:p>
+        </w:tc>
+      </w:tr>
+    </w:tbl>
     <w:p>
       <w:pPr>
-        <w:pStyle w:val="Heading2"/>
+        <w:spacing w:after="40"/>
       </w:pPr>
-      <w:r>
-        <w:t>3.1 Email OTP (via Brevo)</w:t>
-      </w:r>
     </w:p>
+    <w:tbl>
+      <w:tblPr>
+        <w:tblStyle w:val="TableGrid"/>
+        <w:tblW w:type="auto" w:w="0"/>
+        <w:tblLook w:firstColumn="1" w:firstRow="1" w:lastColumn="0" w:lastRow="0" w:noHBand="0" w:noVBand="1" w:val="04A0"/>
+      </w:tblPr>
+      <w:tblGrid>
+        <w:gridCol w:w="9317"/>
+      </w:tblGrid>
+      <w:tr>
+        <w:tc>
+          <w:tcPr>
+            <w:tcW w:type="dxa" w:w="9317"/>
+            <w:tcBorders>
+              <w:left w:val="single" w:sz="28" w:space="0" w:color="00BDAA"/>
+            </w:tcBorders>
+            <w:shd w:val="clear" w:fill="E0F7F4"/>
+            <w:tcMar>
+              <w:top w:w="140" w:type="dxa"/>
+              <w:start w:w="200" w:type="dxa"/>
+              <w:bottom w:w="140" w:type="dxa"/>
+              <w:end w:w="200" w:type="dxa"/>
+            </w:tcMar>
+          </w:tcPr>
+          <w:p>
+            <w:pPr>
+              <w:spacing w:after="60"/>
+            </w:pPr>
+            <w:r/>
+            <w:r>
+              <w:rPr>
+                <w:rFonts w:ascii="Segoe UI" w:hAnsi="Segoe UI" w:cs="Segoe UI"/>
+                <w:b/>
+                <w:i w:val="0"/>
+                <w:color w:val="0B1F2E"/>
+                <w:sz w:val="21"/>
+              </w:rPr>
+              <w:t>Security note</w:t>
+            </w:r>
+          </w:p>
+          <w:p>
+            <w:pPr>
+              <w:spacing w:after="0"/>
+            </w:pPr>
+            <w:r>
+              <w:rPr>
+                <w:rFonts w:ascii="Segoe UI" w:hAnsi="Segoe UI" w:cs="Segoe UI"/>
+                <w:b w:val="0"/>
+                <w:i w:val="0"/>
+                <w:color w:val="0B1F2E"/>
+                <w:sz w:val="20"/>
+              </w:rPr>
+              <w:t>OTP codes are stored as bcrypt hashes, not plain text. Even if the database is compromised, the codes cannot be reversed.</w:t>
+            </w:r>
+          </w:p>
+        </w:tc>
+      </w:tr>
+    </w:tbl>
     <w:p>
       <w:pPr>
-        <w:pStyle w:val="ListBullet"/>
+        <w:spacing w:after="40"/>
       </w:pPr>
-      <w:r>
-        <w:t>6-digit numeric code, 10-minute expiry</w:t>
-      </w:r>
-    </w:p>
-    <w:p>
-      <w:pPr>
-        <w:pStyle w:val="ListBullet"/>
-      </w:pPr>
-      <w:r>
-        <w:t>Sent via Brevo SMTP API (ndxdigitalsupport@gmail.com sender)</w:t>
-      </w:r>
-    </w:p>
-    <w:p>
-      <w:pPr>
-        <w:pStyle w:val="ListBullet"/>
-      </w:pPr>
-      <w:r>
-        <w:t>Used for: email verification on registration, email-based password changes</w:t>
-      </w:r>
-    </w:p>
-    <w:p>
-      <w:pPr>
-        <w:pStyle w:val="ListBullet"/>
-      </w:pPr>
-      <w:r>
-        <w:t>Rate limited: max 5 OTP requests per email per hour</w:t>
-      </w:r>
-    </w:p>
-    <w:p>
-      <w:pPr>
-        <w:pStyle w:val="Heading2"/>
-      </w:pPr>
-      <w:r>
-        <w:t>3.2 Phone OTP (via Telegram + Twilio SMS)</w:t>
-      </w:r>
-    </w:p>
-    <w:p>
-      <w:pPr>
-        <w:pStyle w:val="ListBullet"/>
-      </w:pPr>
-      <w:r>
-        <w:t>6-digit numeric code, 10-minute expiry</w:t>
-      </w:r>
-    </w:p>
-    <w:p>
-      <w:pPr>
-        <w:pStyle w:val="ListBullet"/>
-      </w:pPr>
-      <w:r>
-        <w:t>Primary delivery: Telegram bot message to linked chat</w:t>
-      </w:r>
-    </w:p>
-    <w:p>
-      <w:pPr>
-        <w:pStyle w:val="ListBullet"/>
-      </w:pPr>
-      <w:r>
-        <w:t>Fallback delivery: Twilio SMS (phone号码 as recipient)</w:t>
-      </w:r>
-    </w:p>
-    <w:p>
-      <w:pPr>
-        <w:pStyle w:val="ListBullet"/>
-      </w:pPr>
-      <w:r>
-        <w:t>Used for: phone-only user registration verification, phone-based password reset, profile password changes</w:t>
-      </w:r>
-    </w:p>
-    <w:p>
-      <w:pPr>
-        <w:pStyle w:val="ListBullet"/>
-      </w:pPr>
-      <w:r>
-        <w:t>Rate limited: max 5 OTP requests per phone per hour</w:t>
-      </w:r>
-    </w:p>
-    <w:p>
-      <w:pPr>
-        <w:pStyle w:val="ListBullet"/>
-      </w:pPr>
-      <w:r>
-        <w:t>OTP codes are never stored in plain text — only bcrypt hash stored temporarily in-memory</w:t>
-      </w:r>
     </w:p>
     <w:p>
       <w:pPr>
         <w:pStyle w:val="Heading1"/>
+        <w:spacing w:before="360" w:after="120"/>
+        <w:pBdr>
+          <w:bottom w:val="single" w:sz="12" w:space="4" w:color="00BDAA"/>
+        </w:pBdr>
       </w:pPr>
       <w:r>
+        <w:rPr>
+          <w:rFonts w:ascii="Segoe UI" w:hAnsi="Segoe UI" w:cs="Segoe UI"/>
+          <w:b/>
+          <w:i w:val="0"/>
+          <w:color w:val="0B1F2E"/>
+          <w:sz w:val="32"/>
+        </w:rPr>
         <w:t>4. Session &amp; Token Management</w:t>
       </w:r>
     </w:p>
     <w:p>
       <w:pPr>
         <w:pStyle w:val="ListBullet"/>
+        <w:spacing w:after="60"/>
+        <w:ind w:left="432"/>
       </w:pPr>
       <w:r>
-        <w:t>JWT tokens issued on successful login</w:t>
+        <w:rPr>
+          <w:rFonts w:ascii="Segoe UI" w:hAnsi="Segoe UI" w:cs="Segoe UI"/>
+          <w:b w:val="0"/>
+          <w:i w:val="0"/>
+          <w:color w:val="0B1F2E"/>
+          <w:sz w:val="21"/>
+        </w:rPr>
+        <w:t>JWT tokens are issued on successful login</w:t>
       </w:r>
     </w:p>
     <w:p>
       <w:pPr>
         <w:pStyle w:val="ListBullet"/>
+        <w:spacing w:after="60"/>
+        <w:ind w:left="432"/>
       </w:pPr>
       <w:r>
+        <w:rPr>
+          <w:rFonts w:ascii="Segoe UI" w:hAnsi="Segoe UI" w:cs="Segoe UI"/>
+          <w:b w:val="0"/>
+          <w:i w:val="0"/>
+          <w:color w:val="0B1F2E"/>
+          <w:sz w:val="21"/>
+        </w:rPr>
         <w:t>Token payload: { id, email, name, role, iat }</w:t>
       </w:r>
     </w:p>
     <w:p>
       <w:pPr>
         <w:pStyle w:val="ListBullet"/>
+        <w:spacing w:after="60"/>
+        <w:ind w:left="432"/>
       </w:pPr>
       <w:r>
-        <w:t>Tokens validated server-side on every API request via authMiddleware</w:t>
+        <w:rPr>
+          <w:rFonts w:ascii="Segoe UI" w:hAnsi="Segoe UI" w:cs="Segoe UI"/>
+          <w:b w:val="0"/>
+          <w:i w:val="0"/>
+          <w:color w:val="0B1F2E"/>
+          <w:sz w:val="21"/>
+        </w:rPr>
+        <w:t>Tokens are validated server-side on every API request</w:t>
       </w:r>
     </w:p>
     <w:p>
       <w:pPr>
         <w:pStyle w:val="ListBullet"/>
+        <w:spacing w:after="60"/>
+        <w:ind w:left="432"/>
       </w:pPr>
       <w:r>
+        <w:rPr>
+          <w:rFonts w:ascii="Segoe UI" w:hAnsi="Segoe UI" w:cs="Segoe UI"/>
+          <w:b w:val="0"/>
+          <w:i w:val="0"/>
+          <w:color w:val="0B1F2E"/>
+          <w:sz w:val="21"/>
+        </w:rPr>
         <w:t>No refresh tokens — re-login required after expiry</w:t>
       </w:r>
     </w:p>
     <w:p>
       <w:pPr>
         <w:pStyle w:val="ListBullet"/>
+        <w:spacing w:after="60"/>
+        <w:ind w:left="432"/>
       </w:pPr>
       <w:r>
-        <w:t>Tokens stored in browser localStorage (client-side)</w:t>
-      </w:r>
-    </w:p>
-    <w:p>
-      <w:pPr>
-        <w:pStyle w:val="ListBullet"/>
-      </w:pPr>
-      <w:r>
-        <w:t>Phone-only users receive JWT via auto-login after Telegram phone sharing (no separate login step)</w:t>
+        <w:rPr>
+          <w:rFonts w:ascii="Segoe UI" w:hAnsi="Segoe UI" w:cs="Segoe UI"/>
+          <w:b w:val="0"/>
+          <w:i w:val="0"/>
+          <w:color w:val="0B1F2E"/>
+          <w:sz w:val="21"/>
+        </w:rPr>
+        <w:t>Tokens are stored in browser localStorage (client-side)</w:t>
       </w:r>
     </w:p>
     <w:p>
       <w:pPr>
         <w:pStyle w:val="Heading1"/>
+        <w:spacing w:before="360" w:after="120"/>
+        <w:pBdr>
+          <w:bottom w:val="single" w:sz="12" w:space="4" w:color="00BDAA"/>
+        </w:pBdr>
       </w:pPr>
       <w:r>
+        <w:rPr>
+          <w:rFonts w:ascii="Segoe UI" w:hAnsi="Segoe UI" w:cs="Segoe UI"/>
+          <w:b/>
+          <w:i w:val="0"/>
+          <w:color w:val="0B1F2E"/>
+          <w:sz w:val="32"/>
+        </w:rPr>
         <w:t>5. Role-Based Access Control</w:t>
       </w:r>
     </w:p>
+    <w:tbl>
+      <w:tblPr>
+        <w:tblStyle w:val="TableGrid"/>
+        <w:tblW w:type="auto" w:w="0"/>
+        <w:jc w:val="center"/>
+        <w:tblLayout w:type="fixed"/>
+        <w:tblLook w:firstColumn="1" w:firstRow="1" w:lastColumn="0" w:lastRow="0" w:noHBand="0" w:noVBand="1" w:val="04A0"/>
+      </w:tblPr>
+      <w:tblGrid>
+        <w:gridCol w:w="4658"/>
+        <w:gridCol w:w="4658"/>
+      </w:tblGrid>
+      <w:tr>
+        <w:tc>
+          <w:tcPr>
+            <w:tcW w:type="dxa" w:w="2304"/>
+            <w:shd w:val="clear" w:fill="0B1F2E"/>
+            <w:tcMar>
+              <w:top w:w="80" w:type="dxa"/>
+              <w:start w:w="120" w:type="dxa"/>
+              <w:bottom w:w="80" w:type="dxa"/>
+              <w:end w:w="120" w:type="dxa"/>
+            </w:tcMar>
+            <w:vAlign w:val="center"/>
+          </w:tcPr>
+          <w:p>
+            <w:pPr>
+              <w:jc w:val="left"/>
+            </w:pPr>
+            <w:r/>
+            <w:r>
+              <w:rPr>
+                <w:rFonts w:ascii="Segoe UI" w:hAnsi="Segoe UI" w:cs="Segoe UI"/>
+                <w:b/>
+                <w:i w:val="0"/>
+                <w:color w:val="FFFFFF"/>
+                <w:sz w:val="19"/>
+              </w:rPr>
+              <w:t>Role</w:t>
+            </w:r>
+          </w:p>
+        </w:tc>
+        <w:tc>
+          <w:tcPr>
+            <w:tcW w:type="dxa" w:w="6912"/>
+            <w:shd w:val="clear" w:fill="0B1F2E"/>
+            <w:tcMar>
+              <w:top w:w="80" w:type="dxa"/>
+              <w:start w:w="120" w:type="dxa"/>
+              <w:bottom w:w="80" w:type="dxa"/>
+              <w:end w:w="120" w:type="dxa"/>
+            </w:tcMar>
+            <w:vAlign w:val="center"/>
+          </w:tcPr>
+          <w:p>
+            <w:pPr>
+              <w:jc w:val="left"/>
+            </w:pPr>
+            <w:r/>
+            <w:r>
+              <w:rPr>
+                <w:rFonts w:ascii="Segoe UI" w:hAnsi="Segoe UI" w:cs="Segoe UI"/>
+                <w:b/>
+                <w:i w:val="0"/>
+                <w:color w:val="FFFFFF"/>
+                <w:sz w:val="19"/>
+              </w:rPr>
+              <w:t>Permissions</w:t>
+            </w:r>
+          </w:p>
+        </w:tc>
+      </w:tr>
+      <w:tr>
+        <w:tc>
+          <w:tcPr>
+            <w:tcW w:type="dxa" w:w="2304"/>
+            <w:tcMar>
+              <w:top w:w="80" w:type="dxa"/>
+              <w:start w:w="120" w:type="dxa"/>
+              <w:bottom w:w="80" w:type="dxa"/>
+              <w:end w:w="120" w:type="dxa"/>
+            </w:tcMar>
+            <w:vAlign w:val="center"/>
+          </w:tcPr>
+          <w:p>
+            <w:pPr>
+              <w:spacing w:after="20"/>
+            </w:pPr>
+            <w:r/>
+            <w:r>
+              <w:rPr>
+                <w:rFonts w:ascii="Segoe UI" w:hAnsi="Segoe UI" w:cs="Segoe UI"/>
+                <w:b w:val="0"/>
+                <w:i w:val="0"/>
+                <w:color w:val="0B1F2E"/>
+                <w:sz w:val="19"/>
+              </w:rPr>
+              <w:t>customer</w:t>
+            </w:r>
+          </w:p>
+        </w:tc>
+        <w:tc>
+          <w:tcPr>
+            <w:tcW w:type="dxa" w:w="6912"/>
+            <w:tcMar>
+              <w:top w:w="80" w:type="dxa"/>
+              <w:start w:w="120" w:type="dxa"/>
+              <w:bottom w:w="80" w:type="dxa"/>
+              <w:end w:w="120" w:type="dxa"/>
+            </w:tcMar>
+            <w:vAlign w:val="center"/>
+          </w:tcPr>
+          <w:p>
+            <w:pPr>
+              <w:spacing w:after="20"/>
+            </w:pPr>
+            <w:r/>
+            <w:r>
+              <w:rPr>
+                <w:rFonts w:ascii="Segoe UI" w:hAnsi="Segoe UI" w:cs="Segoe UI"/>
+                <w:b w:val="0"/>
+                <w:i w:val="0"/>
+                <w:color w:val="0B1F2E"/>
+                <w:sz w:val="19"/>
+              </w:rPr>
+              <w:t>Apply for loans, view own transactions, manage profile, make payments</w:t>
+            </w:r>
+          </w:p>
+        </w:tc>
+      </w:tr>
+      <w:tr>
+        <w:tc>
+          <w:tcPr>
+            <w:tcW w:type="dxa" w:w="2304"/>
+            <w:shd w:val="clear" w:fill="F4F8FA"/>
+            <w:tcMar>
+              <w:top w:w="80" w:type="dxa"/>
+              <w:start w:w="120" w:type="dxa"/>
+              <w:bottom w:w="80" w:type="dxa"/>
+              <w:end w:w="120" w:type="dxa"/>
+            </w:tcMar>
+            <w:vAlign w:val="center"/>
+          </w:tcPr>
+          <w:p>
+            <w:pPr>
+              <w:spacing w:after="20"/>
+            </w:pPr>
+            <w:r/>
+            <w:r>
+              <w:rPr>
+                <w:rFonts w:ascii="Segoe UI" w:hAnsi="Segoe UI" w:cs="Segoe UI"/>
+                <w:b w:val="0"/>
+                <w:i w:val="0"/>
+                <w:color w:val="0B1F2E"/>
+                <w:sz w:val="19"/>
+              </w:rPr>
+              <w:t>loan-officer</w:t>
+            </w:r>
+          </w:p>
+        </w:tc>
+        <w:tc>
+          <w:tcPr>
+            <w:tcW w:type="dxa" w:w="6912"/>
+            <w:shd w:val="clear" w:fill="F4F8FA"/>
+            <w:tcMar>
+              <w:top w:w="80" w:type="dxa"/>
+              <w:start w:w="120" w:type="dxa"/>
+              <w:bottom w:w="80" w:type="dxa"/>
+              <w:end w:w="120" w:type="dxa"/>
+            </w:tcMar>
+            <w:vAlign w:val="center"/>
+          </w:tcPr>
+          <w:p>
+            <w:pPr>
+              <w:spacing w:after="20"/>
+            </w:pPr>
+            <w:r/>
+            <w:r>
+              <w:rPr>
+                <w:rFonts w:ascii="Segoe UI" w:hAnsi="Segoe UI" w:cs="Segoe UI"/>
+                <w:b w:val="0"/>
+                <w:i w:val="0"/>
+                <w:color w:val="0B1F2E"/>
+                <w:sz w:val="19"/>
+              </w:rPr>
+              <w:t>Review applications, approve/reject/hold loans, view assigned cases, access stats &amp; tasks</w:t>
+            </w:r>
+          </w:p>
+        </w:tc>
+      </w:tr>
+      <w:tr>
+        <w:tc>
+          <w:tcPr>
+            <w:tcW w:type="dxa" w:w="2304"/>
+            <w:tcMar>
+              <w:top w:w="80" w:type="dxa"/>
+              <w:start w:w="120" w:type="dxa"/>
+              <w:bottom w:w="80" w:type="dxa"/>
+              <w:end w:w="120" w:type="dxa"/>
+            </w:tcMar>
+            <w:vAlign w:val="center"/>
+          </w:tcPr>
+          <w:p>
+            <w:pPr>
+              <w:spacing w:after="20"/>
+            </w:pPr>
+            <w:r/>
+            <w:r>
+              <w:rPr>
+                <w:rFonts w:ascii="Segoe UI" w:hAnsi="Segoe UI" w:cs="Segoe UI"/>
+                <w:b w:val="0"/>
+                <w:i w:val="0"/>
+                <w:color w:val="0B1F2E"/>
+                <w:sz w:val="19"/>
+              </w:rPr>
+              <w:t>admin</w:t>
+            </w:r>
+          </w:p>
+        </w:tc>
+        <w:tc>
+          <w:tcPr>
+            <w:tcW w:type="dxa" w:w="6912"/>
+            <w:tcMar>
+              <w:top w:w="80" w:type="dxa"/>
+              <w:start w:w="120" w:type="dxa"/>
+              <w:bottom w:w="80" w:type="dxa"/>
+              <w:end w:w="120" w:type="dxa"/>
+            </w:tcMar>
+            <w:vAlign w:val="center"/>
+          </w:tcPr>
+          <w:p>
+            <w:pPr>
+              <w:spacing w:after="20"/>
+            </w:pPr>
+            <w:r/>
+            <w:r>
+              <w:rPr>
+                <w:rFonts w:ascii="Segoe UI" w:hAnsi="Segoe UI" w:cs="Segoe UI"/>
+                <w:b w:val="0"/>
+                <w:i w:val="0"/>
+                <w:color w:val="0B1F2E"/>
+                <w:sz w:val="19"/>
+              </w:rPr>
+              <w:t>Client-level admin — platform dashboard access, user management, loan oversight</w:t>
+            </w:r>
+          </w:p>
+        </w:tc>
+      </w:tr>
+      <w:tr>
+        <w:tc>
+          <w:tcPr>
+            <w:tcW w:type="dxa" w:w="2304"/>
+            <w:shd w:val="clear" w:fill="F4F8FA"/>
+            <w:tcMar>
+              <w:top w:w="80" w:type="dxa"/>
+              <w:start w:w="120" w:type="dxa"/>
+              <w:bottom w:w="80" w:type="dxa"/>
+              <w:end w:w="120" w:type="dxa"/>
+            </w:tcMar>
+            <w:vAlign w:val="center"/>
+          </w:tcPr>
+          <w:p>
+            <w:pPr>
+              <w:spacing w:after="20"/>
+            </w:pPr>
+            <w:r/>
+            <w:r>
+              <w:rPr>
+                <w:rFonts w:ascii="Segoe UI" w:hAnsi="Segoe UI" w:cs="Segoe UI"/>
+                <w:b w:val="0"/>
+                <w:i w:val="0"/>
+                <w:color w:val="0B1F2E"/>
+                <w:sz w:val="19"/>
+              </w:rPr>
+              <w:t>super-admin</w:t>
+            </w:r>
+          </w:p>
+        </w:tc>
+        <w:tc>
+          <w:tcPr>
+            <w:tcW w:type="dxa" w:w="6912"/>
+            <w:shd w:val="clear" w:fill="F4F8FA"/>
+            <w:tcMar>
+              <w:top w:w="80" w:type="dxa"/>
+              <w:start w:w="120" w:type="dxa"/>
+              <w:bottom w:w="80" w:type="dxa"/>
+              <w:end w:w="120" w:type="dxa"/>
+            </w:tcMar>
+            <w:vAlign w:val="center"/>
+          </w:tcPr>
+          <w:p>
+            <w:pPr>
+              <w:spacing w:after="20"/>
+            </w:pPr>
+            <w:r/>
+            <w:r>
+              <w:rPr>
+                <w:rFonts w:ascii="Segoe UI" w:hAnsi="Segoe UI" w:cs="Segoe UI"/>
+                <w:b w:val="0"/>
+                <w:i w:val="0"/>
+                <w:color w:val="0B1F2E"/>
+                <w:sz w:val="19"/>
+              </w:rPr>
+              <w:t>Full access: analytics, user management, config, audit logs, bot commands, system settings</w:t>
+            </w:r>
+          </w:p>
+        </w:tc>
+      </w:tr>
+    </w:tbl>
+    <w:p>
+      <w:pPr>
+        <w:spacing w:after="40"/>
+      </w:pPr>
+    </w:p>
     <w:p>
       <w:r>
-        <w:t>All API endpoints enforce role checks server-side via requireRole() middleware. A user cannot access another role's endpoints even with a valid JWT token.</w:t>
-      </w:r>
-    </w:p>
-    <w:p>
-      <w:pPr>
-        <w:pStyle w:val="ListBullet"/>
-      </w:pPr>
-      <w:r>
-        <w:t>Customer: loan create, view own loans/transactions, profile, KHQR</w:t>
-      </w:r>
-    </w:p>
-    <w:p>
-      <w:pPr>
-        <w:pStyle w:val="ListBullet"/>
-      </w:pPr>
-      <w:r>
-        <w:t>Loan Officer: loan review, approve/reject/hold, KYC task management</w:t>
-      </w:r>
-    </w:p>
-    <w:p>
-      <w:pPr>
-        <w:pStyle w:val="ListBullet"/>
-      </w:pPr>
-      <w:r>
-        <w:t>Admin: all Loan Officer + user management, system configuration, broadcast, audit logs</w:t>
-      </w:r>
-    </w:p>
-    <w:p>
-      <w:pPr>
-        <w:pStyle w:val="ListBullet"/>
-      </w:pPr>
-      <w:r>
-        <w:t>Super Admin: all Admin + role promotion to Admin, platform settings</w:t>
+        <w:rPr>
+          <w:rFonts w:ascii="Segoe UI" w:hAnsi="Segoe UI" w:cs="Segoe UI"/>
+          <w:b w:val="0"/>
+          <w:i w:val="0"/>
+          <w:color w:val="0B1F2E"/>
+          <w:sz w:val="21"/>
+        </w:rPr>
+        <w:t>All API endpoints enforce role checks server-side. A user cannot access another role's endpoints even with a valid JWT token. Loan approval/rejection/hold actions and the platform statistics and tasks endpoints require a loan-officer, admin, or super-admin role.</w:t>
       </w:r>
     </w:p>
     <w:p>
       <w:pPr>
         <w:pStyle w:val="Heading1"/>
+        <w:spacing w:before="360" w:after="120"/>
+        <w:pBdr>
+          <w:bottom w:val="single" w:sz="12" w:space="4" w:color="00BDAA"/>
+        </w:pBdr>
       </w:pPr>
       <w:r>
+        <w:rPr>
+          <w:rFonts w:ascii="Segoe UI" w:hAnsi="Segoe UI" w:cs="Segoe UI"/>
+          <w:b/>
+          <w:i w:val="0"/>
+          <w:color w:val="0B1F2E"/>
+          <w:sz w:val="32"/>
+        </w:rPr>
         <w:t>6. Audit Logging</w:t>
       </w:r>
     </w:p>
     <w:p>
       <w:pPr>
         <w:pStyle w:val="ListBullet"/>
+        <w:spacing w:after="60"/>
+        <w:ind w:left="432"/>
       </w:pPr>
       <w:r>
-        <w:t>Every sensitive action logged to nexus_audit_logs table</w:t>
+        <w:rPr>
+          <w:rFonts w:ascii="Segoe UI" w:hAnsi="Segoe UI" w:cs="Segoe UI"/>
+          <w:b w:val="0"/>
+          <w:i w:val="0"/>
+          <w:color w:val="0B1F2E"/>
+          <w:sz w:val="21"/>
+        </w:rPr>
+        <w:t>Every sensitive action is logged to the nexus_audit_logs table</w:t>
       </w:r>
     </w:p>
     <w:p>
       <w:pPr>
         <w:pStyle w:val="ListBullet"/>
+        <w:spacing w:after="60"/>
+        <w:ind w:left="432"/>
       </w:pPr>
       <w:r>
+        <w:rPr>
+          <w:rFonts w:ascii="Segoe UI" w:hAnsi="Segoe UI" w:cs="Segoe UI"/>
+          <w:b w:val="0"/>
+          <w:i w:val="0"/>
+          <w:color w:val="0B1F2E"/>
+          <w:sz w:val="21"/>
+        </w:rPr>
         <w:t>Log entry: timestamp, action type, description, user metadata (id, email, name, role)</w:t>
       </w:r>
     </w:p>
     <w:p>
       <w:pPr>
         <w:pStyle w:val="ListBullet"/>
+        <w:spacing w:after="60"/>
+        <w:ind w:left="432"/>
       </w:pPr>
       <w:r>
-        <w:t>Actions logged: login, register, loan create/update, profile update, password change, OTP requests, role changes</w:t>
+        <w:rPr>
+          <w:rFonts w:ascii="Segoe UI" w:hAnsi="Segoe UI" w:cs="Segoe UI"/>
+          <w:b w:val="0"/>
+          <w:i w:val="0"/>
+          <w:color w:val="0B1F2E"/>
+          <w:sz w:val="21"/>
+        </w:rPr>
+        <w:t>Actions logged: login, register, loan create, loan update, profile update, password change</w:t>
       </w:r>
     </w:p>
     <w:p>
       <w:pPr>
         <w:pStyle w:val="ListBullet"/>
+        <w:spacing w:after="60"/>
+        <w:ind w:left="432"/>
       </w:pPr>
       <w:r>
-        <w:t>Audit logs are append-only and viewable by Super Admin via Settings &gt; Audit Logs</w:t>
+        <w:rPr>
+          <w:rFonts w:ascii="Segoe UI" w:hAnsi="Segoe UI" w:cs="Segoe UI"/>
+          <w:b w:val="0"/>
+          <w:i w:val="0"/>
+          <w:color w:val="0B1F2E"/>
+          <w:sz w:val="21"/>
+        </w:rPr>
+        <w:t>Audit logs are append-only and viewable by Super Admin</w:t>
       </w:r>
     </w:p>
     <w:p>
       <w:pPr>
         <w:pStyle w:val="Heading1"/>
+        <w:spacing w:before="360" w:after="120"/>
+        <w:pBdr>
+          <w:bottom w:val="single" w:sz="12" w:space="4" w:color="00BDAA"/>
+        </w:pBdr>
       </w:pPr>
       <w:r>
+        <w:rPr>
+          <w:rFonts w:ascii="Segoe UI" w:hAnsi="Segoe UI" w:cs="Segoe UI"/>
+          <w:b/>
+          <w:i w:val="0"/>
+          <w:color w:val="0B1F2E"/>
+          <w:sz w:val="32"/>
+        </w:rPr>
         <w:t>7. API Security</w:t>
       </w:r>
     </w:p>
     <w:p>
       <w:pPr>
         <w:pStyle w:val="ListBullet"/>
+        <w:spacing w:after="60"/>
+        <w:ind w:left="432"/>
       </w:pPr>
       <w:r>
+        <w:rPr>
+          <w:rFonts w:ascii="Segoe UI" w:hAnsi="Segoe UI" w:cs="Segoe UI"/>
+          <w:b w:val="0"/>
+          <w:i w:val="0"/>
+          <w:color w:val="0B1F2E"/>
+          <w:sz w:val="21"/>
+        </w:rPr>
         <w:t>Rate limiting on auth endpoints (login, register, OTP, password reset)</w:t>
       </w:r>
     </w:p>
     <w:p>
       <w:pPr>
         <w:pStyle w:val="ListBullet"/>
+        <w:spacing w:after="60"/>
+        <w:ind w:left="432"/>
       </w:pPr>
       <w:r>
-        <w:t>CORS configured to allow only the frontend origin (Vercel)</w:t>
+        <w:rPr>
+          <w:rFonts w:ascii="Segoe UI" w:hAnsi="Segoe UI" w:cs="Segoe UI"/>
+          <w:b w:val="0"/>
+          <w:i w:val="0"/>
+          <w:color w:val="0B1F2E"/>
+          <w:sz w:val="21"/>
+        </w:rPr>
+        <w:t>CORS configured to allow only the frontend origin</w:t>
       </w:r>
     </w:p>
     <w:p>
       <w:pPr>
         <w:pStyle w:val="ListBullet"/>
+        <w:spacing w:after="60"/>
+        <w:ind w:left="432"/>
       </w:pPr>
       <w:r>
-        <w:t>Environment variables for all secrets (JWT_SECRET, API keys, DB credentials)</w:t>
+        <w:rPr>
+          <w:rFonts w:ascii="Segoe UI" w:hAnsi="Segoe UI" w:cs="Segoe UI"/>
+          <w:b w:val="0"/>
+          <w:i w:val="0"/>
+          <w:color w:val="0B1F2E"/>
+          <w:sz w:val="21"/>
+        </w:rPr>
+        <w:t>Environment variables for all secrets (JWT_SECRET, API keys, database credentials)</w:t>
       </w:r>
     </w:p>
     <w:p>
       <w:pPr>
         <w:pStyle w:val="ListBullet"/>
+        <w:spacing w:after="60"/>
+        <w:ind w:left="432"/>
       </w:pPr>
       <w:r>
+        <w:rPr>
+          <w:rFonts w:ascii="Segoe UI" w:hAnsi="Segoe UI" w:cs="Segoe UI"/>
+          <w:b w:val="0"/>
+          <w:i w:val="0"/>
+          <w:color w:val="0B1F2E"/>
+          <w:sz w:val="21"/>
+        </w:rPr>
         <w:t>No secrets committed to the Git repository</w:t>
       </w:r>
     </w:p>
     <w:p>
       <w:pPr>
         <w:pStyle w:val="ListBullet"/>
+        <w:spacing w:after="60"/>
+        <w:ind w:left="432"/>
       </w:pPr>
       <w:r>
+        <w:rPr>
+          <w:rFonts w:ascii="Segoe UI" w:hAnsi="Segoe UI" w:cs="Segoe UI"/>
+          <w:b w:val="0"/>
+          <w:i w:val="0"/>
+          <w:color w:val="0B1F2E"/>
+          <w:sz w:val="21"/>
+        </w:rPr>
         <w:t>HTTPS enforced on all deployed endpoints</w:t>
       </w:r>
     </w:p>
     <w:p>
       <w:pPr>
         <w:pStyle w:val="Heading1"/>
+        <w:spacing w:before="360" w:after="120"/>
+        <w:pBdr>
+          <w:bottom w:val="single" w:sz="12" w:space="4" w:color="00BDAA"/>
+        </w:pBdr>
       </w:pPr>
       <w:r>
+        <w:rPr>
+          <w:rFonts w:ascii="Segoe UI" w:hAnsi="Segoe UI" w:cs="Segoe UI"/>
+          <w:b/>
+          <w:i w:val="0"/>
+          <w:color w:val="0B1F2E"/>
+          <w:sz w:val="32"/>
+        </w:rPr>
         <w:t>8. Data Protection</w:t>
       </w:r>
     </w:p>
     <w:p>
       <w:pPr>
         <w:pStyle w:val="ListBullet"/>
+        <w:spacing w:after="60"/>
+        <w:ind w:left="432"/>
       </w:pPr>
       <w:r>
+        <w:rPr>
+          <w:rFonts w:ascii="Segoe UI" w:hAnsi="Segoe UI" w:cs="Segoe UI"/>
+          <w:b w:val="0"/>
+          <w:i w:val="0"/>
+          <w:color w:val="0B1F2E"/>
+          <w:sz w:val="21"/>
+        </w:rPr>
         <w:t>User data stored in Supabase (AWS-hosted PostgreSQL)</w:t>
       </w:r>
     </w:p>
     <w:p>
       <w:pPr>
         <w:pStyle w:val="ListBullet"/>
+        <w:spacing w:after="60"/>
+        <w:ind w:left="432"/>
       </w:pPr>
       <w:r>
+        <w:rPr>
+          <w:rFonts w:ascii="Segoe UI" w:hAnsi="Segoe UI" w:cs="Segoe UI"/>
+          <w:b w:val="0"/>
+          <w:i w:val="0"/>
+          <w:color w:val="0B1F2E"/>
+          <w:sz w:val="21"/>
+        </w:rPr>
         <w:t>Service role key used for server-side operations (bypasses RLS)</w:t>
       </w:r>
     </w:p>
     <w:p>
       <w:pPr>
         <w:pStyle w:val="ListBullet"/>
+        <w:spacing w:after="60"/>
+        <w:ind w:left="432"/>
       </w:pPr>
       <w:r>
+        <w:rPr>
+          <w:rFonts w:ascii="Segoe UI" w:hAnsi="Segoe UI" w:cs="Segoe UI"/>
+          <w:b w:val="0"/>
+          <w:i w:val="0"/>
+          <w:color w:val="0B1F2E"/>
+          <w:sz w:val="21"/>
+        </w:rPr>
         <w:t>Frontend uses anon key with RLS policies</w:t>
       </w:r>
     </w:p>
     <w:p>
       <w:pPr>
         <w:pStyle w:val="ListBullet"/>
+        <w:spacing w:after="60"/>
+        <w:ind w:left="432"/>
       </w:pPr>
       <w:r>
+        <w:rPr>
+          <w:rFonts w:ascii="Segoe UI" w:hAnsi="Segoe UI" w:cs="Segoe UI"/>
+          <w:b w:val="0"/>
+          <w:i w:val="0"/>
+          <w:color w:val="0B1F2E"/>
+          <w:sz w:val="21"/>
+        </w:rPr>
         <w:t>No personally identifiable information in logs or error messages</w:t>
       </w:r>
     </w:p>
     <w:p>
       <w:pPr>
         <w:pStyle w:val="ListBullet"/>
+        <w:spacing w:after="60"/>
+        <w:ind w:left="432"/>
       </w:pPr>
       <w:r>
-        <w:t>OTP codes never stored in plain text — only bcrypt hash in memory during verification</w:t>
-      </w:r>
-    </w:p>
-    <w:p>
-      <w:pPr>
-        <w:pStyle w:val="ListBullet"/>
-      </w:pPr>
-      <w:r>
-        <w:t>Phone-only users have synthetic emails (e.g., 85570961423@nexus.local) — no real email required</w:t>
+        <w:rPr>
+          <w:rFonts w:ascii="Segoe UI" w:hAnsi="Segoe UI" w:cs="Segoe UI"/>
+          <w:b w:val="0"/>
+          <w:i w:val="0"/>
+          <w:color w:val="0B1F2E"/>
+          <w:sz w:val="21"/>
+        </w:rPr>
+        <w:t>OTP codes never stored in plain text</w:t>
       </w:r>
     </w:p>
     <w:p>
       <w:pPr>
         <w:pStyle w:val="Heading1"/>
+        <w:spacing w:before="360" w:after="120"/>
+        <w:pBdr>
+          <w:bottom w:val="single" w:sz="12" w:space="4" w:color="00BDAA"/>
+        </w:pBdr>
       </w:pPr>
       <w:r>
+        <w:rPr>
+          <w:rFonts w:ascii="Segoe UI" w:hAnsi="Segoe UI" w:cs="Segoe UI"/>
+          <w:b/>
+          <w:i w:val="0"/>
+          <w:color w:val="0B1F2E"/>
+          <w:sz w:val="32"/>
+        </w:rPr>
         <w:t>9. Payment Security</w:t>
       </w:r>
     </w:p>
     <w:p>
       <w:pPr>
         <w:pStyle w:val="ListBullet"/>
+        <w:spacing w:after="60"/>
+        <w:ind w:left="432"/>
       </w:pPr>
       <w:r>
+        <w:rPr>
+          <w:rFonts w:ascii="Segoe UI" w:hAnsi="Segoe UI" w:cs="Segoe UI"/>
+          <w:b w:val="0"/>
+          <w:i w:val="0"/>
+          <w:color w:val="0B1F2E"/>
+          <w:sz w:val="21"/>
+        </w:rPr>
         <w:t>KHQR codes are generated server-side with CRC16 verification</w:t>
       </w:r>
     </w:p>
     <w:p>
       <w:pPr>
         <w:pStyle w:val="ListBullet"/>
+        <w:spacing w:after="60"/>
+        <w:ind w:left="432"/>
       </w:pPr>
       <w:r>
+        <w:rPr>
+          <w:rFonts w:ascii="Segoe UI" w:hAnsi="Segoe UI" w:cs="Segoe UI"/>
+          <w:b w:val="0"/>
+          <w:i w:val="0"/>
+          <w:color w:val="0B1F2E"/>
+          <w:sz w:val="21"/>
+        </w:rPr>
         <w:t>Payment verification requires server-side API calls (not client-side)</w:t>
       </w:r>
     </w:p>
     <w:p>
       <w:pPr>
         <w:pStyle w:val="ListBullet"/>
+        <w:spacing w:after="60"/>
+        <w:ind w:left="432"/>
       </w:pPr>
       <w:r>
-        <w:t>ABA PayWay purchase requests signed with HMAC-SHA512 using a fixed 24-field hash order</w:t>
+        <w:rPr>
+          <w:rFonts w:ascii="Segoe UI" w:hAnsi="Segoe UI" w:cs="Segoe UI"/>
+          <w:b w:val="0"/>
+          <w:i w:val="0"/>
+          <w:color w:val="0B1F2E"/>
+          <w:sz w:val="21"/>
+        </w:rPr>
+        <w:t>ABA PayWay purchase requests are signed with HMAC-SHA512 using a fixed 24-field hash order</w:t>
       </w:r>
     </w:p>
     <w:p>
       <w:pPr>
         <w:pStyle w:val="ListBullet"/>
+        <w:spacing w:after="60"/>
+        <w:ind w:left="432"/>
       </w:pPr>
       <w:r>
-        <w:t>view_type=hosted_view and payment_gate=0 sent unsigned (not in hash)</w:t>
+        <w:rPr>
+          <w:rFonts w:ascii="Segoe UI" w:hAnsi="Segoe UI" w:cs="Segoe UI"/>
+          <w:b w:val="0"/>
+          <w:i w:val="0"/>
+          <w:color w:val="0B1F2E"/>
+          <w:sz w:val="21"/>
+        </w:rPr>
+        <w:t>PayWay webhook callbacks are verified with the same HMAC signature before processing</w:t>
       </w:r>
     </w:p>
     <w:p>
       <w:pPr>
         <w:pStyle w:val="ListBullet"/>
+        <w:spacing w:after="60"/>
+        <w:ind w:left="432"/>
       </w:pPr>
       <w:r>
-        <w:t>PayWay webhook callbacks verified with the same HMAC signature before processing</w:t>
+        <w:rPr>
+          <w:rFonts w:ascii="Segoe UI" w:hAnsi="Segoe UI" w:cs="Segoe UI"/>
+          <w:b w:val="0"/>
+          <w:i w:val="0"/>
+          <w:color w:val="0B1F2E"/>
+          <w:sz w:val="21"/>
+        </w:rPr>
+        <w:t>Hosted checkout keeps card and account data on ABA's PCI-compliant pages — never on our servers</w:t>
       </w:r>
     </w:p>
     <w:p>
       <w:pPr>
         <w:pStyle w:val="ListBullet"/>
+        <w:spacing w:after="60"/>
+        <w:ind w:left="432"/>
       </w:pPr>
       <w:r>
-        <w:t>Hosted checkout keeps card/account data on ABA's PCI-compliant pages — never on our servers</w:t>
+        <w:rPr>
+          <w:rFonts w:ascii="Segoe UI" w:hAnsi="Segoe UI" w:cs="Segoe UI"/>
+          <w:b w:val="0"/>
+          <w:i w:val="0"/>
+          <w:color w:val="0B1F2E"/>
+          <w:sz w:val="21"/>
+        </w:rPr>
+        <w:t>All payment transactions are logged in the audit trail</w:t>
       </w:r>
     </w:p>
     <w:p>
       <w:pPr>
         <w:pStyle w:val="ListBullet"/>
+        <w:spacing w:after="60"/>
+        <w:ind w:left="432"/>
       </w:pPr>
       <w:r>
-        <w:t>All payment transactions logged in audit trail</w:t>
-      </w:r>
-    </w:p>
-    <w:p>
-      <w:pPr>
-        <w:pStyle w:val="ListBullet"/>
-      </w:pPr>
-      <w:r>
-        <w:t>/api/payway/transactions endpoint requires auth — filtered by user email</w:t>
+        <w:rPr>
+          <w:rFonts w:ascii="Segoe UI" w:hAnsi="Segoe UI" w:cs="Segoe UI"/>
+          <w:b w:val="0"/>
+          <w:i w:val="0"/>
+          <w:color w:val="0B1F2E"/>
+          <w:sz w:val="21"/>
+        </w:rPr>
+        <w:t>Sandbox mode active — no real money processed yet</w:t>
       </w:r>
     </w:p>
     <w:sectPr>
-      <w:pgSz w:w="12240" w:h="15840"/>
-      <w:pgMar w:top="1440" w:right="1800" w:bottom="1440" w:left="1800" w:header="720" w:footer="720" w:gutter="0"/>
+      <w:headerReference w:type="default" r:id="rId9"/>
+      <w:footerReference w:type="default" r:id="rId10"/>
+      <w:pgSz w:w="11909" w:h="16834"/>
+      <w:pgMar w:top="1152" w:right="1296" w:bottom="1152" w:left="1296" w:header="720" w:footer="720" w:gutter="0"/>
       <w:cols w:space="720"/>
       <w:docGrid w:linePitch="360"/>
     </w:sectPr>
   </w:body>
 </w:document>
+</file>
+
+<file path=word/footer1.xml><?xml version="1.0" encoding="utf-8"?>
+<w:ftr xmlns:m="http://schemas.openxmlformats.org/officeDocument/2006/math" xmlns:mc="http://schemas.openxmlformats.org/markup-compatibility/2006" xmlns:mo="http://schemas.microsoft.com/office/mac/office/2008/main" xmlns:mv="urn:schemas-microsoft-com:mac:vml" xmlns:o="urn:schemas-microsoft-com:office:office" xmlns:r="http://schemas.openxmlformats.org/officeDocument/2006/relationships" xmlns:v="urn:schemas-microsoft-com:vml" xmlns:w10="urn:schemas-microsoft-com:office:word" xmlns:w14="http://schemas.microsoft.com/office/word/2010/wordml" xmlns:w="http://schemas.openxmlformats.org/wordprocessingml/2006/main" xmlns:wne="http://schemas.microsoft.com/office/word/2006/wordml" xmlns:wp14="http://schemas.microsoft.com/office/word/2010/wordprocessingDrawing" xmlns:wp="http://schemas.openxmlformats.org/drawingml/2006/wordprocessingDrawing" xmlns:wpc="http://schemas.microsoft.com/office/word/2010/wordprocessingCanvas" xmlns:wpg="http://schemas.microsoft.com/office/word/2010/wordprocessingGroup" xmlns:wpi="http://schemas.microsoft.com/office/word/2010/wordprocessingInk" xmlns:wps="http://schemas.microsoft.com/office/word/2010/wordprocessingShape" mc:Ignorable="w14 wp14">
+  <w:p>
+    <w:pPr>
+      <w:pStyle w:val="Footer"/>
+      <w:jc w:val="center"/>
+    </w:pPr>
+    <w:r/>
+    <w:r>
+      <w:rPr>
+        <w:rFonts w:ascii="Segoe UI" w:hAnsi="Segoe UI" w:cs="Segoe UI"/>
+        <w:b w:val="0"/>
+        <w:i w:val="0"/>
+        <w:color w:val="6B7A89"/>
+        <w:sz w:val="16"/>
+      </w:rPr>
+      <w:t>NexusFinance — Security &amp; Compliance  •  NF-DOC-003  •  Internal &amp; Confidential</w:t>
+    </w:r>
+    <w:r>
+      <w:rPr>
+        <w:rFonts w:ascii="Segoe UI" w:hAnsi="Segoe UI" w:cs="Segoe UI"/>
+        <w:b w:val="0"/>
+        <w:i w:val="0"/>
+        <w:color w:val="6B7A89"/>
+        <w:sz w:val="16"/>
+      </w:rPr>
+      <w:t xml:space="preserve">  •  Page </w:t>
+    </w:r>
+    <w:r>
+      <w:fldChar w:fldCharType="begin"/>
+      <w:instrText xml:space="preserve">PAGE</w:instrText>
+      <w:fldChar w:fldCharType="separate"/>
+      <w:t>1</w:t>
+      <w:fldChar w:fldCharType="end"/>
+    </w:r>
+  </w:p>
+</w:ftr>
+</file>
+
+<file path=word/header1.xml><?xml version="1.0" encoding="utf-8"?>
+<w:hdr xmlns:m="http://schemas.openxmlformats.org/officeDocument/2006/math" xmlns:mc="http://schemas.openxmlformats.org/markup-compatibility/2006" xmlns:mo="http://schemas.microsoft.com/office/mac/office/2008/main" xmlns:mv="urn:schemas-microsoft-com:mac:vml" xmlns:o="urn:schemas-microsoft-com:office:office" xmlns:r="http://schemas.openxmlformats.org/officeDocument/2006/relationships" xmlns:v="urn:schemas-microsoft-com:vml" xmlns:w10="urn:schemas-microsoft-com:office:word" xmlns:w14="http://schemas.microsoft.com/office/word/2010/wordml" xmlns:w="http://schemas.openxmlformats.org/wordprocessingml/2006/main" xmlns:wne="http://schemas.microsoft.com/office/word/2006/wordml" xmlns:wp14="http://schemas.microsoft.com/office/word/2010/wordprocessingDrawing" xmlns:wp="http://schemas.openxmlformats.org/drawingml/2006/wordprocessingDrawing" xmlns:wpc="http://schemas.microsoft.com/office/word/2010/wordprocessingCanvas" xmlns:wpg="http://schemas.microsoft.com/office/word/2010/wordprocessingGroup" xmlns:wpi="http://schemas.microsoft.com/office/word/2010/wordprocessingInk" xmlns:wps="http://schemas.microsoft.com/office/word/2010/wordprocessingShape" mc:Ignorable="w14 wp14">
+  <w:p>
+    <w:pPr>
+      <w:pStyle w:val="Header"/>
+    </w:pPr>
+    <w:r/>
+  </w:p>
+</w:hdr>
 </file>
 
 <file path=word/numbering.xml><?xml version="1.0" encoding="utf-8"?>
@@ -966,6 +3529,14 @@
     <w:name w:val="Normal"/>
     <w:qFormat/>
     <w:rsid w:val="00FC693F"/>
+    <w:pPr>
+      <w:spacing w:after="140" w:line="324" w:lineRule="auto"/>
+    </w:pPr>
+    <w:rPr>
+      <w:rFonts w:ascii="Segoe UI" w:hAnsi="Segoe UI" w:cs="Segoe UI"/>
+      <w:color w:val="0B1F2E"/>
+      <w:sz w:val="21"/>
+    </w:rPr>
   </w:style>
   <w:style w:type="paragraph" w:styleId="Header">
     <w:name w:val="header"/>
